--- a/Milestone3/CSC500 Module 8 - Portfolio Milestone.docx
+++ b/Milestone3/CSC500 Module 8 - Portfolio Milestone.docx
@@ -2069,6 +2069,7 @@
         <w:t xml:space="preserve"> not any(</w:t>
       </w:r>
       <w:proofErr w:type="spellStart"/>
+      <w:proofErr w:type="gramStart"/>
       <w:r>
         <w:rPr>
           <w:rFonts w:ascii="Calibri" w:hAnsi="Calibri" w:cs="Calibri"/>
@@ -2076,6 +2077,7 @@
         <w:t>char.isalpha</w:t>
       </w:r>
       <w:proofErr w:type="spellEnd"/>
+      <w:proofErr w:type="gramEnd"/>
       <w:r>
         <w:rPr>
           <w:rFonts w:ascii="Calibri" w:hAnsi="Calibri" w:cs="Calibri"/>
@@ -2101,7 +2103,21 @@
           <w:rFonts w:ascii="Calibri" w:hAnsi="Calibri" w:cs="Calibri"/>
         </w:rPr>
         <w:br/>
-        <w:t xml:space="preserve">            print("Warning!! Item Name must contain at least one alphabet!!\n")</w:t>
+        <w:t xml:space="preserve">            </w:t>
+      </w:r>
+      <w:proofErr w:type="gramStart"/>
+      <w:r>
+        <w:rPr>
+          <w:rFonts w:ascii="Calibri" w:hAnsi="Calibri" w:cs="Calibri"/>
+        </w:rPr>
+        <w:t>print(</w:t>
+      </w:r>
+      <w:proofErr w:type="gramEnd"/>
+      <w:r>
+        <w:rPr>
+          <w:rFonts w:ascii="Calibri" w:hAnsi="Calibri" w:cs="Calibri"/>
+        </w:rPr>
+        <w:t>"Warning!! Item Name must contain at least one alphabet!!\n")</w:t>
       </w:r>
       <w:r>
         <w:rPr>
@@ -2150,9 +2166,17 @@
         <w:rPr>
           <w:rFonts w:ascii="Calibri" w:hAnsi="Calibri" w:cs="Calibri"/>
         </w:rPr>
-        <w:t>item_name.isnumeric</w:t>
-      </w:r>
-      <w:proofErr w:type="spellEnd"/>
+        <w:t>item_</w:t>
+      </w:r>
+      <w:proofErr w:type="gramStart"/>
+      <w:r>
+        <w:rPr>
+          <w:rFonts w:ascii="Calibri" w:hAnsi="Calibri" w:cs="Calibri"/>
+        </w:rPr>
+        <w:t>name.isnumeric</w:t>
+      </w:r>
+      <w:proofErr w:type="spellEnd"/>
+      <w:proofErr w:type="gramEnd"/>
       <w:r>
         <w:rPr>
           <w:rFonts w:ascii="Calibri" w:hAnsi="Calibri" w:cs="Calibri"/>
@@ -2164,7 +2188,35 @@
           <w:rFonts w:ascii="Calibri" w:hAnsi="Calibri" w:cs="Calibri"/>
         </w:rPr>
         <w:br/>
-        <w:t xml:space="preserve">            print("Warning!! Item Name cannot contains only Numerical Characters.\n")</w:t>
+        <w:t xml:space="preserve">            </w:t>
+      </w:r>
+      <w:proofErr w:type="gramStart"/>
+      <w:r>
+        <w:rPr>
+          <w:rFonts w:ascii="Calibri" w:hAnsi="Calibri" w:cs="Calibri"/>
+        </w:rPr>
+        <w:t>print(</w:t>
+      </w:r>
+      <w:proofErr w:type="gramEnd"/>
+      <w:r>
+        <w:rPr>
+          <w:rFonts w:ascii="Calibri" w:hAnsi="Calibri" w:cs="Calibri"/>
+        </w:rPr>
+        <w:t xml:space="preserve">"Warning!! Item Name cannot </w:t>
+      </w:r>
+      <w:proofErr w:type="gramStart"/>
+      <w:r>
+        <w:rPr>
+          <w:rFonts w:ascii="Calibri" w:hAnsi="Calibri" w:cs="Calibri"/>
+        </w:rPr>
+        <w:t>contains</w:t>
+      </w:r>
+      <w:proofErr w:type="gramEnd"/>
+      <w:r>
+        <w:rPr>
+          <w:rFonts w:ascii="Calibri" w:hAnsi="Calibri" w:cs="Calibri"/>
+        </w:rPr>
+        <w:t xml:space="preserve"> only Numerical Characters.\n")</w:t>
       </w:r>
       <w:r>
         <w:rPr>
@@ -2205,14 +2257,29 @@
         <w:rPr>
           <w:rFonts w:ascii="Calibri" w:hAnsi="Calibri" w:cs="Calibri"/>
         </w:rPr>
-        <w:t>item_name.replace</w:t>
-      </w:r>
-      <w:proofErr w:type="spellEnd"/>
-      <w:r>
-        <w:rPr>
-          <w:rFonts w:ascii="Calibri" w:hAnsi="Calibri" w:cs="Calibri"/>
-        </w:rPr>
-        <w:t>(" ", "").</w:t>
+        <w:t>item_</w:t>
+      </w:r>
+      <w:proofErr w:type="gramStart"/>
+      <w:r>
+        <w:rPr>
+          <w:rFonts w:ascii="Calibri" w:hAnsi="Calibri" w:cs="Calibri"/>
+        </w:rPr>
+        <w:t>name.replace</w:t>
+      </w:r>
+      <w:proofErr w:type="spellEnd"/>
+      <w:proofErr w:type="gramEnd"/>
+      <w:r>
+        <w:rPr>
+          <w:rFonts w:ascii="Calibri" w:hAnsi="Calibri" w:cs="Calibri"/>
+        </w:rPr>
+        <w:t>(" ", ""</w:t>
+      </w:r>
+      <w:proofErr w:type="gramStart"/>
+      <w:r>
+        <w:rPr>
+          <w:rFonts w:ascii="Calibri" w:hAnsi="Calibri" w:cs="Calibri"/>
+        </w:rPr>
+        <w:t>).</w:t>
       </w:r>
       <w:proofErr w:type="spellStart"/>
       <w:r>
@@ -2222,6 +2289,7 @@
         <w:t>isalnum</w:t>
       </w:r>
       <w:proofErr w:type="spellEnd"/>
+      <w:proofErr w:type="gramEnd"/>
       <w:r>
         <w:rPr>
           <w:rFonts w:ascii="Calibri" w:hAnsi="Calibri" w:cs="Calibri"/>
@@ -2233,7 +2301,21 @@
           <w:rFonts w:ascii="Calibri" w:hAnsi="Calibri" w:cs="Calibri"/>
         </w:rPr>
         <w:br/>
-        <w:t xml:space="preserve">            print("Warning!! Item Name cannot contains Special Characters.\n")</w:t>
+        <w:t xml:space="preserve">            </w:t>
+      </w:r>
+      <w:proofErr w:type="gramStart"/>
+      <w:r>
+        <w:rPr>
+          <w:rFonts w:ascii="Calibri" w:hAnsi="Calibri" w:cs="Calibri"/>
+        </w:rPr>
+        <w:t>print(</w:t>
+      </w:r>
+      <w:proofErr w:type="gramEnd"/>
+      <w:r>
+        <w:rPr>
+          <w:rFonts w:ascii="Calibri" w:hAnsi="Calibri" w:cs="Calibri"/>
+        </w:rPr>
+        <w:t>"Warning!! Item Name cannot contains Special Characters.\n")</w:t>
       </w:r>
       <w:r>
         <w:rPr>
@@ -2439,7 +2521,21 @@
           <w:rFonts w:ascii="Calibri" w:hAnsi="Calibri" w:cs="Calibri"/>
         </w:rPr>
         <w:br/>
-        <w:t xml:space="preserve">                print("Warning!! Purchased Item Quantity should be greater than 0.\n")</w:t>
+        <w:t xml:space="preserve">                </w:t>
+      </w:r>
+      <w:proofErr w:type="gramStart"/>
+      <w:r>
+        <w:rPr>
+          <w:rFonts w:ascii="Calibri" w:hAnsi="Calibri" w:cs="Calibri"/>
+        </w:rPr>
+        <w:t>print(</w:t>
+      </w:r>
+      <w:proofErr w:type="gramEnd"/>
+      <w:r>
+        <w:rPr>
+          <w:rFonts w:ascii="Calibri" w:hAnsi="Calibri" w:cs="Calibri"/>
+        </w:rPr>
+        <w:t>"Warning!! Purchased Item Quantity should be greater than 0.\n")</w:t>
       </w:r>
       <w:r>
         <w:rPr>
@@ -2480,7 +2576,21 @@
           <w:rFonts w:ascii="Calibri" w:hAnsi="Calibri" w:cs="Calibri"/>
         </w:rPr>
         <w:br/>
-        <w:t xml:space="preserve">                print("Warning!! Purchased Item Quantity is too high.\n")</w:t>
+        <w:t xml:space="preserve">                </w:t>
+      </w:r>
+      <w:proofErr w:type="gramStart"/>
+      <w:r>
+        <w:rPr>
+          <w:rFonts w:ascii="Calibri" w:hAnsi="Calibri" w:cs="Calibri"/>
+        </w:rPr>
+        <w:t>print(</w:t>
+      </w:r>
+      <w:proofErr w:type="gramEnd"/>
+      <w:r>
+        <w:rPr>
+          <w:rFonts w:ascii="Calibri" w:hAnsi="Calibri" w:cs="Calibri"/>
+        </w:rPr>
+        <w:t>"Warning!! Purchased Item Quantity is too high.\n")</w:t>
       </w:r>
       <w:r>
         <w:rPr>
@@ -2535,7 +2645,21 @@
           <w:rFonts w:ascii="Calibri" w:hAnsi="Calibri" w:cs="Calibri"/>
         </w:rPr>
         <w:br/>
-        <w:t xml:space="preserve">            print("Warning!! Purchased Item Quantity must be an integer.\n")</w:t>
+        <w:t xml:space="preserve">            </w:t>
+      </w:r>
+      <w:proofErr w:type="gramStart"/>
+      <w:r>
+        <w:rPr>
+          <w:rFonts w:ascii="Calibri" w:hAnsi="Calibri" w:cs="Calibri"/>
+        </w:rPr>
+        <w:t>print(</w:t>
+      </w:r>
+      <w:proofErr w:type="gramEnd"/>
+      <w:r>
+        <w:rPr>
+          <w:rFonts w:ascii="Calibri" w:hAnsi="Calibri" w:cs="Calibri"/>
+        </w:rPr>
+        <w:t>"Warning!! Purchased Item Quantity must be an integer.\n")</w:t>
       </w:r>
       <w:r>
         <w:rPr>
@@ -2713,7 +2837,21 @@
           <w:rFonts w:ascii="Calibri" w:hAnsi="Calibri" w:cs="Calibri"/>
         </w:rPr>
         <w:br/>
-        <w:t xml:space="preserve">                print("Warning!! Purchased Item Price should be greater than 0.\n")</w:t>
+        <w:t xml:space="preserve">                </w:t>
+      </w:r>
+      <w:proofErr w:type="gramStart"/>
+      <w:r>
+        <w:rPr>
+          <w:rFonts w:ascii="Calibri" w:hAnsi="Calibri" w:cs="Calibri"/>
+        </w:rPr>
+        <w:t>print(</w:t>
+      </w:r>
+      <w:proofErr w:type="gramEnd"/>
+      <w:r>
+        <w:rPr>
+          <w:rFonts w:ascii="Calibri" w:hAnsi="Calibri" w:cs="Calibri"/>
+        </w:rPr>
+        <w:t>"Warning!! Purchased Item Price should be greater than 0.\n")</w:t>
       </w:r>
       <w:r>
         <w:rPr>
@@ -2733,7 +2871,21 @@
           <w:rFonts w:ascii="Calibri" w:hAnsi="Calibri" w:cs="Calibri"/>
         </w:rPr>
         <w:br/>
-        <w:t xml:space="preserve">                return round(price, 2)</w:t>
+        <w:t xml:space="preserve">                return </w:t>
+      </w:r>
+      <w:proofErr w:type="gramStart"/>
+      <w:r>
+        <w:rPr>
+          <w:rFonts w:ascii="Calibri" w:hAnsi="Calibri" w:cs="Calibri"/>
+        </w:rPr>
+        <w:t>round(</w:t>
+      </w:r>
+      <w:proofErr w:type="gramEnd"/>
+      <w:r>
+        <w:rPr>
+          <w:rFonts w:ascii="Calibri" w:hAnsi="Calibri" w:cs="Calibri"/>
+        </w:rPr>
+        <w:t>price, 2)</w:t>
       </w:r>
       <w:r>
         <w:rPr>
@@ -2767,7 +2919,21 @@
           <w:rFonts w:ascii="Calibri" w:hAnsi="Calibri" w:cs="Calibri"/>
         </w:rPr>
         <w:br/>
-        <w:t xml:space="preserve">            print("Warning!! Purchased Item Price must be an integer.\n")</w:t>
+        <w:t xml:space="preserve">            </w:t>
+      </w:r>
+      <w:proofErr w:type="gramStart"/>
+      <w:r>
+        <w:rPr>
+          <w:rFonts w:ascii="Calibri" w:hAnsi="Calibri" w:cs="Calibri"/>
+        </w:rPr>
+        <w:t>print(</w:t>
+      </w:r>
+      <w:proofErr w:type="gramEnd"/>
+      <w:r>
+        <w:rPr>
+          <w:rFonts w:ascii="Calibri" w:hAnsi="Calibri" w:cs="Calibri"/>
+        </w:rPr>
+        <w:t>"Warning!! Purchased Item Price must be an integer.\n")</w:t>
       </w:r>
       <w:r>
         <w:rPr>
@@ -2794,14 +2960,28 @@
         <w:rPr>
           <w:rFonts w:ascii="Calibri" w:hAnsi="Calibri" w:cs="Calibri"/>
         </w:rPr>
-        <w:t>get_valid_item_description</w:t>
-      </w:r>
-      <w:proofErr w:type="spellEnd"/>
-      <w:r>
-        <w:rPr>
-          <w:rFonts w:ascii="Calibri" w:hAnsi="Calibri" w:cs="Calibri"/>
-        </w:rPr>
-        <w:t>():</w:t>
+        <w:t>get_valid_item_</w:t>
+      </w:r>
+      <w:proofErr w:type="gramStart"/>
+      <w:r>
+        <w:rPr>
+          <w:rFonts w:ascii="Calibri" w:hAnsi="Calibri" w:cs="Calibri"/>
+        </w:rPr>
+        <w:t>description</w:t>
+      </w:r>
+      <w:proofErr w:type="spellEnd"/>
+      <w:r>
+        <w:rPr>
+          <w:rFonts w:ascii="Calibri" w:hAnsi="Calibri" w:cs="Calibri"/>
+        </w:rPr>
+        <w:t>(</w:t>
+      </w:r>
+      <w:proofErr w:type="gramEnd"/>
+      <w:r>
+        <w:rPr>
+          <w:rFonts w:ascii="Calibri" w:hAnsi="Calibri" w:cs="Calibri"/>
+        </w:rPr>
+        <w:t>):</w:t>
       </w:r>
       <w:r>
         <w:rPr>
@@ -2822,7 +3002,35 @@
         <w:rPr>
           <w:rFonts w:ascii="Calibri" w:hAnsi="Calibri" w:cs="Calibri"/>
         </w:rPr>
-        <w:t xml:space="preserve"> = input("Enter Purchased Item Description: \n").strip()</w:t>
+        <w:t xml:space="preserve"> = </w:t>
+      </w:r>
+      <w:proofErr w:type="gramStart"/>
+      <w:r>
+        <w:rPr>
+          <w:rFonts w:ascii="Calibri" w:hAnsi="Calibri" w:cs="Calibri"/>
+        </w:rPr>
+        <w:t>input(</w:t>
+      </w:r>
+      <w:proofErr w:type="gramEnd"/>
+      <w:r>
+        <w:rPr>
+          <w:rFonts w:ascii="Calibri" w:hAnsi="Calibri" w:cs="Calibri"/>
+        </w:rPr>
+        <w:t>"Enter Purchased Item Description: \n"</w:t>
+      </w:r>
+      <w:proofErr w:type="gramStart"/>
+      <w:r>
+        <w:rPr>
+          <w:rFonts w:ascii="Calibri" w:hAnsi="Calibri" w:cs="Calibri"/>
+        </w:rPr>
+        <w:t>).strip</w:t>
+      </w:r>
+      <w:proofErr w:type="gramEnd"/>
+      <w:r>
+        <w:rPr>
+          <w:rFonts w:ascii="Calibri" w:hAnsi="Calibri" w:cs="Calibri"/>
+        </w:rPr>
+        <w:t>()</w:t>
       </w:r>
       <w:r>
         <w:rPr>
@@ -2864,7 +3072,21 @@
           <w:rFonts w:ascii="Calibri" w:hAnsi="Calibri" w:cs="Calibri"/>
         </w:rPr>
         <w:br/>
-        <w:t xml:space="preserve">        print("Warning!! Purchased Item Description is too long.\n")</w:t>
+        <w:t xml:space="preserve">        </w:t>
+      </w:r>
+      <w:proofErr w:type="gramStart"/>
+      <w:r>
+        <w:rPr>
+          <w:rFonts w:ascii="Calibri" w:hAnsi="Calibri" w:cs="Calibri"/>
+        </w:rPr>
+        <w:t>print(</w:t>
+      </w:r>
+      <w:proofErr w:type="gramEnd"/>
+      <w:r>
+        <w:rPr>
+          <w:rFonts w:ascii="Calibri" w:hAnsi="Calibri" w:cs="Calibri"/>
+        </w:rPr>
+        <w:t>"Warning!! Purchased Item Description is too long.\n")</w:t>
       </w:r>
       <w:r>
         <w:rPr>
@@ -3393,11 +3615,19 @@
         <w:t xml:space="preserve">        for item in </w:t>
       </w:r>
       <w:proofErr w:type="spellStart"/>
-      <w:r>
-        <w:rPr>
-          <w:rFonts w:ascii="Calibri" w:hAnsi="Calibri" w:cs="Calibri"/>
-        </w:rPr>
-        <w:t>self.cart_items</w:t>
+      <w:proofErr w:type="gramStart"/>
+      <w:r>
+        <w:rPr>
+          <w:rFonts w:ascii="Calibri" w:hAnsi="Calibri" w:cs="Calibri"/>
+        </w:rPr>
+        <w:t>self.cart</w:t>
+      </w:r>
+      <w:proofErr w:type="gramEnd"/>
+      <w:r>
+        <w:rPr>
+          <w:rFonts w:ascii="Calibri" w:hAnsi="Calibri" w:cs="Calibri"/>
+        </w:rPr>
+        <w:t>_items</w:t>
       </w:r>
       <w:proofErr w:type="spellEnd"/>
       <w:r>
@@ -3414,6 +3644,7 @@
         <w:t xml:space="preserve">            if </w:t>
       </w:r>
       <w:proofErr w:type="spellStart"/>
+      <w:proofErr w:type="gramStart"/>
       <w:r>
         <w:rPr>
           <w:rFonts w:ascii="Calibri" w:hAnsi="Calibri" w:cs="Calibri"/>
@@ -3421,6 +3652,7 @@
         <w:t>item.itemName.lower</w:t>
       </w:r>
       <w:proofErr w:type="spellEnd"/>
+      <w:proofErr w:type="gramEnd"/>
       <w:r>
         <w:rPr>
           <w:rFonts w:ascii="Calibri" w:hAnsi="Calibri" w:cs="Calibri"/>
@@ -3432,9 +3664,17 @@
         <w:rPr>
           <w:rFonts w:ascii="Calibri" w:hAnsi="Calibri" w:cs="Calibri"/>
         </w:rPr>
-        <w:t>item_name.lower</w:t>
-      </w:r>
-      <w:proofErr w:type="spellEnd"/>
+        <w:t>item_</w:t>
+      </w:r>
+      <w:proofErr w:type="gramStart"/>
+      <w:r>
+        <w:rPr>
+          <w:rFonts w:ascii="Calibri" w:hAnsi="Calibri" w:cs="Calibri"/>
+        </w:rPr>
+        <w:t>name.lower</w:t>
+      </w:r>
+      <w:proofErr w:type="spellEnd"/>
+      <w:proofErr w:type="gramEnd"/>
       <w:r>
         <w:rPr>
           <w:rFonts w:ascii="Calibri" w:hAnsi="Calibri" w:cs="Calibri"/>
@@ -3459,9 +3699,17 @@
           <w:rFonts w:ascii="Calibri" w:hAnsi="Calibri" w:cs="Calibri"/>
         </w:rPr>
         <w:br/>
-        <w:t xml:space="preserve">                confirm = input(</w:t>
-      </w:r>
-      <w:proofErr w:type="spellStart"/>
+        <w:t xml:space="preserve">                confirm = </w:t>
+      </w:r>
+      <w:proofErr w:type="gramStart"/>
+      <w:r>
+        <w:rPr>
+          <w:rFonts w:ascii="Calibri" w:hAnsi="Calibri" w:cs="Calibri"/>
+        </w:rPr>
+        <w:t>input(</w:t>
+      </w:r>
+      <w:proofErr w:type="spellStart"/>
+      <w:proofErr w:type="gramEnd"/>
       <w:r>
         <w:rPr>
           <w:rFonts w:ascii="Calibri" w:hAnsi="Calibri" w:cs="Calibri"/>
@@ -3476,6 +3724,7 @@
         <w:t xml:space="preserve"> you want to Remove {</w:t>
       </w:r>
       <w:proofErr w:type="spellStart"/>
+      <w:proofErr w:type="gramStart"/>
       <w:r>
         <w:rPr>
           <w:rFonts w:ascii="Calibri" w:hAnsi="Calibri" w:cs="Calibri"/>
@@ -3483,11 +3732,26 @@
         <w:t>item.itemName</w:t>
       </w:r>
       <w:proofErr w:type="spellEnd"/>
-      <w:r>
-        <w:rPr>
-          <w:rFonts w:ascii="Calibri" w:hAnsi="Calibri" w:cs="Calibri"/>
-        </w:rPr>
-        <w:t>} from cart? (y/n).\n").lower()</w:t>
+      <w:proofErr w:type="gramEnd"/>
+      <w:r>
+        <w:rPr>
+          <w:rFonts w:ascii="Calibri" w:hAnsi="Calibri" w:cs="Calibri"/>
+        </w:rPr>
+        <w:t>} from cart? (y/n).\n"</w:t>
+      </w:r>
+      <w:proofErr w:type="gramStart"/>
+      <w:r>
+        <w:rPr>
+          <w:rFonts w:ascii="Calibri" w:hAnsi="Calibri" w:cs="Calibri"/>
+        </w:rPr>
+        <w:t>).lower</w:t>
+      </w:r>
+      <w:proofErr w:type="gramEnd"/>
+      <w:r>
+        <w:rPr>
+          <w:rFonts w:ascii="Calibri" w:hAnsi="Calibri" w:cs="Calibri"/>
+        </w:rPr>
+        <w:t>()</w:t>
       </w:r>
       <w:r>
         <w:rPr>
@@ -3504,13 +3768,29 @@
         <w:t xml:space="preserve">                    </w:t>
       </w:r>
       <w:proofErr w:type="spellStart"/>
-      <w:r>
-        <w:rPr>
-          <w:rFonts w:ascii="Calibri" w:hAnsi="Calibri" w:cs="Calibri"/>
-        </w:rPr>
-        <w:t>self.cart_items.remove</w:t>
-      </w:r>
-      <w:proofErr w:type="spellEnd"/>
+      <w:proofErr w:type="gramStart"/>
+      <w:r>
+        <w:rPr>
+          <w:rFonts w:ascii="Calibri" w:hAnsi="Calibri" w:cs="Calibri"/>
+        </w:rPr>
+        <w:t>self.cart</w:t>
+      </w:r>
+      <w:proofErr w:type="gramEnd"/>
+      <w:r>
+        <w:rPr>
+          <w:rFonts w:ascii="Calibri" w:hAnsi="Calibri" w:cs="Calibri"/>
+        </w:rPr>
+        <w:t>_</w:t>
+      </w:r>
+      <w:proofErr w:type="gramStart"/>
+      <w:r>
+        <w:rPr>
+          <w:rFonts w:ascii="Calibri" w:hAnsi="Calibri" w:cs="Calibri"/>
+        </w:rPr>
+        <w:t>items.remove</w:t>
+      </w:r>
+      <w:proofErr w:type="spellEnd"/>
+      <w:proofErr w:type="gramEnd"/>
       <w:r>
         <w:rPr>
           <w:rFonts w:ascii="Calibri" w:hAnsi="Calibri" w:cs="Calibri"/>
@@ -3522,9 +3802,24 @@
           <w:rFonts w:ascii="Calibri" w:hAnsi="Calibri" w:cs="Calibri"/>
         </w:rPr>
         <w:br/>
-        <w:t xml:space="preserve">                    print("Item Removed Successfully, Removed Item " + </w:t>
-      </w:r>
-      <w:proofErr w:type="spellStart"/>
+        <w:t xml:space="preserve">                    </w:t>
+      </w:r>
+      <w:proofErr w:type="gramStart"/>
+      <w:r>
+        <w:rPr>
+          <w:rFonts w:ascii="Calibri" w:hAnsi="Calibri" w:cs="Calibri"/>
+        </w:rPr>
+        <w:t>print(</w:t>
+      </w:r>
+      <w:proofErr w:type="gramEnd"/>
+      <w:r>
+        <w:rPr>
+          <w:rFonts w:ascii="Calibri" w:hAnsi="Calibri" w:cs="Calibri"/>
+        </w:rPr>
+        <w:t xml:space="preserve">"Item Removed Successfully, Removed Item " + </w:t>
+      </w:r>
+      <w:proofErr w:type="spellStart"/>
+      <w:proofErr w:type="gramStart"/>
       <w:r>
         <w:rPr>
           <w:rFonts w:ascii="Calibri" w:hAnsi="Calibri" w:cs="Calibri"/>
@@ -3532,6 +3827,7 @@
         <w:t>item.itemName.lower</w:t>
       </w:r>
       <w:proofErr w:type="spellEnd"/>
+      <w:proofErr w:type="gramEnd"/>
       <w:r>
         <w:rPr>
           <w:rFonts w:ascii="Calibri" w:hAnsi="Calibri" w:cs="Calibri"/>
@@ -3563,9 +3859,17 @@
           <w:rFonts w:ascii="Calibri" w:hAnsi="Calibri" w:cs="Calibri"/>
         </w:rPr>
         <w:br/>
-        <w:t xml:space="preserve">            print(</w:t>
-      </w:r>
-      <w:proofErr w:type="spellStart"/>
+        <w:t xml:space="preserve">            </w:t>
+      </w:r>
+      <w:proofErr w:type="gramStart"/>
+      <w:r>
+        <w:rPr>
+          <w:rFonts w:ascii="Calibri" w:hAnsi="Calibri" w:cs="Calibri"/>
+        </w:rPr>
+        <w:t>print(</w:t>
+      </w:r>
+      <w:proofErr w:type="spellStart"/>
+      <w:proofErr w:type="gramEnd"/>
       <w:r>
         <w:rPr>
           <w:rFonts w:ascii="Calibri" w:hAnsi="Calibri" w:cs="Calibri"/>
@@ -3624,14 +3928,28 @@
         <w:rPr>
           <w:rFonts w:ascii="Calibri" w:hAnsi="Calibri" w:cs="Calibri"/>
         </w:rPr>
-        <w:t>modify_item</w:t>
-      </w:r>
-      <w:proofErr w:type="spellEnd"/>
-      <w:r>
-        <w:rPr>
-          <w:rFonts w:ascii="Calibri" w:hAnsi="Calibri" w:cs="Calibri"/>
-        </w:rPr>
-        <w:t>(self, item):</w:t>
+        <w:t>modify_</w:t>
+      </w:r>
+      <w:proofErr w:type="gramStart"/>
+      <w:r>
+        <w:rPr>
+          <w:rFonts w:ascii="Calibri" w:hAnsi="Calibri" w:cs="Calibri"/>
+        </w:rPr>
+        <w:t>item</w:t>
+      </w:r>
+      <w:proofErr w:type="spellEnd"/>
+      <w:r>
+        <w:rPr>
+          <w:rFonts w:ascii="Calibri" w:hAnsi="Calibri" w:cs="Calibri"/>
+        </w:rPr>
+        <w:t>(</w:t>
+      </w:r>
+      <w:proofErr w:type="gramEnd"/>
+      <w:r>
+        <w:rPr>
+          <w:rFonts w:ascii="Calibri" w:hAnsi="Calibri" w:cs="Calibri"/>
+        </w:rPr>
+        <w:t>self, item):</w:t>
       </w:r>
       <w:r>
         <w:rPr>
@@ -3641,11 +3959,19 @@
         <w:t xml:space="preserve">        if not </w:t>
       </w:r>
       <w:proofErr w:type="spellStart"/>
-      <w:r>
-        <w:rPr>
-          <w:rFonts w:ascii="Calibri" w:hAnsi="Calibri" w:cs="Calibri"/>
-        </w:rPr>
-        <w:t>self.cart_items</w:t>
+      <w:proofErr w:type="gramStart"/>
+      <w:r>
+        <w:rPr>
+          <w:rFonts w:ascii="Calibri" w:hAnsi="Calibri" w:cs="Calibri"/>
+        </w:rPr>
+        <w:t>self.cart</w:t>
+      </w:r>
+      <w:proofErr w:type="gramEnd"/>
+      <w:r>
+        <w:rPr>
+          <w:rFonts w:ascii="Calibri" w:hAnsi="Calibri" w:cs="Calibri"/>
+        </w:rPr>
+        <w:t>_items</w:t>
       </w:r>
       <w:proofErr w:type="spellEnd"/>
       <w:r>
@@ -3659,7 +3985,21 @@
           <w:rFonts w:ascii="Calibri" w:hAnsi="Calibri" w:cs="Calibri"/>
         </w:rPr>
         <w:br/>
-        <w:t xml:space="preserve">            print("Cart is empty. Nothing to modify.\n")</w:t>
+        <w:t xml:space="preserve">            </w:t>
+      </w:r>
+      <w:proofErr w:type="gramStart"/>
+      <w:r>
+        <w:rPr>
+          <w:rFonts w:ascii="Calibri" w:hAnsi="Calibri" w:cs="Calibri"/>
+        </w:rPr>
+        <w:t>print(</w:t>
+      </w:r>
+      <w:proofErr w:type="gramEnd"/>
+      <w:r>
+        <w:rPr>
+          <w:rFonts w:ascii="Calibri" w:hAnsi="Calibri" w:cs="Calibri"/>
+        </w:rPr>
+        <w:t>"Cart is empty. Nothing to modify.\n")</w:t>
       </w:r>
       <w:r>
         <w:rPr>
@@ -6989,13 +7329,12 @@
       <w:r>
         <w:rPr>
           <w:rFonts w:ascii="Calibri" w:hAnsi="Calibri" w:cs="Calibri"/>
-          <w:noProof/>
         </w:rPr>
         <w:drawing>
-          <wp:inline distT="0" distB="0" distL="0" distR="0" wp14:anchorId="11E82D5A" wp14:editId="107B057B">
-            <wp:extent cx="5943600" cy="3353435"/>
+          <wp:inline distT="0" distB="0" distL="0" distR="0" wp14:anchorId="3153C62F" wp14:editId="6D0A24C0">
+            <wp:extent cx="5943600" cy="3354705"/>
             <wp:effectExtent l="0" t="0" r="0" b="0"/>
-            <wp:docPr id="1509539150" name="Picture 1"/>
+            <wp:docPr id="663301870" name="Picture 1"/>
             <wp:cNvGraphicFramePr>
               <a:graphicFrameLocks xmlns:a="http://schemas.openxmlformats.org/drawingml/2006/main" noChangeAspect="1"/>
             </wp:cNvGraphicFramePr>
@@ -7003,7 +7342,7 @@
               <a:graphicData uri="http://schemas.openxmlformats.org/drawingml/2006/picture">
                 <pic:pic xmlns:pic="http://schemas.openxmlformats.org/drawingml/2006/picture">
                   <pic:nvPicPr>
-                    <pic:cNvPr id="1509539150" name=""/>
+                    <pic:cNvPr id="663301870" name=""/>
                     <pic:cNvPicPr/>
                   </pic:nvPicPr>
                   <pic:blipFill>
@@ -7015,7 +7354,7 @@
                   <pic:spPr>
                     <a:xfrm>
                       <a:off x="0" y="0"/>
-                      <a:ext cx="5943600" cy="3353435"/>
+                      <a:ext cx="5943600" cy="3354705"/>
                     </a:xfrm>
                     <a:prstGeom prst="rect">
                       <a:avLst/>
@@ -7048,48 +7387,27 @@
           <w:rFonts w:ascii="Calibri" w:hAnsi="Calibri" w:cs="Calibri"/>
         </w:rPr>
       </w:pPr>
-      <w:r>
-        <w:rPr>
-          <w:rFonts w:ascii="Calibri" w:hAnsi="Calibri" w:cs="Calibri"/>
-          <w:noProof/>
-        </w:rPr>
-        <w:lastRenderedPageBreak/>
-        <w:drawing>
-          <wp:inline distT="0" distB="0" distL="0" distR="0" wp14:anchorId="704AA800" wp14:editId="2F27C645">
-            <wp:extent cx="5943600" cy="2331720"/>
-            <wp:effectExtent l="0" t="0" r="0" b="0"/>
-            <wp:docPr id="533708970" name="Picture 1"/>
-            <wp:cNvGraphicFramePr>
-              <a:graphicFrameLocks xmlns:a="http://schemas.openxmlformats.org/drawingml/2006/main" noChangeAspect="1"/>
-            </wp:cNvGraphicFramePr>
-            <a:graphic xmlns:a="http://schemas.openxmlformats.org/drawingml/2006/main">
-              <a:graphicData uri="http://schemas.openxmlformats.org/drawingml/2006/picture">
-                <pic:pic xmlns:pic="http://schemas.openxmlformats.org/drawingml/2006/picture">
-                  <pic:nvPicPr>
-                    <pic:cNvPr id="533708970" name=""/>
-                    <pic:cNvPicPr/>
-                  </pic:nvPicPr>
-                  <pic:blipFill>
-                    <a:blip r:embed="rId21"/>
-                    <a:stretch>
-                      <a:fillRect/>
-                    </a:stretch>
-                  </pic:blipFill>
-                  <pic:spPr>
-                    <a:xfrm>
-                      <a:off x="0" y="0"/>
-                      <a:ext cx="5943600" cy="2331720"/>
-                    </a:xfrm>
-                    <a:prstGeom prst="rect">
-                      <a:avLst/>
-                    </a:prstGeom>
-                  </pic:spPr>
-                </pic:pic>
-              </a:graphicData>
-            </a:graphic>
-          </wp:inline>
-        </w:drawing>
-      </w:r>
+    </w:p>
+    <w:p>
+      <w:pPr>
+        <w:rPr>
+          <w:rFonts w:ascii="Calibri" w:hAnsi="Calibri" w:cs="Calibri"/>
+        </w:rPr>
+      </w:pPr>
+    </w:p>
+    <w:p>
+      <w:pPr>
+        <w:rPr>
+          <w:rFonts w:ascii="Calibri" w:hAnsi="Calibri" w:cs="Calibri"/>
+        </w:rPr>
+      </w:pPr>
+    </w:p>
+    <w:p>
+      <w:pPr>
+        <w:rPr>
+          <w:rFonts w:ascii="Calibri" w:hAnsi="Calibri" w:cs="Calibri"/>
+        </w:rPr>
+      </w:pPr>
     </w:p>
     <w:sectPr>
       <w:pgSz w:w="12240" w:h="15840"/>

--- a/Milestone3/CSC500 Module 8 - Portfolio Milestone.docx
+++ b/Milestone3/CSC500 Module 8 - Portfolio Milestone.docx
@@ -188,18 +188,8 @@
           <w:sz w:val="22"/>
           <w:szCs w:val="22"/>
         </w:rPr>
-        <w:t xml:space="preserve">DEFINE </w:t>
-      </w:r>
-      <w:proofErr w:type="spellStart"/>
-      <w:r>
-        <w:rPr>
-          <w:rFonts w:ascii="Calibri" w:hAnsi="Calibri" w:cs="Calibri"/>
-          <w:sz w:val="22"/>
-          <w:szCs w:val="22"/>
-        </w:rPr>
-        <w:t>ItemToPurchase</w:t>
-      </w:r>
-      <w:proofErr w:type="spellEnd"/>
+        <w:t>DEFINE ItemToPurchase</w:t>
+      </w:r>
     </w:p>
     <w:p>
       <w:pPr>
@@ -232,18 +222,8 @@
           <w:sz w:val="22"/>
           <w:szCs w:val="22"/>
         </w:rPr>
-        <w:t xml:space="preserve">    METHOD </w:t>
-      </w:r>
-      <w:proofErr w:type="spellStart"/>
-      <w:r>
-        <w:rPr>
-          <w:rFonts w:ascii="Calibri" w:hAnsi="Calibri" w:cs="Calibri"/>
-          <w:sz w:val="22"/>
-          <w:szCs w:val="22"/>
-        </w:rPr>
-        <w:t>print_item_cost</w:t>
-      </w:r>
-      <w:proofErr w:type="spellEnd"/>
+        <w:t>    METHOD print_item_cost</w:t>
+      </w:r>
     </w:p>
     <w:p>
       <w:pPr>
@@ -302,18 +282,8 @@
           <w:sz w:val="22"/>
           <w:szCs w:val="22"/>
         </w:rPr>
-        <w:t xml:space="preserve">DEFINE </w:t>
-      </w:r>
-      <w:proofErr w:type="spellStart"/>
-      <w:r>
-        <w:rPr>
-          <w:rFonts w:ascii="Calibri" w:hAnsi="Calibri" w:cs="Calibri"/>
-          <w:sz w:val="22"/>
-          <w:szCs w:val="22"/>
-        </w:rPr>
-        <w:t>get_valid_name</w:t>
-      </w:r>
-      <w:proofErr w:type="spellEnd"/>
+        <w:t>DEFINE get_valid_name</w:t>
+      </w:r>
     </w:p>
     <w:p>
       <w:pPr>
@@ -457,18 +427,8 @@
           <w:sz w:val="22"/>
           <w:szCs w:val="22"/>
         </w:rPr>
-        <w:t xml:space="preserve">DEFINE </w:t>
-      </w:r>
-      <w:proofErr w:type="spellStart"/>
-      <w:r>
-        <w:rPr>
-          <w:rFonts w:ascii="Calibri" w:hAnsi="Calibri" w:cs="Calibri"/>
-          <w:sz w:val="22"/>
-          <w:szCs w:val="22"/>
-        </w:rPr>
-        <w:t>get_valid_item_quantity</w:t>
-      </w:r>
-      <w:proofErr w:type="spellEnd"/>
+        <w:t>DEFINE get_valid_item_quantity</w:t>
+      </w:r>
     </w:p>
     <w:p>
       <w:pPr>
@@ -553,18 +513,8 @@
           <w:szCs w:val="22"/>
         </w:rPr>
         <w:lastRenderedPageBreak/>
-        <w:t xml:space="preserve">DEFINE </w:t>
-      </w:r>
-      <w:proofErr w:type="spellStart"/>
-      <w:r>
-        <w:rPr>
-          <w:rFonts w:ascii="Calibri" w:hAnsi="Calibri" w:cs="Calibri"/>
-          <w:sz w:val="22"/>
-          <w:szCs w:val="22"/>
-        </w:rPr>
-        <w:t>get_valid_item_price</w:t>
-      </w:r>
-      <w:proofErr w:type="spellEnd"/>
+        <w:t>DEFINE get_valid_item_price</w:t>
+      </w:r>
     </w:p>
     <w:p>
       <w:pPr>
@@ -657,18 +607,8 @@
           <w:sz w:val="22"/>
           <w:szCs w:val="22"/>
         </w:rPr>
-        <w:t xml:space="preserve">DEFINE </w:t>
-      </w:r>
-      <w:proofErr w:type="spellStart"/>
-      <w:r>
-        <w:rPr>
-          <w:rFonts w:ascii="Calibri" w:hAnsi="Calibri" w:cs="Calibri"/>
-          <w:sz w:val="22"/>
-          <w:szCs w:val="22"/>
-        </w:rPr>
-        <w:t>get_valid_item_description</w:t>
-      </w:r>
-      <w:proofErr w:type="spellEnd"/>
+        <w:t>DEFINE get_valid_item_description</w:t>
+      </w:r>
     </w:p>
     <w:p>
       <w:pPr>
@@ -744,99 +684,51 @@
           <w:sz w:val="22"/>
           <w:szCs w:val="22"/>
         </w:rPr>
-        <w:t xml:space="preserve">DEFINE </w:t>
-      </w:r>
-      <w:proofErr w:type="spellStart"/>
-      <w:r>
-        <w:rPr>
-          <w:rFonts w:ascii="Calibri" w:hAnsi="Calibri" w:cs="Calibri"/>
-          <w:sz w:val="22"/>
-          <w:szCs w:val="22"/>
-        </w:rPr>
-        <w:t>ShoppingCart</w:t>
-      </w:r>
-      <w:proofErr w:type="spellEnd"/>
-    </w:p>
-    <w:p>
-      <w:pPr>
-        <w:rPr>
-          <w:rFonts w:ascii="Calibri" w:hAnsi="Calibri" w:cs="Calibri"/>
-          <w:sz w:val="22"/>
-          <w:szCs w:val="22"/>
-        </w:rPr>
-      </w:pPr>
-      <w:r>
-        <w:rPr>
-          <w:rFonts w:ascii="Calibri" w:hAnsi="Calibri" w:cs="Calibri"/>
-          <w:sz w:val="22"/>
-          <w:szCs w:val="22"/>
-        </w:rPr>
-        <w:t xml:space="preserve">    ATTRIBUTES: </w:t>
-      </w:r>
-      <w:proofErr w:type="spellStart"/>
-      <w:r>
-        <w:rPr>
-          <w:rFonts w:ascii="Calibri" w:hAnsi="Calibri" w:cs="Calibri"/>
-          <w:sz w:val="22"/>
-          <w:szCs w:val="22"/>
-        </w:rPr>
-        <w:t>customer_name</w:t>
-      </w:r>
-      <w:proofErr w:type="spellEnd"/>
-      <w:r>
-        <w:rPr>
-          <w:rFonts w:ascii="Calibri" w:hAnsi="Calibri" w:cs="Calibri"/>
-          <w:sz w:val="22"/>
-          <w:szCs w:val="22"/>
-        </w:rPr>
-        <w:t xml:space="preserve">, date, </w:t>
-      </w:r>
-      <w:proofErr w:type="spellStart"/>
-      <w:r>
-        <w:rPr>
-          <w:rFonts w:ascii="Calibri" w:hAnsi="Calibri" w:cs="Calibri"/>
-          <w:sz w:val="22"/>
-          <w:szCs w:val="22"/>
-        </w:rPr>
-        <w:t>cart_items</w:t>
-      </w:r>
-      <w:proofErr w:type="spellEnd"/>
-    </w:p>
-    <w:p>
-      <w:pPr>
-        <w:rPr>
-          <w:rFonts w:ascii="Calibri" w:hAnsi="Calibri" w:cs="Calibri"/>
-          <w:sz w:val="22"/>
-          <w:szCs w:val="22"/>
-        </w:rPr>
-      </w:pPr>
-    </w:p>
-    <w:p>
-      <w:pPr>
-        <w:rPr>
-          <w:rFonts w:ascii="Calibri" w:hAnsi="Calibri" w:cs="Calibri"/>
-          <w:sz w:val="22"/>
-          <w:szCs w:val="22"/>
-        </w:rPr>
-      </w:pPr>
-      <w:r>
-        <w:rPr>
-          <w:rFonts w:ascii="Calibri" w:hAnsi="Calibri" w:cs="Calibri"/>
-          <w:sz w:val="22"/>
-          <w:szCs w:val="22"/>
-        </w:rPr>
-        <w:t xml:space="preserve">    METHOD </w:t>
-      </w:r>
-      <w:proofErr w:type="spellStart"/>
-      <w:r>
-        <w:rPr>
-          <w:rFonts w:ascii="Calibri" w:hAnsi="Calibri" w:cs="Calibri"/>
-          <w:sz w:val="22"/>
-          <w:szCs w:val="22"/>
-        </w:rPr>
-        <w:t>add_item</w:t>
-      </w:r>
-      <w:proofErr w:type="spellEnd"/>
+        <w:t>DEFINE ShoppingCart</w:t>
+      </w:r>
+    </w:p>
+    <w:p>
+      <w:pPr>
+        <w:rPr>
+          <w:rFonts w:ascii="Calibri" w:hAnsi="Calibri" w:cs="Calibri"/>
+          <w:sz w:val="22"/>
+          <w:szCs w:val="22"/>
+        </w:rPr>
+      </w:pPr>
+      <w:r>
+        <w:rPr>
+          <w:rFonts w:ascii="Calibri" w:hAnsi="Calibri" w:cs="Calibri"/>
+          <w:sz w:val="22"/>
+          <w:szCs w:val="22"/>
+        </w:rPr>
+        <w:t>    ATTRIBUTES: customer_name, date, cart_items</w:t>
+      </w:r>
+    </w:p>
+    <w:p>
+      <w:pPr>
+        <w:rPr>
+          <w:rFonts w:ascii="Calibri" w:hAnsi="Calibri" w:cs="Calibri"/>
+          <w:sz w:val="22"/>
+          <w:szCs w:val="22"/>
+        </w:rPr>
+      </w:pPr>
+    </w:p>
+    <w:p>
+      <w:pPr>
+        <w:rPr>
+          <w:rFonts w:ascii="Calibri" w:hAnsi="Calibri" w:cs="Calibri"/>
+          <w:sz w:val="22"/>
+          <w:szCs w:val="22"/>
+        </w:rPr>
+      </w:pPr>
+      <w:r>
+        <w:rPr>
+          <w:rFonts w:ascii="Calibri" w:hAnsi="Calibri" w:cs="Calibri"/>
+          <w:sz w:val="22"/>
+          <w:szCs w:val="22"/>
+        </w:rPr>
+        <w:t>    METHOD add_item</w:t>
+      </w:r>
     </w:p>
     <w:p>
       <w:pPr>
@@ -895,18 +787,8 @@
           <w:sz w:val="22"/>
           <w:szCs w:val="22"/>
         </w:rPr>
-        <w:t xml:space="preserve">    METHOD </w:t>
-      </w:r>
-      <w:proofErr w:type="spellStart"/>
-      <w:r>
-        <w:rPr>
-          <w:rFonts w:ascii="Calibri" w:hAnsi="Calibri" w:cs="Calibri"/>
-          <w:sz w:val="22"/>
-          <w:szCs w:val="22"/>
-        </w:rPr>
-        <w:t>remove_item</w:t>
-      </w:r>
-      <w:proofErr w:type="spellEnd"/>
+        <w:t>    METHOD remove_item</w:t>
+      </w:r>
     </w:p>
     <w:p>
       <w:pPr>
@@ -999,18 +881,8 @@
           <w:sz w:val="22"/>
           <w:szCs w:val="22"/>
         </w:rPr>
-        <w:t xml:space="preserve">    METHOD </w:t>
-      </w:r>
-      <w:proofErr w:type="spellStart"/>
-      <w:r>
-        <w:rPr>
-          <w:rFonts w:ascii="Calibri" w:hAnsi="Calibri" w:cs="Calibri"/>
-          <w:sz w:val="22"/>
-          <w:szCs w:val="22"/>
-        </w:rPr>
-        <w:t>modify_item</w:t>
-      </w:r>
-      <w:proofErr w:type="spellEnd"/>
+        <w:t>    METHOD modify_item</w:t>
+      </w:r>
     </w:p>
     <w:p>
       <w:pPr>
@@ -1104,18 +976,8 @@
           <w:sz w:val="22"/>
           <w:szCs w:val="22"/>
         </w:rPr>
-        <w:t xml:space="preserve">    METHOD </w:t>
-      </w:r>
-      <w:proofErr w:type="spellStart"/>
-      <w:r>
-        <w:rPr>
-          <w:rFonts w:ascii="Calibri" w:hAnsi="Calibri" w:cs="Calibri"/>
-          <w:sz w:val="22"/>
-          <w:szCs w:val="22"/>
-        </w:rPr>
-        <w:t>get_num_items</w:t>
-      </w:r>
-      <w:proofErr w:type="spellEnd"/>
+        <w:t>    METHOD get_num_items</w:t>
+      </w:r>
     </w:p>
     <w:p>
       <w:pPr>
@@ -1157,18 +1019,8 @@
           <w:sz w:val="22"/>
           <w:szCs w:val="22"/>
         </w:rPr>
-        <w:t xml:space="preserve">    METHOD </w:t>
-      </w:r>
-      <w:proofErr w:type="spellStart"/>
-      <w:r>
-        <w:rPr>
-          <w:rFonts w:ascii="Calibri" w:hAnsi="Calibri" w:cs="Calibri"/>
-          <w:sz w:val="22"/>
-          <w:szCs w:val="22"/>
-        </w:rPr>
-        <w:t>get_total_cost</w:t>
-      </w:r>
-      <w:proofErr w:type="spellEnd"/>
+        <w:t>    METHOD get_total_cost</w:t>
+      </w:r>
     </w:p>
     <w:p>
       <w:pPr>
@@ -1210,18 +1062,8 @@
           <w:sz w:val="22"/>
           <w:szCs w:val="22"/>
         </w:rPr>
-        <w:t xml:space="preserve">    METHOD </w:t>
-      </w:r>
-      <w:proofErr w:type="spellStart"/>
-      <w:r>
-        <w:rPr>
-          <w:rFonts w:ascii="Calibri" w:hAnsi="Calibri" w:cs="Calibri"/>
-          <w:sz w:val="22"/>
-          <w:szCs w:val="22"/>
-        </w:rPr>
-        <w:t>print_total</w:t>
-      </w:r>
-      <w:proofErr w:type="spellEnd"/>
+        <w:t>    METHOD print_total</w:t>
+      </w:r>
     </w:p>
     <w:p>
       <w:pPr>
@@ -1263,18 +1105,8 @@
           <w:sz w:val="22"/>
           <w:szCs w:val="22"/>
         </w:rPr>
-        <w:t xml:space="preserve">    METHOD </w:t>
-      </w:r>
-      <w:proofErr w:type="spellStart"/>
-      <w:r>
-        <w:rPr>
-          <w:rFonts w:ascii="Calibri" w:hAnsi="Calibri" w:cs="Calibri"/>
-          <w:sz w:val="22"/>
-          <w:szCs w:val="22"/>
-        </w:rPr>
-        <w:t>print_descriptions</w:t>
-      </w:r>
-      <w:proofErr w:type="spellEnd"/>
+        <w:t>    METHOD print_descriptions</w:t>
+      </w:r>
     </w:p>
     <w:p>
       <w:pPr>
@@ -1316,18 +1148,8 @@
           <w:sz w:val="22"/>
           <w:szCs w:val="22"/>
         </w:rPr>
-        <w:t xml:space="preserve">DEFINE </w:t>
-      </w:r>
-      <w:proofErr w:type="spellStart"/>
-      <w:r>
-        <w:rPr>
-          <w:rFonts w:ascii="Calibri" w:hAnsi="Calibri" w:cs="Calibri"/>
-          <w:sz w:val="22"/>
-          <w:szCs w:val="22"/>
-        </w:rPr>
-        <w:t>print_menu</w:t>
-      </w:r>
-      <w:proofErr w:type="spellEnd"/>
+        <w:t>DEFINE print_menu</w:t>
+      </w:r>
     </w:p>
     <w:p>
       <w:pPr>
@@ -1658,21 +1480,7 @@
           <w:rFonts w:ascii="Calibri" w:hAnsi="Calibri" w:cs="Calibri"/>
         </w:rPr>
         <w:br/>
-        <w:t xml:space="preserve">class </w:t>
-      </w:r>
-      <w:proofErr w:type="spellStart"/>
-      <w:r>
-        <w:rPr>
-          <w:rFonts w:ascii="Calibri" w:hAnsi="Calibri" w:cs="Calibri"/>
-        </w:rPr>
-        <w:t>ItemToPurchase</w:t>
-      </w:r>
-      <w:proofErr w:type="spellEnd"/>
-      <w:r>
-        <w:rPr>
-          <w:rFonts w:ascii="Calibri" w:hAnsi="Calibri" w:cs="Calibri"/>
-        </w:rPr>
-        <w:t>:</w:t>
+        <w:t>class ItemToPurchase:</w:t>
       </w:r>
       <w:r>
         <w:rPr>
@@ -1692,105 +1500,35 @@
           <w:rFonts w:ascii="Calibri" w:hAnsi="Calibri" w:cs="Calibri"/>
         </w:rPr>
         <w:br/>
-        <w:t xml:space="preserve">    def __</w:t>
-      </w:r>
-      <w:proofErr w:type="spellStart"/>
-      <w:r>
-        <w:rPr>
-          <w:rFonts w:ascii="Calibri" w:hAnsi="Calibri" w:cs="Calibri"/>
-        </w:rPr>
-        <w:t>init</w:t>
-      </w:r>
-      <w:proofErr w:type="spellEnd"/>
-      <w:r>
-        <w:rPr>
-          <w:rFonts w:ascii="Calibri" w:hAnsi="Calibri" w:cs="Calibri"/>
-        </w:rPr>
-        <w:t>__(self, name = "none", price = 0.0, quantity = 0, description = "none"):</w:t>
-      </w:r>
-      <w:r>
-        <w:rPr>
-          <w:rFonts w:ascii="Calibri" w:hAnsi="Calibri" w:cs="Calibri"/>
-        </w:rPr>
-        <w:br/>
-        <w:t xml:space="preserve">        </w:t>
-      </w:r>
-      <w:proofErr w:type="spellStart"/>
-      <w:r>
-        <w:rPr>
-          <w:rFonts w:ascii="Calibri" w:hAnsi="Calibri" w:cs="Calibri"/>
-        </w:rPr>
-        <w:t>self.itemName</w:t>
-      </w:r>
-      <w:proofErr w:type="spellEnd"/>
-      <w:r>
-        <w:rPr>
-          <w:rFonts w:ascii="Calibri" w:hAnsi="Calibri" w:cs="Calibri"/>
-        </w:rPr>
-        <w:t xml:space="preserve"> = name</w:t>
-      </w:r>
-      <w:r>
-        <w:rPr>
-          <w:rFonts w:ascii="Calibri" w:hAnsi="Calibri" w:cs="Calibri"/>
-        </w:rPr>
-        <w:br/>
-        <w:t xml:space="preserve">        </w:t>
-      </w:r>
-      <w:proofErr w:type="spellStart"/>
-      <w:r>
-        <w:rPr>
-          <w:rFonts w:ascii="Calibri" w:hAnsi="Calibri" w:cs="Calibri"/>
-        </w:rPr>
-        <w:t>self.itemPrice</w:t>
-      </w:r>
-      <w:proofErr w:type="spellEnd"/>
-      <w:r>
-        <w:rPr>
-          <w:rFonts w:ascii="Calibri" w:hAnsi="Calibri" w:cs="Calibri"/>
-        </w:rPr>
-        <w:t xml:space="preserve"> = price</w:t>
-      </w:r>
-      <w:r>
-        <w:rPr>
-          <w:rFonts w:ascii="Calibri" w:hAnsi="Calibri" w:cs="Calibri"/>
-        </w:rPr>
-        <w:br/>
-        <w:t xml:space="preserve">        </w:t>
-      </w:r>
-      <w:proofErr w:type="spellStart"/>
-      <w:r>
-        <w:rPr>
-          <w:rFonts w:ascii="Calibri" w:hAnsi="Calibri" w:cs="Calibri"/>
-        </w:rPr>
-        <w:t>self.itemQuantity</w:t>
-      </w:r>
-      <w:proofErr w:type="spellEnd"/>
-      <w:r>
-        <w:rPr>
-          <w:rFonts w:ascii="Calibri" w:hAnsi="Calibri" w:cs="Calibri"/>
-        </w:rPr>
-        <w:t xml:space="preserve"> = quantity</w:t>
-      </w:r>
-      <w:r>
-        <w:rPr>
-          <w:rFonts w:ascii="Calibri" w:hAnsi="Calibri" w:cs="Calibri"/>
-        </w:rPr>
-        <w:br/>
-        <w:t xml:space="preserve">        </w:t>
-      </w:r>
-      <w:proofErr w:type="spellStart"/>
-      <w:r>
-        <w:rPr>
-          <w:rFonts w:ascii="Calibri" w:hAnsi="Calibri" w:cs="Calibri"/>
-        </w:rPr>
-        <w:t>self.itemDescription</w:t>
-      </w:r>
-      <w:proofErr w:type="spellEnd"/>
-      <w:r>
-        <w:rPr>
-          <w:rFonts w:ascii="Calibri" w:hAnsi="Calibri" w:cs="Calibri"/>
-        </w:rPr>
-        <w:t xml:space="preserve"> = description</w:t>
+        <w:t xml:space="preserve">    def __init__(self, name = "none", price = 0.0, quantity = 0, description = "none"):</w:t>
+      </w:r>
+      <w:r>
+        <w:rPr>
+          <w:rFonts w:ascii="Calibri" w:hAnsi="Calibri" w:cs="Calibri"/>
+        </w:rPr>
+        <w:br/>
+        <w:t xml:space="preserve">        self.itemName = name</w:t>
+      </w:r>
+      <w:r>
+        <w:rPr>
+          <w:rFonts w:ascii="Calibri" w:hAnsi="Calibri" w:cs="Calibri"/>
+        </w:rPr>
+        <w:br/>
+        <w:t xml:space="preserve">        self.itemPrice = price</w:t>
+      </w:r>
+      <w:r>
+        <w:rPr>
+          <w:rFonts w:ascii="Calibri" w:hAnsi="Calibri" w:cs="Calibri"/>
+        </w:rPr>
+        <w:br/>
+        <w:t xml:space="preserve">        self.itemQuantity = quantity</w:t>
+      </w:r>
+      <w:r>
+        <w:rPr>
+          <w:rFonts w:ascii="Calibri" w:hAnsi="Calibri" w:cs="Calibri"/>
+        </w:rPr>
+        <w:br/>
+        <w:t xml:space="preserve">        self.itemDescription = description</w:t>
       </w:r>
       <w:r>
         <w:rPr>
@@ -1810,127 +1548,21 @@
           <w:rFonts w:ascii="Calibri" w:hAnsi="Calibri" w:cs="Calibri"/>
         </w:rPr>
         <w:br/>
-        <w:t xml:space="preserve">    def </w:t>
-      </w:r>
-      <w:proofErr w:type="spellStart"/>
-      <w:r>
-        <w:rPr>
-          <w:rFonts w:ascii="Calibri" w:hAnsi="Calibri" w:cs="Calibri"/>
-        </w:rPr>
-        <w:t>print_item_cost</w:t>
-      </w:r>
-      <w:proofErr w:type="spellEnd"/>
-      <w:r>
-        <w:rPr>
-          <w:rFonts w:ascii="Calibri" w:hAnsi="Calibri" w:cs="Calibri"/>
-        </w:rPr>
-        <w:t>(self):</w:t>
-      </w:r>
-      <w:r>
-        <w:rPr>
-          <w:rFonts w:ascii="Calibri" w:hAnsi="Calibri" w:cs="Calibri"/>
-        </w:rPr>
-        <w:br/>
-        <w:t xml:space="preserve">        </w:t>
-      </w:r>
-      <w:proofErr w:type="spellStart"/>
-      <w:r>
-        <w:rPr>
-          <w:rFonts w:ascii="Calibri" w:hAnsi="Calibri" w:cs="Calibri"/>
-        </w:rPr>
-        <w:t>total_item_cost</w:t>
-      </w:r>
-      <w:proofErr w:type="spellEnd"/>
-      <w:r>
-        <w:rPr>
-          <w:rFonts w:ascii="Calibri" w:hAnsi="Calibri" w:cs="Calibri"/>
-        </w:rPr>
-        <w:t xml:space="preserve"> = </w:t>
-      </w:r>
-      <w:proofErr w:type="spellStart"/>
-      <w:r>
-        <w:rPr>
-          <w:rFonts w:ascii="Calibri" w:hAnsi="Calibri" w:cs="Calibri"/>
-        </w:rPr>
-        <w:t>self.itemPrice</w:t>
-      </w:r>
-      <w:proofErr w:type="spellEnd"/>
-      <w:r>
-        <w:rPr>
-          <w:rFonts w:ascii="Calibri" w:hAnsi="Calibri" w:cs="Calibri"/>
-        </w:rPr>
-        <w:t xml:space="preserve"> * </w:t>
-      </w:r>
-      <w:proofErr w:type="spellStart"/>
-      <w:r>
-        <w:rPr>
-          <w:rFonts w:ascii="Calibri" w:hAnsi="Calibri" w:cs="Calibri"/>
-        </w:rPr>
-        <w:t>self.itemQuantity</w:t>
-      </w:r>
-      <w:proofErr w:type="spellEnd"/>
-      <w:r>
-        <w:rPr>
-          <w:rFonts w:ascii="Calibri" w:hAnsi="Calibri" w:cs="Calibri"/>
-        </w:rPr>
-        <w:br/>
-        <w:t xml:space="preserve">        print(f"\n{</w:t>
-      </w:r>
-      <w:proofErr w:type="spellStart"/>
-      <w:r>
-        <w:rPr>
-          <w:rFonts w:ascii="Calibri" w:hAnsi="Calibri" w:cs="Calibri"/>
-        </w:rPr>
-        <w:t>self.itemName</w:t>
-      </w:r>
-      <w:proofErr w:type="spellEnd"/>
-      <w:r>
-        <w:rPr>
-          <w:rFonts w:ascii="Calibri" w:hAnsi="Calibri" w:cs="Calibri"/>
-        </w:rPr>
-        <w:t>} {</w:t>
-      </w:r>
-      <w:proofErr w:type="spellStart"/>
-      <w:r>
-        <w:rPr>
-          <w:rFonts w:ascii="Calibri" w:hAnsi="Calibri" w:cs="Calibri"/>
-        </w:rPr>
-        <w:t>self.itemQuantity</w:t>
-      </w:r>
-      <w:proofErr w:type="spellEnd"/>
-      <w:r>
-        <w:rPr>
-          <w:rFonts w:ascii="Calibri" w:hAnsi="Calibri" w:cs="Calibri"/>
-        </w:rPr>
-        <w:t>} @ ${</w:t>
-      </w:r>
-      <w:proofErr w:type="spellStart"/>
-      <w:r>
-        <w:rPr>
-          <w:rFonts w:ascii="Calibri" w:hAnsi="Calibri" w:cs="Calibri"/>
-        </w:rPr>
-        <w:t>self.itemPrice</w:t>
-      </w:r>
-      <w:proofErr w:type="spellEnd"/>
-      <w:r>
-        <w:rPr>
-          <w:rFonts w:ascii="Calibri" w:hAnsi="Calibri" w:cs="Calibri"/>
-        </w:rPr>
-        <w:t>} = ${</w:t>
-      </w:r>
-      <w:proofErr w:type="spellStart"/>
-      <w:r>
-        <w:rPr>
-          <w:rFonts w:ascii="Calibri" w:hAnsi="Calibri" w:cs="Calibri"/>
-        </w:rPr>
-        <w:t>total_item_cost</w:t>
-      </w:r>
-      <w:proofErr w:type="spellEnd"/>
-      <w:r>
-        <w:rPr>
-          <w:rFonts w:ascii="Calibri" w:hAnsi="Calibri" w:cs="Calibri"/>
-        </w:rPr>
-        <w:t>}")</w:t>
+        <w:t xml:space="preserve">    def print_item_cost(self):</w:t>
+      </w:r>
+      <w:r>
+        <w:rPr>
+          <w:rFonts w:ascii="Calibri" w:hAnsi="Calibri" w:cs="Calibri"/>
+        </w:rPr>
+        <w:br/>
+        <w:t xml:space="preserve">        total_item_cost = self.itemPrice * self.itemQuantity</w:t>
+      </w:r>
+      <w:r>
+        <w:rPr>
+          <w:rFonts w:ascii="Calibri" w:hAnsi="Calibri" w:cs="Calibri"/>
+        </w:rPr>
+        <w:br/>
+        <w:t xml:space="preserve">        print(f"\n{self.itemName} {self.itemQuantity} @ ${self.itemPrice} = ${total_item_cost}")</w:t>
       </w:r>
       <w:r>
         <w:rPr>
@@ -1950,21 +1582,7 @@
           <w:rFonts w:ascii="Calibri" w:hAnsi="Calibri" w:cs="Calibri"/>
         </w:rPr>
         <w:br/>
-        <w:t xml:space="preserve">def </w:t>
-      </w:r>
-      <w:proofErr w:type="spellStart"/>
-      <w:r>
-        <w:rPr>
-          <w:rFonts w:ascii="Calibri" w:hAnsi="Calibri" w:cs="Calibri"/>
-        </w:rPr>
-        <w:t>get_valid_name</w:t>
-      </w:r>
-      <w:proofErr w:type="spellEnd"/>
-      <w:r>
-        <w:rPr>
-          <w:rFonts w:ascii="Calibri" w:hAnsi="Calibri" w:cs="Calibri"/>
-        </w:rPr>
-        <w:t>(prompt):</w:t>
+        <w:t>def get_valid_name(prompt):</w:t>
       </w:r>
       <w:r>
         <w:rPr>
@@ -1978,21 +1596,7 @@
           <w:rFonts w:ascii="Calibri" w:hAnsi="Calibri" w:cs="Calibri"/>
         </w:rPr>
         <w:br/>
-        <w:t xml:space="preserve">        </w:t>
-      </w:r>
-      <w:proofErr w:type="spellStart"/>
-      <w:r>
-        <w:rPr>
-          <w:rFonts w:ascii="Calibri" w:hAnsi="Calibri" w:cs="Calibri"/>
-        </w:rPr>
-        <w:t>item_name</w:t>
-      </w:r>
-      <w:proofErr w:type="spellEnd"/>
-      <w:r>
-        <w:rPr>
-          <w:rFonts w:ascii="Calibri" w:hAnsi="Calibri" w:cs="Calibri"/>
-        </w:rPr>
-        <w:t xml:space="preserve"> = input(prompt).strip()</w:t>
+        <w:t xml:space="preserve">        item_name = input(prompt).strip()</w:t>
       </w:r>
       <w:r>
         <w:rPr>
@@ -2012,21 +1616,7 @@
           <w:rFonts w:ascii="Calibri" w:hAnsi="Calibri" w:cs="Calibri"/>
         </w:rPr>
         <w:br/>
-        <w:t xml:space="preserve">        if not </w:t>
-      </w:r>
-      <w:proofErr w:type="spellStart"/>
-      <w:r>
-        <w:rPr>
-          <w:rFonts w:ascii="Calibri" w:hAnsi="Calibri" w:cs="Calibri"/>
-        </w:rPr>
-        <w:t>item_name</w:t>
-      </w:r>
-      <w:proofErr w:type="spellEnd"/>
-      <w:r>
-        <w:rPr>
-          <w:rFonts w:ascii="Calibri" w:hAnsi="Calibri" w:cs="Calibri"/>
-        </w:rPr>
-        <w:t>:</w:t>
+        <w:t xml:space="preserve">        if not item_name:</w:t>
       </w:r>
       <w:r>
         <w:rPr>
@@ -2052,171 +1642,41 @@
           <w:rFonts w:ascii="Calibri" w:hAnsi="Calibri" w:cs="Calibri"/>
         </w:rPr>
         <w:lastRenderedPageBreak/>
-        <w:t xml:space="preserve">        </w:t>
-      </w:r>
-      <w:proofErr w:type="spellStart"/>
-      <w:r>
-        <w:rPr>
-          <w:rFonts w:ascii="Calibri" w:hAnsi="Calibri" w:cs="Calibri"/>
-        </w:rPr>
-        <w:t>elif</w:t>
-      </w:r>
-      <w:proofErr w:type="spellEnd"/>
-      <w:r>
-        <w:rPr>
-          <w:rFonts w:ascii="Calibri" w:hAnsi="Calibri" w:cs="Calibri"/>
-        </w:rPr>
-        <w:t xml:space="preserve"> not any(</w:t>
-      </w:r>
-      <w:proofErr w:type="spellStart"/>
-      <w:proofErr w:type="gramStart"/>
-      <w:r>
-        <w:rPr>
-          <w:rFonts w:ascii="Calibri" w:hAnsi="Calibri" w:cs="Calibri"/>
-        </w:rPr>
-        <w:t>char.isalpha</w:t>
-      </w:r>
-      <w:proofErr w:type="spellEnd"/>
-      <w:proofErr w:type="gramEnd"/>
-      <w:r>
-        <w:rPr>
-          <w:rFonts w:ascii="Calibri" w:hAnsi="Calibri" w:cs="Calibri"/>
-        </w:rPr>
-        <w:t xml:space="preserve">() for char in </w:t>
-      </w:r>
-      <w:proofErr w:type="spellStart"/>
-      <w:r>
-        <w:rPr>
-          <w:rFonts w:ascii="Calibri" w:hAnsi="Calibri" w:cs="Calibri"/>
-        </w:rPr>
-        <w:t>item_name</w:t>
-      </w:r>
-      <w:proofErr w:type="spellEnd"/>
-      <w:r>
-        <w:rPr>
-          <w:rFonts w:ascii="Calibri" w:hAnsi="Calibri" w:cs="Calibri"/>
-        </w:rPr>
-        <w:t>):</w:t>
-      </w:r>
-      <w:r>
-        <w:rPr>
-          <w:rFonts w:ascii="Calibri" w:hAnsi="Calibri" w:cs="Calibri"/>
-        </w:rPr>
-        <w:br/>
-        <w:t xml:space="preserve">            </w:t>
-      </w:r>
-      <w:proofErr w:type="gramStart"/>
-      <w:r>
-        <w:rPr>
-          <w:rFonts w:ascii="Calibri" w:hAnsi="Calibri" w:cs="Calibri"/>
-        </w:rPr>
-        <w:t>print(</w:t>
-      </w:r>
-      <w:proofErr w:type="gramEnd"/>
-      <w:r>
-        <w:rPr>
-          <w:rFonts w:ascii="Calibri" w:hAnsi="Calibri" w:cs="Calibri"/>
-        </w:rPr>
-        <w:t>"Warning!! Item Name must contain at least one alphabet!!\n")</w:t>
-      </w:r>
-      <w:r>
-        <w:rPr>
-          <w:rFonts w:ascii="Calibri" w:hAnsi="Calibri" w:cs="Calibri"/>
-        </w:rPr>
-        <w:br/>
-      </w:r>
-      <w:r>
-        <w:rPr>
-          <w:rFonts w:ascii="Calibri" w:hAnsi="Calibri" w:cs="Calibri"/>
-        </w:rPr>
-        <w:br/>
-        <w:t xml:space="preserve">        # Validation to prevent item names with only </w:t>
-      </w:r>
-      <w:proofErr w:type="spellStart"/>
-      <w:r>
-        <w:rPr>
-          <w:rFonts w:ascii="Calibri" w:hAnsi="Calibri" w:cs="Calibri"/>
-        </w:rPr>
-        <w:t>Numericals</w:t>
-      </w:r>
-      <w:proofErr w:type="spellEnd"/>
-      <w:r>
-        <w:rPr>
-          <w:rFonts w:ascii="Calibri" w:hAnsi="Calibri" w:cs="Calibri"/>
-        </w:rPr>
-        <w:br/>
-        <w:t xml:space="preserve">        </w:t>
-      </w:r>
-      <w:proofErr w:type="spellStart"/>
-      <w:r>
-        <w:rPr>
-          <w:rFonts w:ascii="Calibri" w:hAnsi="Calibri" w:cs="Calibri"/>
-        </w:rPr>
-        <w:t>elif</w:t>
-      </w:r>
-      <w:proofErr w:type="spellEnd"/>
-      <w:r>
-        <w:rPr>
-          <w:rFonts w:ascii="Calibri" w:hAnsi="Calibri" w:cs="Calibri"/>
-        </w:rPr>
-        <w:t xml:space="preserve"> </w:t>
-      </w:r>
-      <w:proofErr w:type="spellStart"/>
-      <w:r>
-        <w:rPr>
-          <w:rFonts w:ascii="Calibri" w:hAnsi="Calibri" w:cs="Calibri"/>
-        </w:rPr>
-        <w:t>item_</w:t>
-      </w:r>
-      <w:proofErr w:type="gramStart"/>
-      <w:r>
-        <w:rPr>
-          <w:rFonts w:ascii="Calibri" w:hAnsi="Calibri" w:cs="Calibri"/>
-        </w:rPr>
-        <w:t>name.isnumeric</w:t>
-      </w:r>
-      <w:proofErr w:type="spellEnd"/>
-      <w:proofErr w:type="gramEnd"/>
-      <w:r>
-        <w:rPr>
-          <w:rFonts w:ascii="Calibri" w:hAnsi="Calibri" w:cs="Calibri"/>
-        </w:rPr>
-        <w:t>():</w:t>
-      </w:r>
-      <w:r>
-        <w:rPr>
-          <w:rFonts w:ascii="Calibri" w:hAnsi="Calibri" w:cs="Calibri"/>
-        </w:rPr>
-        <w:br/>
-        <w:t xml:space="preserve">            </w:t>
-      </w:r>
-      <w:proofErr w:type="gramStart"/>
-      <w:r>
-        <w:rPr>
-          <w:rFonts w:ascii="Calibri" w:hAnsi="Calibri" w:cs="Calibri"/>
-        </w:rPr>
-        <w:t>print(</w:t>
-      </w:r>
-      <w:proofErr w:type="gramEnd"/>
-      <w:r>
-        <w:rPr>
-          <w:rFonts w:ascii="Calibri" w:hAnsi="Calibri" w:cs="Calibri"/>
-        </w:rPr>
-        <w:t xml:space="preserve">"Warning!! Item Name cannot </w:t>
-      </w:r>
-      <w:proofErr w:type="gramStart"/>
-      <w:r>
-        <w:rPr>
-          <w:rFonts w:ascii="Calibri" w:hAnsi="Calibri" w:cs="Calibri"/>
-        </w:rPr>
-        <w:t>contains</w:t>
-      </w:r>
-      <w:proofErr w:type="gramEnd"/>
-      <w:r>
-        <w:rPr>
-          <w:rFonts w:ascii="Calibri" w:hAnsi="Calibri" w:cs="Calibri"/>
-        </w:rPr>
-        <w:t xml:space="preserve"> only Numerical Characters.\n")</w:t>
+        <w:t xml:space="preserve">        elif not any(char.isalpha() for char in item_name):</w:t>
+      </w:r>
+      <w:r>
+        <w:rPr>
+          <w:rFonts w:ascii="Calibri" w:hAnsi="Calibri" w:cs="Calibri"/>
+        </w:rPr>
+        <w:br/>
+        <w:t xml:space="preserve">            print("Warning!! Item Name must contain at least one alphabet!!\n")</w:t>
+      </w:r>
+      <w:r>
+        <w:rPr>
+          <w:rFonts w:ascii="Calibri" w:hAnsi="Calibri" w:cs="Calibri"/>
+        </w:rPr>
+        <w:br/>
+      </w:r>
+      <w:r>
+        <w:rPr>
+          <w:rFonts w:ascii="Calibri" w:hAnsi="Calibri" w:cs="Calibri"/>
+        </w:rPr>
+        <w:br/>
+        <w:t xml:space="preserve">        # Validation to prevent item names with only Numericals</w:t>
+      </w:r>
+      <w:r>
+        <w:rPr>
+          <w:rFonts w:ascii="Calibri" w:hAnsi="Calibri" w:cs="Calibri"/>
+        </w:rPr>
+        <w:br/>
+        <w:t xml:space="preserve">        elif item_name.isnumeric():</w:t>
+      </w:r>
+      <w:r>
+        <w:rPr>
+          <w:rFonts w:ascii="Calibri" w:hAnsi="Calibri" w:cs="Calibri"/>
+        </w:rPr>
+        <w:br/>
+        <w:t xml:space="preserve">            print("Warning!! Item Name cannot contains only Numerical Characters.\n")</w:t>
       </w:r>
       <w:r>
         <w:rPr>
@@ -2236,86 +1696,14 @@
           <w:rFonts w:ascii="Calibri" w:hAnsi="Calibri" w:cs="Calibri"/>
         </w:rPr>
         <w:br/>
-        <w:t xml:space="preserve">        </w:t>
-      </w:r>
-      <w:proofErr w:type="spellStart"/>
-      <w:r>
-        <w:rPr>
-          <w:rFonts w:ascii="Calibri" w:hAnsi="Calibri" w:cs="Calibri"/>
-        </w:rPr>
-        <w:t>elif</w:t>
-      </w:r>
-      <w:proofErr w:type="spellEnd"/>
-      <w:r>
-        <w:rPr>
-          <w:rFonts w:ascii="Calibri" w:hAnsi="Calibri" w:cs="Calibri"/>
-        </w:rPr>
-        <w:t xml:space="preserve"> not </w:t>
-      </w:r>
-      <w:proofErr w:type="spellStart"/>
-      <w:r>
-        <w:rPr>
-          <w:rFonts w:ascii="Calibri" w:hAnsi="Calibri" w:cs="Calibri"/>
-        </w:rPr>
-        <w:t>item_</w:t>
-      </w:r>
-      <w:proofErr w:type="gramStart"/>
-      <w:r>
-        <w:rPr>
-          <w:rFonts w:ascii="Calibri" w:hAnsi="Calibri" w:cs="Calibri"/>
-        </w:rPr>
-        <w:t>name.replace</w:t>
-      </w:r>
-      <w:proofErr w:type="spellEnd"/>
-      <w:proofErr w:type="gramEnd"/>
-      <w:r>
-        <w:rPr>
-          <w:rFonts w:ascii="Calibri" w:hAnsi="Calibri" w:cs="Calibri"/>
-        </w:rPr>
-        <w:t>(" ", ""</w:t>
-      </w:r>
-      <w:proofErr w:type="gramStart"/>
-      <w:r>
-        <w:rPr>
-          <w:rFonts w:ascii="Calibri" w:hAnsi="Calibri" w:cs="Calibri"/>
-        </w:rPr>
-        <w:t>).</w:t>
-      </w:r>
-      <w:proofErr w:type="spellStart"/>
-      <w:r>
-        <w:rPr>
-          <w:rFonts w:ascii="Calibri" w:hAnsi="Calibri" w:cs="Calibri"/>
-        </w:rPr>
-        <w:t>isalnum</w:t>
-      </w:r>
-      <w:proofErr w:type="spellEnd"/>
-      <w:proofErr w:type="gramEnd"/>
-      <w:r>
-        <w:rPr>
-          <w:rFonts w:ascii="Calibri" w:hAnsi="Calibri" w:cs="Calibri"/>
-        </w:rPr>
-        <w:t>():</w:t>
-      </w:r>
-      <w:r>
-        <w:rPr>
-          <w:rFonts w:ascii="Calibri" w:hAnsi="Calibri" w:cs="Calibri"/>
-        </w:rPr>
-        <w:br/>
-        <w:t xml:space="preserve">            </w:t>
-      </w:r>
-      <w:proofErr w:type="gramStart"/>
-      <w:r>
-        <w:rPr>
-          <w:rFonts w:ascii="Calibri" w:hAnsi="Calibri" w:cs="Calibri"/>
-        </w:rPr>
-        <w:t>print(</w:t>
-      </w:r>
-      <w:proofErr w:type="gramEnd"/>
-      <w:r>
-        <w:rPr>
-          <w:rFonts w:ascii="Calibri" w:hAnsi="Calibri" w:cs="Calibri"/>
-        </w:rPr>
-        <w:t>"Warning!! Item Name cannot contains Special Characters.\n")</w:t>
+        <w:t xml:space="preserve">        elif not item_name.replace(" ", "").isalnum():</w:t>
+      </w:r>
+      <w:r>
+        <w:rPr>
+          <w:rFonts w:ascii="Calibri" w:hAnsi="Calibri" w:cs="Calibri"/>
+        </w:rPr>
+        <w:br/>
+        <w:t xml:space="preserve">            print("Warning!! Item Name cannot contains Special Characters.\n")</w:t>
       </w:r>
       <w:r>
         <w:rPr>
@@ -2335,16 +1723,8 @@
           <w:rFonts w:ascii="Calibri" w:hAnsi="Calibri" w:cs="Calibri"/>
         </w:rPr>
         <w:br/>
-        <w:t xml:space="preserve">            return </w:t>
-      </w:r>
-      <w:proofErr w:type="spellStart"/>
-      <w:r>
-        <w:rPr>
-          <w:rFonts w:ascii="Calibri" w:hAnsi="Calibri" w:cs="Calibri"/>
-        </w:rPr>
-        <w:t>item_name</w:t>
-      </w:r>
-      <w:proofErr w:type="spellEnd"/>
+        <w:t xml:space="preserve">            return item_name</w:t>
+      </w:r>
       <w:r>
         <w:rPr>
           <w:rFonts w:ascii="Calibri" w:hAnsi="Calibri" w:cs="Calibri"/>
@@ -2363,21 +1743,7 @@
           <w:rFonts w:ascii="Calibri" w:hAnsi="Calibri" w:cs="Calibri"/>
         </w:rPr>
         <w:br/>
-        <w:t xml:space="preserve">def </w:t>
-      </w:r>
-      <w:proofErr w:type="spellStart"/>
-      <w:r>
-        <w:rPr>
-          <w:rFonts w:ascii="Calibri" w:hAnsi="Calibri" w:cs="Calibri"/>
-        </w:rPr>
-        <w:t>get_valid_item_quantity</w:t>
-      </w:r>
-      <w:proofErr w:type="spellEnd"/>
-      <w:r>
-        <w:rPr>
-          <w:rFonts w:ascii="Calibri" w:hAnsi="Calibri" w:cs="Calibri"/>
-        </w:rPr>
-        <w:t>():</w:t>
+        <w:t>def get_valid_item_quantity():</w:t>
       </w:r>
       <w:r>
         <w:rPr>
@@ -2391,21 +1757,7 @@
           <w:rFonts w:ascii="Calibri" w:hAnsi="Calibri" w:cs="Calibri"/>
         </w:rPr>
         <w:br/>
-        <w:t xml:space="preserve">        </w:t>
-      </w:r>
-      <w:proofErr w:type="spellStart"/>
-      <w:r>
-        <w:rPr>
-          <w:rFonts w:ascii="Calibri" w:hAnsi="Calibri" w:cs="Calibri"/>
-        </w:rPr>
-        <w:t>item_quantity</w:t>
-      </w:r>
-      <w:proofErr w:type="spellEnd"/>
-      <w:r>
-        <w:rPr>
-          <w:rFonts w:ascii="Calibri" w:hAnsi="Calibri" w:cs="Calibri"/>
-        </w:rPr>
-        <w:t xml:space="preserve"> = input("Enter Purchased Item Quantity: \n").strip()</w:t>
+        <w:t xml:space="preserve">        item_quantity = input("Enter Purchased Item Quantity: \n").strip()</w:t>
       </w:r>
       <w:r>
         <w:rPr>
@@ -2425,21 +1777,7 @@
           <w:rFonts w:ascii="Calibri" w:hAnsi="Calibri" w:cs="Calibri"/>
         </w:rPr>
         <w:br/>
-        <w:t xml:space="preserve">        if </w:t>
-      </w:r>
-      <w:proofErr w:type="spellStart"/>
-      <w:r>
-        <w:rPr>
-          <w:rFonts w:ascii="Calibri" w:hAnsi="Calibri" w:cs="Calibri"/>
-        </w:rPr>
-        <w:t>item_quantity</w:t>
-      </w:r>
-      <w:proofErr w:type="spellEnd"/>
-      <w:r>
-        <w:rPr>
-          <w:rFonts w:ascii="Calibri" w:hAnsi="Calibri" w:cs="Calibri"/>
-        </w:rPr>
-        <w:t xml:space="preserve"> == "":</w:t>
+        <w:t xml:space="preserve">        if item_quantity == "":</w:t>
       </w:r>
       <w:r>
         <w:rPr>
@@ -2480,21 +1818,7 @@
           <w:rFonts w:ascii="Calibri" w:hAnsi="Calibri" w:cs="Calibri"/>
         </w:rPr>
         <w:br/>
-        <w:t xml:space="preserve">            quantity = int(</w:t>
-      </w:r>
-      <w:proofErr w:type="spellStart"/>
-      <w:r>
-        <w:rPr>
-          <w:rFonts w:ascii="Calibri" w:hAnsi="Calibri" w:cs="Calibri"/>
-        </w:rPr>
-        <w:t>item_quantity</w:t>
-      </w:r>
-      <w:proofErr w:type="spellEnd"/>
-      <w:r>
-        <w:rPr>
-          <w:rFonts w:ascii="Calibri" w:hAnsi="Calibri" w:cs="Calibri"/>
-        </w:rPr>
-        <w:t>)</w:t>
+        <w:t xml:space="preserve">            quantity = int(item_quantity)</w:t>
       </w:r>
       <w:r>
         <w:rPr>
@@ -2521,21 +1845,7 @@
           <w:rFonts w:ascii="Calibri" w:hAnsi="Calibri" w:cs="Calibri"/>
         </w:rPr>
         <w:br/>
-        <w:t xml:space="preserve">                </w:t>
-      </w:r>
-      <w:proofErr w:type="gramStart"/>
-      <w:r>
-        <w:rPr>
-          <w:rFonts w:ascii="Calibri" w:hAnsi="Calibri" w:cs="Calibri"/>
-        </w:rPr>
-        <w:t>print(</w:t>
-      </w:r>
-      <w:proofErr w:type="gramEnd"/>
-      <w:r>
-        <w:rPr>
-          <w:rFonts w:ascii="Calibri" w:hAnsi="Calibri" w:cs="Calibri"/>
-        </w:rPr>
-        <w:t>"Warning!! Purchased Item Quantity should be greater than 0.\n")</w:t>
+        <w:t xml:space="preserve">                print("Warning!! Purchased Item Quantity should be greater than 0.\n")</w:t>
       </w:r>
       <w:r>
         <w:rPr>
@@ -2555,42 +1865,14 @@
           <w:rFonts w:ascii="Calibri" w:hAnsi="Calibri" w:cs="Calibri"/>
         </w:rPr>
         <w:br/>
-        <w:t xml:space="preserve">            </w:t>
-      </w:r>
-      <w:proofErr w:type="spellStart"/>
-      <w:r>
-        <w:rPr>
-          <w:rFonts w:ascii="Calibri" w:hAnsi="Calibri" w:cs="Calibri"/>
-        </w:rPr>
-        <w:t>elif</w:t>
-      </w:r>
-      <w:proofErr w:type="spellEnd"/>
-      <w:r>
-        <w:rPr>
-          <w:rFonts w:ascii="Calibri" w:hAnsi="Calibri" w:cs="Calibri"/>
-        </w:rPr>
-        <w:t xml:space="preserve"> quantity &gt; 10000:</w:t>
-      </w:r>
-      <w:r>
-        <w:rPr>
-          <w:rFonts w:ascii="Calibri" w:hAnsi="Calibri" w:cs="Calibri"/>
-        </w:rPr>
-        <w:br/>
-        <w:t xml:space="preserve">                </w:t>
-      </w:r>
-      <w:proofErr w:type="gramStart"/>
-      <w:r>
-        <w:rPr>
-          <w:rFonts w:ascii="Calibri" w:hAnsi="Calibri" w:cs="Calibri"/>
-        </w:rPr>
-        <w:t>print(</w:t>
-      </w:r>
-      <w:proofErr w:type="gramEnd"/>
-      <w:r>
-        <w:rPr>
-          <w:rFonts w:ascii="Calibri" w:hAnsi="Calibri" w:cs="Calibri"/>
-        </w:rPr>
-        <w:t>"Warning!! Purchased Item Quantity is too high.\n")</w:t>
+        <w:t xml:space="preserve">            elif quantity &gt; 10000:</w:t>
+      </w:r>
+      <w:r>
+        <w:rPr>
+          <w:rFonts w:ascii="Calibri" w:hAnsi="Calibri" w:cs="Calibri"/>
+        </w:rPr>
+        <w:br/>
+        <w:t xml:space="preserve">                print("Warning!! Purchased Item Quantity is too high.\n")</w:t>
       </w:r>
       <w:r>
         <w:rPr>
@@ -2624,42 +1906,14 @@
         </w:rPr>
         <w:lastRenderedPageBreak/>
         <w:br/>
-        <w:t xml:space="preserve">        except </w:t>
-      </w:r>
-      <w:proofErr w:type="spellStart"/>
-      <w:r>
-        <w:rPr>
-          <w:rFonts w:ascii="Calibri" w:hAnsi="Calibri" w:cs="Calibri"/>
-        </w:rPr>
-        <w:t>ValueError</w:t>
-      </w:r>
-      <w:proofErr w:type="spellEnd"/>
-      <w:r>
-        <w:rPr>
-          <w:rFonts w:ascii="Calibri" w:hAnsi="Calibri" w:cs="Calibri"/>
-        </w:rPr>
-        <w:t>:</w:t>
-      </w:r>
-      <w:r>
-        <w:rPr>
-          <w:rFonts w:ascii="Calibri" w:hAnsi="Calibri" w:cs="Calibri"/>
-        </w:rPr>
-        <w:br/>
-        <w:t xml:space="preserve">            </w:t>
-      </w:r>
-      <w:proofErr w:type="gramStart"/>
-      <w:r>
-        <w:rPr>
-          <w:rFonts w:ascii="Calibri" w:hAnsi="Calibri" w:cs="Calibri"/>
-        </w:rPr>
-        <w:t>print(</w:t>
-      </w:r>
-      <w:proofErr w:type="gramEnd"/>
-      <w:r>
-        <w:rPr>
-          <w:rFonts w:ascii="Calibri" w:hAnsi="Calibri" w:cs="Calibri"/>
-        </w:rPr>
-        <w:t>"Warning!! Purchased Item Quantity must be an integer.\n")</w:t>
+        <w:t xml:space="preserve">        except ValueError:</w:t>
+      </w:r>
+      <w:r>
+        <w:rPr>
+          <w:rFonts w:ascii="Calibri" w:hAnsi="Calibri" w:cs="Calibri"/>
+        </w:rPr>
+        <w:br/>
+        <w:t xml:space="preserve">            print("Warning!! Purchased Item Quantity must be an integer.\n")</w:t>
       </w:r>
       <w:r>
         <w:rPr>
@@ -2679,21 +1933,7 @@
           <w:rFonts w:ascii="Calibri" w:hAnsi="Calibri" w:cs="Calibri"/>
         </w:rPr>
         <w:br/>
-        <w:t xml:space="preserve">def </w:t>
-      </w:r>
-      <w:proofErr w:type="spellStart"/>
-      <w:r>
-        <w:rPr>
-          <w:rFonts w:ascii="Calibri" w:hAnsi="Calibri" w:cs="Calibri"/>
-        </w:rPr>
-        <w:t>get_valid_item_price</w:t>
-      </w:r>
-      <w:proofErr w:type="spellEnd"/>
-      <w:r>
-        <w:rPr>
-          <w:rFonts w:ascii="Calibri" w:hAnsi="Calibri" w:cs="Calibri"/>
-        </w:rPr>
-        <w:t>():</w:t>
+        <w:t>def get_valid_item_price():</w:t>
       </w:r>
       <w:r>
         <w:rPr>
@@ -2707,21 +1947,7 @@
           <w:rFonts w:ascii="Calibri" w:hAnsi="Calibri" w:cs="Calibri"/>
         </w:rPr>
         <w:br/>
-        <w:t xml:space="preserve">        </w:t>
-      </w:r>
-      <w:proofErr w:type="spellStart"/>
-      <w:r>
-        <w:rPr>
-          <w:rFonts w:ascii="Calibri" w:hAnsi="Calibri" w:cs="Calibri"/>
-        </w:rPr>
-        <w:t>item_price</w:t>
-      </w:r>
-      <w:proofErr w:type="spellEnd"/>
-      <w:r>
-        <w:rPr>
-          <w:rFonts w:ascii="Calibri" w:hAnsi="Calibri" w:cs="Calibri"/>
-        </w:rPr>
-        <w:t xml:space="preserve"> = input("Enter Purchased Item Price: \n").strip()</w:t>
+        <w:t xml:space="preserve">        item_price = input("Enter Purchased Item Price: \n").strip()</w:t>
       </w:r>
       <w:r>
         <w:rPr>
@@ -2741,21 +1967,7 @@
           <w:rFonts w:ascii="Calibri" w:hAnsi="Calibri" w:cs="Calibri"/>
         </w:rPr>
         <w:br/>
-        <w:t xml:space="preserve">        if </w:t>
-      </w:r>
-      <w:proofErr w:type="spellStart"/>
-      <w:r>
-        <w:rPr>
-          <w:rFonts w:ascii="Calibri" w:hAnsi="Calibri" w:cs="Calibri"/>
-        </w:rPr>
-        <w:t>item_price</w:t>
-      </w:r>
-      <w:proofErr w:type="spellEnd"/>
-      <w:r>
-        <w:rPr>
-          <w:rFonts w:ascii="Calibri" w:hAnsi="Calibri" w:cs="Calibri"/>
-        </w:rPr>
-        <w:t xml:space="preserve"> == "":</w:t>
+        <w:t xml:space="preserve">        if item_price == "":</w:t>
       </w:r>
       <w:r>
         <w:rPr>
@@ -2796,21 +2008,7 @@
           <w:rFonts w:ascii="Calibri" w:hAnsi="Calibri" w:cs="Calibri"/>
         </w:rPr>
         <w:br/>
-        <w:t xml:space="preserve">            price = float(</w:t>
-      </w:r>
-      <w:proofErr w:type="spellStart"/>
-      <w:r>
-        <w:rPr>
-          <w:rFonts w:ascii="Calibri" w:hAnsi="Calibri" w:cs="Calibri"/>
-        </w:rPr>
-        <w:t>item_price</w:t>
-      </w:r>
-      <w:proofErr w:type="spellEnd"/>
-      <w:r>
-        <w:rPr>
-          <w:rFonts w:ascii="Calibri" w:hAnsi="Calibri" w:cs="Calibri"/>
-        </w:rPr>
-        <w:t>)</w:t>
+        <w:t xml:space="preserve">            price = float(item_price)</w:t>
       </w:r>
       <w:r>
         <w:rPr>
@@ -2837,21 +2035,7 @@
           <w:rFonts w:ascii="Calibri" w:hAnsi="Calibri" w:cs="Calibri"/>
         </w:rPr>
         <w:br/>
-        <w:t xml:space="preserve">                </w:t>
-      </w:r>
-      <w:proofErr w:type="gramStart"/>
-      <w:r>
-        <w:rPr>
-          <w:rFonts w:ascii="Calibri" w:hAnsi="Calibri" w:cs="Calibri"/>
-        </w:rPr>
-        <w:t>print(</w:t>
-      </w:r>
-      <w:proofErr w:type="gramEnd"/>
-      <w:r>
-        <w:rPr>
-          <w:rFonts w:ascii="Calibri" w:hAnsi="Calibri" w:cs="Calibri"/>
-        </w:rPr>
-        <w:t>"Warning!! Purchased Item Price should be greater than 0.\n")</w:t>
+        <w:t xml:space="preserve">                print("Warning!! Purchased Item Price should be greater than 0.\n")</w:t>
       </w:r>
       <w:r>
         <w:rPr>
@@ -2871,69 +2055,27 @@
           <w:rFonts w:ascii="Calibri" w:hAnsi="Calibri" w:cs="Calibri"/>
         </w:rPr>
         <w:br/>
-        <w:t xml:space="preserve">                return </w:t>
-      </w:r>
-      <w:proofErr w:type="gramStart"/>
-      <w:r>
-        <w:rPr>
-          <w:rFonts w:ascii="Calibri" w:hAnsi="Calibri" w:cs="Calibri"/>
-        </w:rPr>
-        <w:t>round(</w:t>
-      </w:r>
-      <w:proofErr w:type="gramEnd"/>
-      <w:r>
-        <w:rPr>
-          <w:rFonts w:ascii="Calibri" w:hAnsi="Calibri" w:cs="Calibri"/>
-        </w:rPr>
-        <w:t>price, 2)</w:t>
-      </w:r>
-      <w:r>
-        <w:rPr>
-          <w:rFonts w:ascii="Calibri" w:hAnsi="Calibri" w:cs="Calibri"/>
-        </w:rPr>
-        <w:br/>
-      </w:r>
-      <w:r>
-        <w:rPr>
-          <w:rFonts w:ascii="Calibri" w:hAnsi="Calibri" w:cs="Calibri"/>
-        </w:rPr>
-        <w:br/>
-        <w:t xml:space="preserve">        except </w:t>
-      </w:r>
-      <w:proofErr w:type="spellStart"/>
-      <w:r>
-        <w:rPr>
-          <w:rFonts w:ascii="Calibri" w:hAnsi="Calibri" w:cs="Calibri"/>
-        </w:rPr>
-        <w:t>ValueError</w:t>
-      </w:r>
-      <w:proofErr w:type="spellEnd"/>
-      <w:r>
-        <w:rPr>
-          <w:rFonts w:ascii="Calibri" w:hAnsi="Calibri" w:cs="Calibri"/>
-        </w:rPr>
-        <w:t>:</w:t>
-      </w:r>
-      <w:r>
-        <w:rPr>
-          <w:rFonts w:ascii="Calibri" w:hAnsi="Calibri" w:cs="Calibri"/>
-        </w:rPr>
-        <w:br/>
-        <w:t xml:space="preserve">            </w:t>
-      </w:r>
-      <w:proofErr w:type="gramStart"/>
-      <w:r>
-        <w:rPr>
-          <w:rFonts w:ascii="Calibri" w:hAnsi="Calibri" w:cs="Calibri"/>
-        </w:rPr>
-        <w:t>print(</w:t>
-      </w:r>
-      <w:proofErr w:type="gramEnd"/>
-      <w:r>
-        <w:rPr>
-          <w:rFonts w:ascii="Calibri" w:hAnsi="Calibri" w:cs="Calibri"/>
-        </w:rPr>
-        <w:t>"Warning!! Purchased Item Price must be an integer.\n")</w:t>
+        <w:t xml:space="preserve">                return round(price, 2)</w:t>
+      </w:r>
+      <w:r>
+        <w:rPr>
+          <w:rFonts w:ascii="Calibri" w:hAnsi="Calibri" w:cs="Calibri"/>
+        </w:rPr>
+        <w:br/>
+      </w:r>
+      <w:r>
+        <w:rPr>
+          <w:rFonts w:ascii="Calibri" w:hAnsi="Calibri" w:cs="Calibri"/>
+        </w:rPr>
+        <w:br/>
+        <w:t xml:space="preserve">        except ValueError:</w:t>
+      </w:r>
+      <w:r>
+        <w:rPr>
+          <w:rFonts w:ascii="Calibri" w:hAnsi="Calibri" w:cs="Calibri"/>
+        </w:rPr>
+        <w:br/>
+        <w:t xml:space="preserve">            print("Warning!! Purchased Item Price must be an integer.\n")</w:t>
       </w:r>
       <w:r>
         <w:rPr>
@@ -2953,196 +2095,42 @@
           <w:rFonts w:ascii="Calibri" w:hAnsi="Calibri" w:cs="Calibri"/>
         </w:rPr>
         <w:br/>
-        <w:t xml:space="preserve">def </w:t>
-      </w:r>
-      <w:proofErr w:type="spellStart"/>
-      <w:r>
-        <w:rPr>
-          <w:rFonts w:ascii="Calibri" w:hAnsi="Calibri" w:cs="Calibri"/>
-        </w:rPr>
-        <w:t>get_valid_item_</w:t>
-      </w:r>
-      <w:proofErr w:type="gramStart"/>
-      <w:r>
-        <w:rPr>
-          <w:rFonts w:ascii="Calibri" w:hAnsi="Calibri" w:cs="Calibri"/>
-        </w:rPr>
-        <w:t>description</w:t>
-      </w:r>
-      <w:proofErr w:type="spellEnd"/>
-      <w:r>
-        <w:rPr>
-          <w:rFonts w:ascii="Calibri" w:hAnsi="Calibri" w:cs="Calibri"/>
-        </w:rPr>
-        <w:t>(</w:t>
-      </w:r>
-      <w:proofErr w:type="gramEnd"/>
-      <w:r>
-        <w:rPr>
-          <w:rFonts w:ascii="Calibri" w:hAnsi="Calibri" w:cs="Calibri"/>
-        </w:rPr>
-        <w:t>):</w:t>
-      </w:r>
-      <w:r>
-        <w:rPr>
-          <w:rFonts w:ascii="Calibri" w:hAnsi="Calibri" w:cs="Calibri"/>
-        </w:rPr>
-        <w:br/>
-        <w:t xml:space="preserve">    </w:t>
-      </w:r>
-      <w:proofErr w:type="spellStart"/>
-      <w:r>
-        <w:rPr>
-          <w:rFonts w:ascii="Calibri" w:hAnsi="Calibri" w:cs="Calibri"/>
-        </w:rPr>
-        <w:t>item_description</w:t>
-      </w:r>
-      <w:proofErr w:type="spellEnd"/>
-      <w:r>
-        <w:rPr>
-          <w:rFonts w:ascii="Calibri" w:hAnsi="Calibri" w:cs="Calibri"/>
-        </w:rPr>
-        <w:t xml:space="preserve"> = </w:t>
-      </w:r>
-      <w:proofErr w:type="gramStart"/>
-      <w:r>
-        <w:rPr>
-          <w:rFonts w:ascii="Calibri" w:hAnsi="Calibri" w:cs="Calibri"/>
-        </w:rPr>
-        <w:t>input(</w:t>
-      </w:r>
-      <w:proofErr w:type="gramEnd"/>
-      <w:r>
-        <w:rPr>
-          <w:rFonts w:ascii="Calibri" w:hAnsi="Calibri" w:cs="Calibri"/>
-        </w:rPr>
-        <w:t>"Enter Purchased Item Description: \n"</w:t>
-      </w:r>
-      <w:proofErr w:type="gramStart"/>
-      <w:r>
-        <w:rPr>
-          <w:rFonts w:ascii="Calibri" w:hAnsi="Calibri" w:cs="Calibri"/>
-        </w:rPr>
-        <w:t>).strip</w:t>
-      </w:r>
-      <w:proofErr w:type="gramEnd"/>
-      <w:r>
-        <w:rPr>
-          <w:rFonts w:ascii="Calibri" w:hAnsi="Calibri" w:cs="Calibri"/>
-        </w:rPr>
-        <w:t>()</w:t>
-      </w:r>
-      <w:r>
-        <w:rPr>
-          <w:rFonts w:ascii="Calibri" w:hAnsi="Calibri" w:cs="Calibri"/>
-        </w:rPr>
-        <w:br/>
-        <w:t xml:space="preserve">    if </w:t>
-      </w:r>
-      <w:proofErr w:type="spellStart"/>
-      <w:r>
-        <w:rPr>
-          <w:rFonts w:ascii="Calibri" w:hAnsi="Calibri" w:cs="Calibri"/>
-        </w:rPr>
-        <w:t>len</w:t>
-      </w:r>
-      <w:proofErr w:type="spellEnd"/>
-      <w:r>
-        <w:rPr>
-          <w:rFonts w:ascii="Calibri" w:hAnsi="Calibri" w:cs="Calibri"/>
-        </w:rPr>
-        <w:t>(</w:t>
-      </w:r>
-      <w:proofErr w:type="spellStart"/>
-      <w:r>
-        <w:rPr>
-          <w:rFonts w:ascii="Calibri" w:hAnsi="Calibri" w:cs="Calibri"/>
-        </w:rPr>
-        <w:t>item_description</w:t>
-      </w:r>
-      <w:proofErr w:type="spellEnd"/>
-      <w:r>
-        <w:rPr>
-          <w:rFonts w:ascii="Calibri" w:hAnsi="Calibri" w:cs="Calibri"/>
-        </w:rPr>
-        <w:t>) &gt; 100:</w:t>
-      </w:r>
-      <w:r>
-        <w:rPr>
-          <w:rFonts w:ascii="Calibri" w:hAnsi="Calibri" w:cs="Calibri"/>
-        </w:rPr>
-        <w:br/>
-        <w:t xml:space="preserve">        </w:t>
-      </w:r>
-      <w:proofErr w:type="gramStart"/>
-      <w:r>
-        <w:rPr>
-          <w:rFonts w:ascii="Calibri" w:hAnsi="Calibri" w:cs="Calibri"/>
-        </w:rPr>
-        <w:t>print(</w:t>
-      </w:r>
-      <w:proofErr w:type="gramEnd"/>
-      <w:r>
-        <w:rPr>
-          <w:rFonts w:ascii="Calibri" w:hAnsi="Calibri" w:cs="Calibri"/>
-        </w:rPr>
-        <w:t>"Warning!! Purchased Item Description is too long.\n")</w:t>
-      </w:r>
-      <w:r>
-        <w:rPr>
-          <w:rFonts w:ascii="Calibri" w:hAnsi="Calibri" w:cs="Calibri"/>
-        </w:rPr>
-        <w:br/>
-        <w:t xml:space="preserve">        return </w:t>
-      </w:r>
-      <w:proofErr w:type="spellStart"/>
-      <w:r>
-        <w:rPr>
-          <w:rFonts w:ascii="Calibri" w:hAnsi="Calibri" w:cs="Calibri"/>
-        </w:rPr>
-        <w:t>item_description</w:t>
-      </w:r>
-      <w:proofErr w:type="spellEnd"/>
-      <w:r>
-        <w:rPr>
-          <w:rFonts w:ascii="Calibri" w:hAnsi="Calibri" w:cs="Calibri"/>
-        </w:rPr>
-        <w:t>[:100]</w:t>
-      </w:r>
-      <w:r>
-        <w:rPr>
-          <w:rFonts w:ascii="Calibri" w:hAnsi="Calibri" w:cs="Calibri"/>
-        </w:rPr>
-        <w:br/>
-        <w:t xml:space="preserve">    return </w:t>
-      </w:r>
-      <w:proofErr w:type="spellStart"/>
-      <w:r>
-        <w:rPr>
-          <w:rFonts w:ascii="Calibri" w:hAnsi="Calibri" w:cs="Calibri"/>
-        </w:rPr>
-        <w:t>item_description</w:t>
-      </w:r>
-      <w:proofErr w:type="spellEnd"/>
-      <w:r>
-        <w:rPr>
-          <w:rFonts w:ascii="Calibri" w:hAnsi="Calibri" w:cs="Calibri"/>
-        </w:rPr>
-        <w:t xml:space="preserve"> if </w:t>
-      </w:r>
-      <w:proofErr w:type="spellStart"/>
-      <w:r>
-        <w:rPr>
-          <w:rFonts w:ascii="Calibri" w:hAnsi="Calibri" w:cs="Calibri"/>
-        </w:rPr>
-        <w:t>item_description</w:t>
-      </w:r>
-      <w:proofErr w:type="spellEnd"/>
-      <w:r>
-        <w:rPr>
-          <w:rFonts w:ascii="Calibri" w:hAnsi="Calibri" w:cs="Calibri"/>
-        </w:rPr>
-        <w:t xml:space="preserve"> else "None"</w:t>
+        <w:t>def get_valid_item_description():</w:t>
+      </w:r>
+      <w:r>
+        <w:rPr>
+          <w:rFonts w:ascii="Calibri" w:hAnsi="Calibri" w:cs="Calibri"/>
+        </w:rPr>
+        <w:br/>
+        <w:t xml:space="preserve">    item_description = input("Enter Purchased Item Description: \n").strip()</w:t>
+      </w:r>
+      <w:r>
+        <w:rPr>
+          <w:rFonts w:ascii="Calibri" w:hAnsi="Calibri" w:cs="Calibri"/>
+        </w:rPr>
+        <w:br/>
+        <w:t xml:space="preserve">    if len(item_description) &gt; 100:</w:t>
+      </w:r>
+      <w:r>
+        <w:rPr>
+          <w:rFonts w:ascii="Calibri" w:hAnsi="Calibri" w:cs="Calibri"/>
+        </w:rPr>
+        <w:br/>
+        <w:t xml:space="preserve">        print("Warning!! Purchased Item Description is too long.\n")</w:t>
+      </w:r>
+      <w:r>
+        <w:rPr>
+          <w:rFonts w:ascii="Calibri" w:hAnsi="Calibri" w:cs="Calibri"/>
+        </w:rPr>
+        <w:br/>
+        <w:t xml:space="preserve">        return item_description[:100]</w:t>
+      </w:r>
+      <w:r>
+        <w:rPr>
+          <w:rFonts w:ascii="Calibri" w:hAnsi="Calibri" w:cs="Calibri"/>
+        </w:rPr>
+        <w:br/>
+        <w:t xml:space="preserve">    return item_description if item_description else "None"</w:t>
       </w:r>
       <w:r>
         <w:rPr>
@@ -3174,149 +2162,35 @@
           <w:rFonts w:ascii="Calibri" w:hAnsi="Calibri" w:cs="Calibri"/>
         </w:rPr>
         <w:lastRenderedPageBreak/>
-        <w:t xml:space="preserve">class </w:t>
-      </w:r>
-      <w:proofErr w:type="spellStart"/>
-      <w:r>
-        <w:rPr>
-          <w:rFonts w:ascii="Calibri" w:hAnsi="Calibri" w:cs="Calibri"/>
-        </w:rPr>
-        <w:t>ShoppingCart</w:t>
-      </w:r>
-      <w:proofErr w:type="spellEnd"/>
-      <w:r>
-        <w:rPr>
-          <w:rFonts w:ascii="Calibri" w:hAnsi="Calibri" w:cs="Calibri"/>
-        </w:rPr>
-        <w:t>:</w:t>
-      </w:r>
-      <w:r>
-        <w:rPr>
-          <w:rFonts w:ascii="Calibri" w:hAnsi="Calibri" w:cs="Calibri"/>
-        </w:rPr>
-        <w:br/>
-        <w:t xml:space="preserve">    def __</w:t>
-      </w:r>
-      <w:proofErr w:type="spellStart"/>
-      <w:r>
-        <w:rPr>
-          <w:rFonts w:ascii="Calibri" w:hAnsi="Calibri" w:cs="Calibri"/>
-        </w:rPr>
-        <w:t>init</w:t>
-      </w:r>
-      <w:proofErr w:type="spellEnd"/>
-      <w:r>
-        <w:rPr>
-          <w:rFonts w:ascii="Calibri" w:hAnsi="Calibri" w:cs="Calibri"/>
-        </w:rPr>
-        <w:t xml:space="preserve">__(self, </w:t>
-      </w:r>
-      <w:proofErr w:type="spellStart"/>
-      <w:r>
-        <w:rPr>
-          <w:rFonts w:ascii="Calibri" w:hAnsi="Calibri" w:cs="Calibri"/>
-        </w:rPr>
-        <w:t>customer_name</w:t>
-      </w:r>
-      <w:proofErr w:type="spellEnd"/>
-      <w:r>
-        <w:rPr>
-          <w:rFonts w:ascii="Calibri" w:hAnsi="Calibri" w:cs="Calibri"/>
-        </w:rPr>
-        <w:t xml:space="preserve"> = "none", </w:t>
-      </w:r>
-      <w:proofErr w:type="spellStart"/>
-      <w:r>
-        <w:rPr>
-          <w:rFonts w:ascii="Calibri" w:hAnsi="Calibri" w:cs="Calibri"/>
-        </w:rPr>
-        <w:t>current_date</w:t>
-      </w:r>
-      <w:proofErr w:type="spellEnd"/>
-      <w:r>
-        <w:rPr>
-          <w:rFonts w:ascii="Calibri" w:hAnsi="Calibri" w:cs="Calibri"/>
-        </w:rPr>
-        <w:t xml:space="preserve"> = "January 1, 2020"):</w:t>
-      </w:r>
-      <w:r>
-        <w:rPr>
-          <w:rFonts w:ascii="Calibri" w:hAnsi="Calibri" w:cs="Calibri"/>
-        </w:rPr>
-        <w:br/>
-        <w:t xml:space="preserve">        </w:t>
-      </w:r>
-      <w:proofErr w:type="spellStart"/>
-      <w:r>
-        <w:rPr>
-          <w:rFonts w:ascii="Calibri" w:hAnsi="Calibri" w:cs="Calibri"/>
-        </w:rPr>
-        <w:t>self.customer_name</w:t>
-      </w:r>
-      <w:proofErr w:type="spellEnd"/>
-      <w:r>
-        <w:rPr>
-          <w:rFonts w:ascii="Calibri" w:hAnsi="Calibri" w:cs="Calibri"/>
-        </w:rPr>
-        <w:t xml:space="preserve"> = </w:t>
-      </w:r>
-      <w:proofErr w:type="spellStart"/>
-      <w:r>
-        <w:rPr>
-          <w:rFonts w:ascii="Calibri" w:hAnsi="Calibri" w:cs="Calibri"/>
-        </w:rPr>
-        <w:t>customer_name</w:t>
-      </w:r>
-      <w:proofErr w:type="spellEnd"/>
-      <w:r>
-        <w:rPr>
-          <w:rFonts w:ascii="Calibri" w:hAnsi="Calibri" w:cs="Calibri"/>
-        </w:rPr>
-        <w:br/>
-        <w:t xml:space="preserve">        </w:t>
-      </w:r>
-      <w:proofErr w:type="spellStart"/>
-      <w:r>
-        <w:rPr>
-          <w:rFonts w:ascii="Calibri" w:hAnsi="Calibri" w:cs="Calibri"/>
-        </w:rPr>
-        <w:t>self.current_date</w:t>
-      </w:r>
-      <w:proofErr w:type="spellEnd"/>
-      <w:r>
-        <w:rPr>
-          <w:rFonts w:ascii="Calibri" w:hAnsi="Calibri" w:cs="Calibri"/>
-        </w:rPr>
-        <w:t xml:space="preserve"> = </w:t>
-      </w:r>
-      <w:proofErr w:type="spellStart"/>
-      <w:r>
-        <w:rPr>
-          <w:rFonts w:ascii="Calibri" w:hAnsi="Calibri" w:cs="Calibri"/>
-        </w:rPr>
-        <w:t>current_date</w:t>
-      </w:r>
-      <w:proofErr w:type="spellEnd"/>
-      <w:r>
-        <w:rPr>
-          <w:rFonts w:ascii="Calibri" w:hAnsi="Calibri" w:cs="Calibri"/>
-        </w:rPr>
-        <w:br/>
-        <w:t xml:space="preserve">        </w:t>
-      </w:r>
-      <w:proofErr w:type="spellStart"/>
-      <w:r>
-        <w:rPr>
-          <w:rFonts w:ascii="Calibri" w:hAnsi="Calibri" w:cs="Calibri"/>
-        </w:rPr>
-        <w:t>self.cart_items</w:t>
-      </w:r>
-      <w:proofErr w:type="spellEnd"/>
-      <w:r>
-        <w:rPr>
-          <w:rFonts w:ascii="Calibri" w:hAnsi="Calibri" w:cs="Calibri"/>
-        </w:rPr>
-        <w:t xml:space="preserve"> = []</w:t>
+        <w:t>class ShoppingCart:</w:t>
+      </w:r>
+      <w:r>
+        <w:rPr>
+          <w:rFonts w:ascii="Calibri" w:hAnsi="Calibri" w:cs="Calibri"/>
+        </w:rPr>
+        <w:br/>
+        <w:t xml:space="preserve">    def __init__(self, customer_name = "none", current_date = "January 1, 2020"):</w:t>
+      </w:r>
+      <w:r>
+        <w:rPr>
+          <w:rFonts w:ascii="Calibri" w:hAnsi="Calibri" w:cs="Calibri"/>
+        </w:rPr>
+        <w:br/>
+        <w:t xml:space="preserve">        self.customer_name = customer_name</w:t>
+      </w:r>
+      <w:r>
+        <w:rPr>
+          <w:rFonts w:ascii="Calibri" w:hAnsi="Calibri" w:cs="Calibri"/>
+        </w:rPr>
+        <w:br/>
+        <w:t xml:space="preserve">        self.current_date = current_date</w:t>
+      </w:r>
+      <w:r>
+        <w:rPr>
+          <w:rFonts w:ascii="Calibri" w:hAnsi="Calibri" w:cs="Calibri"/>
+        </w:rPr>
+        <w:br/>
+        <w:t xml:space="preserve">        self.cart_items = []</w:t>
       </w:r>
       <w:r>
         <w:rPr>
@@ -3336,140 +2210,28 @@
           <w:rFonts w:ascii="Calibri" w:hAnsi="Calibri" w:cs="Calibri"/>
         </w:rPr>
         <w:br/>
-        <w:t xml:space="preserve">    def </w:t>
-      </w:r>
-      <w:proofErr w:type="spellStart"/>
-      <w:r>
-        <w:rPr>
-          <w:rFonts w:ascii="Calibri" w:hAnsi="Calibri" w:cs="Calibri"/>
-        </w:rPr>
-        <w:t>add_item</w:t>
-      </w:r>
-      <w:proofErr w:type="spellEnd"/>
-      <w:r>
-        <w:rPr>
-          <w:rFonts w:ascii="Calibri" w:hAnsi="Calibri" w:cs="Calibri"/>
-        </w:rPr>
-        <w:t>(self, item):</w:t>
-      </w:r>
-      <w:r>
-        <w:rPr>
-          <w:rFonts w:ascii="Calibri" w:hAnsi="Calibri" w:cs="Calibri"/>
-        </w:rPr>
-        <w:br/>
-        <w:t xml:space="preserve">        for </w:t>
-      </w:r>
-      <w:proofErr w:type="spellStart"/>
-      <w:r>
-        <w:rPr>
-          <w:rFonts w:ascii="Calibri" w:hAnsi="Calibri" w:cs="Calibri"/>
-        </w:rPr>
-        <w:t>cart_item</w:t>
-      </w:r>
-      <w:proofErr w:type="spellEnd"/>
-      <w:r>
-        <w:rPr>
-          <w:rFonts w:ascii="Calibri" w:hAnsi="Calibri" w:cs="Calibri"/>
-        </w:rPr>
-        <w:t xml:space="preserve"> in </w:t>
-      </w:r>
-      <w:proofErr w:type="spellStart"/>
-      <w:r>
-        <w:rPr>
-          <w:rFonts w:ascii="Calibri" w:hAnsi="Calibri" w:cs="Calibri"/>
-        </w:rPr>
-        <w:t>self.cart_items</w:t>
-      </w:r>
-      <w:proofErr w:type="spellEnd"/>
-      <w:r>
-        <w:rPr>
-          <w:rFonts w:ascii="Calibri" w:hAnsi="Calibri" w:cs="Calibri"/>
-        </w:rPr>
-        <w:t>:</w:t>
-      </w:r>
-      <w:r>
-        <w:rPr>
-          <w:rFonts w:ascii="Calibri" w:hAnsi="Calibri" w:cs="Calibri"/>
-        </w:rPr>
-        <w:br/>
-        <w:t xml:space="preserve">            if </w:t>
-      </w:r>
-      <w:proofErr w:type="spellStart"/>
-      <w:r>
-        <w:rPr>
-          <w:rFonts w:ascii="Calibri" w:hAnsi="Calibri" w:cs="Calibri"/>
-        </w:rPr>
-        <w:t>cart_item.itemName.lower</w:t>
-      </w:r>
-      <w:proofErr w:type="spellEnd"/>
-      <w:r>
-        <w:rPr>
-          <w:rFonts w:ascii="Calibri" w:hAnsi="Calibri" w:cs="Calibri"/>
-        </w:rPr>
-        <w:t xml:space="preserve">() == </w:t>
-      </w:r>
-      <w:proofErr w:type="spellStart"/>
-      <w:r>
-        <w:rPr>
-          <w:rFonts w:ascii="Calibri" w:hAnsi="Calibri" w:cs="Calibri"/>
-        </w:rPr>
-        <w:t>item.itemName.lower</w:t>
-      </w:r>
-      <w:proofErr w:type="spellEnd"/>
-      <w:r>
-        <w:rPr>
-          <w:rFonts w:ascii="Calibri" w:hAnsi="Calibri" w:cs="Calibri"/>
-        </w:rPr>
-        <w:t>():</w:t>
-      </w:r>
-      <w:r>
-        <w:rPr>
-          <w:rFonts w:ascii="Calibri" w:hAnsi="Calibri" w:cs="Calibri"/>
-        </w:rPr>
-        <w:br/>
-        <w:t xml:space="preserve">                print(</w:t>
-      </w:r>
-      <w:proofErr w:type="spellStart"/>
-      <w:r>
-        <w:rPr>
-          <w:rFonts w:ascii="Calibri" w:hAnsi="Calibri" w:cs="Calibri"/>
-        </w:rPr>
-        <w:t>f"Item</w:t>
-      </w:r>
-      <w:proofErr w:type="spellEnd"/>
-      <w:r>
-        <w:rPr>
-          <w:rFonts w:ascii="Calibri" w:hAnsi="Calibri" w:cs="Calibri"/>
-        </w:rPr>
-        <w:t xml:space="preserve"> {</w:t>
-      </w:r>
-      <w:proofErr w:type="spellStart"/>
-      <w:r>
-        <w:rPr>
-          <w:rFonts w:ascii="Calibri" w:hAnsi="Calibri" w:cs="Calibri"/>
-        </w:rPr>
-        <w:t>cart_item.itemName</w:t>
-      </w:r>
-      <w:proofErr w:type="spellEnd"/>
-      <w:r>
-        <w:rPr>
-          <w:rFonts w:ascii="Calibri" w:hAnsi="Calibri" w:cs="Calibri"/>
-        </w:rPr>
-        <w:t xml:space="preserve">} already exists in </w:t>
-      </w:r>
-      <w:proofErr w:type="spellStart"/>
-      <w:r>
-        <w:rPr>
-          <w:rFonts w:ascii="Calibri" w:hAnsi="Calibri" w:cs="Calibri"/>
-        </w:rPr>
-        <w:t>cart.Use</w:t>
-      </w:r>
-      <w:proofErr w:type="spellEnd"/>
-      <w:r>
-        <w:rPr>
-          <w:rFonts w:ascii="Calibri" w:hAnsi="Calibri" w:cs="Calibri"/>
-        </w:rPr>
-        <w:t xml:space="preserve"> modify option to update\n")</w:t>
+        <w:t xml:space="preserve">    def add_item(self, item):</w:t>
+      </w:r>
+      <w:r>
+        <w:rPr>
+          <w:rFonts w:ascii="Calibri" w:hAnsi="Calibri" w:cs="Calibri"/>
+        </w:rPr>
+        <w:br/>
+        <w:t xml:space="preserve">        for cart_item in self.cart_items:</w:t>
+      </w:r>
+      <w:r>
+        <w:rPr>
+          <w:rFonts w:ascii="Calibri" w:hAnsi="Calibri" w:cs="Calibri"/>
+        </w:rPr>
+        <w:br/>
+        <w:t xml:space="preserve">            if cart_item.itemName.lower() == item.itemName.lower():</w:t>
+      </w:r>
+      <w:r>
+        <w:rPr>
+          <w:rFonts w:ascii="Calibri" w:hAnsi="Calibri" w:cs="Calibri"/>
+        </w:rPr>
+        <w:br/>
+        <w:t xml:space="preserve">                print(f"Item {cart_item.itemName} already exists in cart.Use modify option to update\n")</w:t>
       </w:r>
       <w:r>
         <w:rPr>
@@ -3489,21 +2251,7 @@
           <w:rFonts w:ascii="Calibri" w:hAnsi="Calibri" w:cs="Calibri"/>
         </w:rPr>
         <w:br/>
-        <w:t xml:space="preserve">        </w:t>
-      </w:r>
-      <w:proofErr w:type="spellStart"/>
-      <w:r>
-        <w:rPr>
-          <w:rFonts w:ascii="Calibri" w:hAnsi="Calibri" w:cs="Calibri"/>
-        </w:rPr>
-        <w:t>self.cart_items.append</w:t>
-      </w:r>
-      <w:proofErr w:type="spellEnd"/>
-      <w:r>
-        <w:rPr>
-          <w:rFonts w:ascii="Calibri" w:hAnsi="Calibri" w:cs="Calibri"/>
-        </w:rPr>
-        <w:t>(item)</w:t>
+        <w:t xml:space="preserve">        self.cart_items.append(item)</w:t>
       </w:r>
       <w:r>
         <w:rPr>
@@ -3523,56 +2271,14 @@
           <w:rFonts w:ascii="Calibri" w:hAnsi="Calibri" w:cs="Calibri"/>
         </w:rPr>
         <w:br/>
-        <w:t xml:space="preserve">    def </w:t>
-      </w:r>
-      <w:proofErr w:type="spellStart"/>
-      <w:r>
-        <w:rPr>
-          <w:rFonts w:ascii="Calibri" w:hAnsi="Calibri" w:cs="Calibri"/>
-        </w:rPr>
-        <w:t>remove_item</w:t>
-      </w:r>
-      <w:proofErr w:type="spellEnd"/>
-      <w:r>
-        <w:rPr>
-          <w:rFonts w:ascii="Calibri" w:hAnsi="Calibri" w:cs="Calibri"/>
-        </w:rPr>
-        <w:t xml:space="preserve">(self, </w:t>
-      </w:r>
-      <w:proofErr w:type="spellStart"/>
-      <w:r>
-        <w:rPr>
-          <w:rFonts w:ascii="Calibri" w:hAnsi="Calibri" w:cs="Calibri"/>
-        </w:rPr>
-        <w:t>item_name</w:t>
-      </w:r>
-      <w:proofErr w:type="spellEnd"/>
-      <w:r>
-        <w:rPr>
-          <w:rFonts w:ascii="Calibri" w:hAnsi="Calibri" w:cs="Calibri"/>
-        </w:rPr>
-        <w:t>):</w:t>
-      </w:r>
-      <w:r>
-        <w:rPr>
-          <w:rFonts w:ascii="Calibri" w:hAnsi="Calibri" w:cs="Calibri"/>
-        </w:rPr>
-        <w:br/>
-        <w:t xml:space="preserve">        if not </w:t>
-      </w:r>
-      <w:proofErr w:type="spellStart"/>
-      <w:r>
-        <w:rPr>
-          <w:rFonts w:ascii="Calibri" w:hAnsi="Calibri" w:cs="Calibri"/>
-        </w:rPr>
-        <w:t>self.cart_items</w:t>
-      </w:r>
-      <w:proofErr w:type="spellEnd"/>
-      <w:r>
-        <w:rPr>
-          <w:rFonts w:ascii="Calibri" w:hAnsi="Calibri" w:cs="Calibri"/>
-        </w:rPr>
-        <w:t>:</w:t>
+        <w:t xml:space="preserve">    def remove_item(self, item_name):</w:t>
+      </w:r>
+      <w:r>
+        <w:rPr>
+          <w:rFonts w:ascii="Calibri" w:hAnsi="Calibri" w:cs="Calibri"/>
+        </w:rPr>
+        <w:br/>
+        <w:t xml:space="preserve">        if not self.cart_items:</w:t>
       </w:r>
       <w:r>
         <w:rPr>
@@ -3612,74 +2318,14 @@
           <w:rFonts w:ascii="Calibri" w:hAnsi="Calibri" w:cs="Calibri"/>
         </w:rPr>
         <w:br/>
-        <w:t xml:space="preserve">        for item in </w:t>
-      </w:r>
-      <w:proofErr w:type="spellStart"/>
-      <w:proofErr w:type="gramStart"/>
-      <w:r>
-        <w:rPr>
-          <w:rFonts w:ascii="Calibri" w:hAnsi="Calibri" w:cs="Calibri"/>
-        </w:rPr>
-        <w:t>self.cart</w:t>
-      </w:r>
-      <w:proofErr w:type="gramEnd"/>
-      <w:r>
-        <w:rPr>
-          <w:rFonts w:ascii="Calibri" w:hAnsi="Calibri" w:cs="Calibri"/>
-        </w:rPr>
-        <w:t>_items</w:t>
-      </w:r>
-      <w:proofErr w:type="spellEnd"/>
-      <w:r>
-        <w:rPr>
-          <w:rFonts w:ascii="Calibri" w:hAnsi="Calibri" w:cs="Calibri"/>
-        </w:rPr>
-        <w:t>:</w:t>
-      </w:r>
-      <w:r>
-        <w:rPr>
-          <w:rFonts w:ascii="Calibri" w:hAnsi="Calibri" w:cs="Calibri"/>
-        </w:rPr>
-        <w:br/>
-        <w:t xml:space="preserve">            if </w:t>
-      </w:r>
-      <w:proofErr w:type="spellStart"/>
-      <w:proofErr w:type="gramStart"/>
-      <w:r>
-        <w:rPr>
-          <w:rFonts w:ascii="Calibri" w:hAnsi="Calibri" w:cs="Calibri"/>
-        </w:rPr>
-        <w:t>item.itemName.lower</w:t>
-      </w:r>
-      <w:proofErr w:type="spellEnd"/>
-      <w:proofErr w:type="gramEnd"/>
-      <w:r>
-        <w:rPr>
-          <w:rFonts w:ascii="Calibri" w:hAnsi="Calibri" w:cs="Calibri"/>
-        </w:rPr>
-        <w:t xml:space="preserve">() == </w:t>
-      </w:r>
-      <w:proofErr w:type="spellStart"/>
-      <w:r>
-        <w:rPr>
-          <w:rFonts w:ascii="Calibri" w:hAnsi="Calibri" w:cs="Calibri"/>
-        </w:rPr>
-        <w:t>item_</w:t>
-      </w:r>
-      <w:proofErr w:type="gramStart"/>
-      <w:r>
-        <w:rPr>
-          <w:rFonts w:ascii="Calibri" w:hAnsi="Calibri" w:cs="Calibri"/>
-        </w:rPr>
-        <w:t>name.lower</w:t>
-      </w:r>
-      <w:proofErr w:type="spellEnd"/>
-      <w:proofErr w:type="gramEnd"/>
-      <w:r>
-        <w:rPr>
-          <w:rFonts w:ascii="Calibri" w:hAnsi="Calibri" w:cs="Calibri"/>
-        </w:rPr>
-        <w:t>():</w:t>
+        <w:t xml:space="preserve">        for item in self.cart_items:</w:t>
+      </w:r>
+      <w:r>
+        <w:rPr>
+          <w:rFonts w:ascii="Calibri" w:hAnsi="Calibri" w:cs="Calibri"/>
+        </w:rPr>
+        <w:br/>
+        <w:t xml:space="preserve">            if item.itemName.lower() == item_name.lower():</w:t>
       </w:r>
       <w:r>
         <w:rPr>
@@ -3699,59 +2345,7 @@
           <w:rFonts w:ascii="Calibri" w:hAnsi="Calibri" w:cs="Calibri"/>
         </w:rPr>
         <w:br/>
-        <w:t xml:space="preserve">                confirm = </w:t>
-      </w:r>
-      <w:proofErr w:type="gramStart"/>
-      <w:r>
-        <w:rPr>
-          <w:rFonts w:ascii="Calibri" w:hAnsi="Calibri" w:cs="Calibri"/>
-        </w:rPr>
-        <w:t>input(</w:t>
-      </w:r>
-      <w:proofErr w:type="spellStart"/>
-      <w:proofErr w:type="gramEnd"/>
-      <w:r>
-        <w:rPr>
-          <w:rFonts w:ascii="Calibri" w:hAnsi="Calibri" w:cs="Calibri"/>
-        </w:rPr>
-        <w:t>f"Do</w:t>
-      </w:r>
-      <w:proofErr w:type="spellEnd"/>
-      <w:r>
-        <w:rPr>
-          <w:rFonts w:ascii="Calibri" w:hAnsi="Calibri" w:cs="Calibri"/>
-        </w:rPr>
-        <w:t xml:space="preserve"> you want to Remove {</w:t>
-      </w:r>
-      <w:proofErr w:type="spellStart"/>
-      <w:proofErr w:type="gramStart"/>
-      <w:r>
-        <w:rPr>
-          <w:rFonts w:ascii="Calibri" w:hAnsi="Calibri" w:cs="Calibri"/>
-        </w:rPr>
-        <w:t>item.itemName</w:t>
-      </w:r>
-      <w:proofErr w:type="spellEnd"/>
-      <w:proofErr w:type="gramEnd"/>
-      <w:r>
-        <w:rPr>
-          <w:rFonts w:ascii="Calibri" w:hAnsi="Calibri" w:cs="Calibri"/>
-        </w:rPr>
-        <w:t>} from cart? (y/n).\n"</w:t>
-      </w:r>
-      <w:proofErr w:type="gramStart"/>
-      <w:r>
-        <w:rPr>
-          <w:rFonts w:ascii="Calibri" w:hAnsi="Calibri" w:cs="Calibri"/>
-        </w:rPr>
-        <w:t>).lower</w:t>
-      </w:r>
-      <w:proofErr w:type="gramEnd"/>
-      <w:r>
-        <w:rPr>
-          <w:rFonts w:ascii="Calibri" w:hAnsi="Calibri" w:cs="Calibri"/>
-        </w:rPr>
-        <w:t>()</w:t>
+        <w:t xml:space="preserve">                confirm = input(f"Do you want to Remove {item.itemName} from cart? (y/n).\n").lower()</w:t>
       </w:r>
       <w:r>
         <w:rPr>
@@ -3765,74 +2359,14 @@
           <w:rFonts w:ascii="Calibri" w:hAnsi="Calibri" w:cs="Calibri"/>
         </w:rPr>
         <w:br/>
-        <w:t xml:space="preserve">                    </w:t>
-      </w:r>
-      <w:proofErr w:type="spellStart"/>
-      <w:proofErr w:type="gramStart"/>
-      <w:r>
-        <w:rPr>
-          <w:rFonts w:ascii="Calibri" w:hAnsi="Calibri" w:cs="Calibri"/>
-        </w:rPr>
-        <w:t>self.cart</w:t>
-      </w:r>
-      <w:proofErr w:type="gramEnd"/>
-      <w:r>
-        <w:rPr>
-          <w:rFonts w:ascii="Calibri" w:hAnsi="Calibri" w:cs="Calibri"/>
-        </w:rPr>
-        <w:t>_</w:t>
-      </w:r>
-      <w:proofErr w:type="gramStart"/>
-      <w:r>
-        <w:rPr>
-          <w:rFonts w:ascii="Calibri" w:hAnsi="Calibri" w:cs="Calibri"/>
-        </w:rPr>
-        <w:t>items.remove</w:t>
-      </w:r>
-      <w:proofErr w:type="spellEnd"/>
-      <w:proofErr w:type="gramEnd"/>
-      <w:r>
-        <w:rPr>
-          <w:rFonts w:ascii="Calibri" w:hAnsi="Calibri" w:cs="Calibri"/>
-        </w:rPr>
-        <w:t>(item)</w:t>
-      </w:r>
-      <w:r>
-        <w:rPr>
-          <w:rFonts w:ascii="Calibri" w:hAnsi="Calibri" w:cs="Calibri"/>
-        </w:rPr>
-        <w:br/>
-        <w:t xml:space="preserve">                    </w:t>
-      </w:r>
-      <w:proofErr w:type="gramStart"/>
-      <w:r>
-        <w:rPr>
-          <w:rFonts w:ascii="Calibri" w:hAnsi="Calibri" w:cs="Calibri"/>
-        </w:rPr>
-        <w:t>print(</w:t>
-      </w:r>
-      <w:proofErr w:type="gramEnd"/>
-      <w:r>
-        <w:rPr>
-          <w:rFonts w:ascii="Calibri" w:hAnsi="Calibri" w:cs="Calibri"/>
-        </w:rPr>
-        <w:t xml:space="preserve">"Item Removed Successfully, Removed Item " + </w:t>
-      </w:r>
-      <w:proofErr w:type="spellStart"/>
-      <w:proofErr w:type="gramStart"/>
-      <w:r>
-        <w:rPr>
-          <w:rFonts w:ascii="Calibri" w:hAnsi="Calibri" w:cs="Calibri"/>
-        </w:rPr>
-        <w:t>item.itemName.lower</w:t>
-      </w:r>
-      <w:proofErr w:type="spellEnd"/>
-      <w:proofErr w:type="gramEnd"/>
-      <w:r>
-        <w:rPr>
-          <w:rFonts w:ascii="Calibri" w:hAnsi="Calibri" w:cs="Calibri"/>
-        </w:rPr>
-        <w:t>())</w:t>
+        <w:t xml:space="preserve">                    self.cart_items.remove(item)</w:t>
+      </w:r>
+      <w:r>
+        <w:rPr>
+          <w:rFonts w:ascii="Calibri" w:hAnsi="Calibri" w:cs="Calibri"/>
+        </w:rPr>
+        <w:br/>
+        <w:t xml:space="preserve">                    print("Item Removed Successfully, Removed Item " + item.itemName.lower())</w:t>
       </w:r>
       <w:r>
         <w:rPr>
@@ -3859,43 +2393,7 @@
           <w:rFonts w:ascii="Calibri" w:hAnsi="Calibri" w:cs="Calibri"/>
         </w:rPr>
         <w:br/>
-        <w:t xml:space="preserve">            </w:t>
-      </w:r>
-      <w:proofErr w:type="gramStart"/>
-      <w:r>
-        <w:rPr>
-          <w:rFonts w:ascii="Calibri" w:hAnsi="Calibri" w:cs="Calibri"/>
-        </w:rPr>
-        <w:t>print(</w:t>
-      </w:r>
-      <w:proofErr w:type="spellStart"/>
-      <w:proofErr w:type="gramEnd"/>
-      <w:r>
-        <w:rPr>
-          <w:rFonts w:ascii="Calibri" w:hAnsi="Calibri" w:cs="Calibri"/>
-        </w:rPr>
-        <w:t>f"Warning</w:t>
-      </w:r>
-      <w:proofErr w:type="spellEnd"/>
-      <w:r>
-        <w:rPr>
-          <w:rFonts w:ascii="Calibri" w:hAnsi="Calibri" w:cs="Calibri"/>
-        </w:rPr>
-        <w:t>!! Item {</w:t>
-      </w:r>
-      <w:proofErr w:type="spellStart"/>
-      <w:r>
-        <w:rPr>
-          <w:rFonts w:ascii="Calibri" w:hAnsi="Calibri" w:cs="Calibri"/>
-        </w:rPr>
-        <w:t>item_name</w:t>
-      </w:r>
-      <w:proofErr w:type="spellEnd"/>
-      <w:r>
-        <w:rPr>
-          <w:rFonts w:ascii="Calibri" w:hAnsi="Calibri" w:cs="Calibri"/>
-        </w:rPr>
-        <w:t>} is not found in the cart. Nothing was Removed\n")</w:t>
+        <w:t xml:space="preserve">            print(f"Warning!! Item {item_name} is not found in the cart. Nothing was Removed\n")</w:t>
       </w:r>
       <w:r>
         <w:rPr>
@@ -3921,85 +2419,21 @@
           <w:rFonts w:ascii="Calibri" w:hAnsi="Calibri" w:cs="Calibri"/>
         </w:rPr>
         <w:br/>
-        <w:t xml:space="preserve">    def </w:t>
-      </w:r>
-      <w:proofErr w:type="spellStart"/>
-      <w:r>
-        <w:rPr>
-          <w:rFonts w:ascii="Calibri" w:hAnsi="Calibri" w:cs="Calibri"/>
-        </w:rPr>
-        <w:t>modify_</w:t>
-      </w:r>
-      <w:proofErr w:type="gramStart"/>
-      <w:r>
-        <w:rPr>
-          <w:rFonts w:ascii="Calibri" w:hAnsi="Calibri" w:cs="Calibri"/>
-        </w:rPr>
-        <w:t>item</w:t>
-      </w:r>
-      <w:proofErr w:type="spellEnd"/>
-      <w:r>
-        <w:rPr>
-          <w:rFonts w:ascii="Calibri" w:hAnsi="Calibri" w:cs="Calibri"/>
-        </w:rPr>
-        <w:t>(</w:t>
-      </w:r>
-      <w:proofErr w:type="gramEnd"/>
-      <w:r>
-        <w:rPr>
-          <w:rFonts w:ascii="Calibri" w:hAnsi="Calibri" w:cs="Calibri"/>
-        </w:rPr>
-        <w:t>self, item):</w:t>
-      </w:r>
-      <w:r>
-        <w:rPr>
-          <w:rFonts w:ascii="Calibri" w:hAnsi="Calibri" w:cs="Calibri"/>
-        </w:rPr>
-        <w:br/>
-        <w:t xml:space="preserve">        if not </w:t>
-      </w:r>
-      <w:proofErr w:type="spellStart"/>
-      <w:proofErr w:type="gramStart"/>
-      <w:r>
-        <w:rPr>
-          <w:rFonts w:ascii="Calibri" w:hAnsi="Calibri" w:cs="Calibri"/>
-        </w:rPr>
-        <w:t>self.cart</w:t>
-      </w:r>
-      <w:proofErr w:type="gramEnd"/>
-      <w:r>
-        <w:rPr>
-          <w:rFonts w:ascii="Calibri" w:hAnsi="Calibri" w:cs="Calibri"/>
-        </w:rPr>
-        <w:t>_items</w:t>
-      </w:r>
-      <w:proofErr w:type="spellEnd"/>
-      <w:r>
-        <w:rPr>
-          <w:rFonts w:ascii="Calibri" w:hAnsi="Calibri" w:cs="Calibri"/>
-        </w:rPr>
-        <w:t>:</w:t>
-      </w:r>
-      <w:r>
-        <w:rPr>
-          <w:rFonts w:ascii="Calibri" w:hAnsi="Calibri" w:cs="Calibri"/>
-        </w:rPr>
-        <w:br/>
-        <w:t xml:space="preserve">            </w:t>
-      </w:r>
-      <w:proofErr w:type="gramStart"/>
-      <w:r>
-        <w:rPr>
-          <w:rFonts w:ascii="Calibri" w:hAnsi="Calibri" w:cs="Calibri"/>
-        </w:rPr>
-        <w:t>print(</w:t>
-      </w:r>
-      <w:proofErr w:type="gramEnd"/>
-      <w:r>
-        <w:rPr>
-          <w:rFonts w:ascii="Calibri" w:hAnsi="Calibri" w:cs="Calibri"/>
-        </w:rPr>
-        <w:t>"Cart is empty. Nothing to modify.\n")</w:t>
+        <w:t xml:space="preserve">    def modify_item(self, item):</w:t>
+      </w:r>
+      <w:r>
+        <w:rPr>
+          <w:rFonts w:ascii="Calibri" w:hAnsi="Calibri" w:cs="Calibri"/>
+        </w:rPr>
+        <w:br/>
+        <w:t xml:space="preserve">        if not self.cart_items:</w:t>
+      </w:r>
+      <w:r>
+        <w:rPr>
+          <w:rFonts w:ascii="Calibri" w:hAnsi="Calibri" w:cs="Calibri"/>
+        </w:rPr>
+        <w:br/>
+        <w:t xml:space="preserve">            print("Cart is empty. Nothing to modify.\n")</w:t>
       </w:r>
       <w:r>
         <w:rPr>
@@ -4032,70 +2466,14 @@
           <w:rFonts w:ascii="Calibri" w:hAnsi="Calibri" w:cs="Calibri"/>
         </w:rPr>
         <w:br/>
-        <w:t xml:space="preserve">        for </w:t>
-      </w:r>
-      <w:proofErr w:type="spellStart"/>
-      <w:r>
-        <w:rPr>
-          <w:rFonts w:ascii="Calibri" w:hAnsi="Calibri" w:cs="Calibri"/>
-        </w:rPr>
-        <w:t>cart_item</w:t>
-      </w:r>
-      <w:proofErr w:type="spellEnd"/>
-      <w:r>
-        <w:rPr>
-          <w:rFonts w:ascii="Calibri" w:hAnsi="Calibri" w:cs="Calibri"/>
-        </w:rPr>
-        <w:t xml:space="preserve"> in </w:t>
-      </w:r>
-      <w:proofErr w:type="spellStart"/>
-      <w:r>
-        <w:rPr>
-          <w:rFonts w:ascii="Calibri" w:hAnsi="Calibri" w:cs="Calibri"/>
-        </w:rPr>
-        <w:t>self.cart_items</w:t>
-      </w:r>
-      <w:proofErr w:type="spellEnd"/>
-      <w:r>
-        <w:rPr>
-          <w:rFonts w:ascii="Calibri" w:hAnsi="Calibri" w:cs="Calibri"/>
-        </w:rPr>
-        <w:t>:</w:t>
-      </w:r>
-      <w:r>
-        <w:rPr>
-          <w:rFonts w:ascii="Calibri" w:hAnsi="Calibri" w:cs="Calibri"/>
-        </w:rPr>
-        <w:br/>
-        <w:t xml:space="preserve">            if </w:t>
-      </w:r>
-      <w:proofErr w:type="spellStart"/>
-      <w:r>
-        <w:rPr>
-          <w:rFonts w:ascii="Calibri" w:hAnsi="Calibri" w:cs="Calibri"/>
-        </w:rPr>
-        <w:t>cart_item.itemName.lower</w:t>
-      </w:r>
-      <w:proofErr w:type="spellEnd"/>
-      <w:r>
-        <w:rPr>
-          <w:rFonts w:ascii="Calibri" w:hAnsi="Calibri" w:cs="Calibri"/>
-        </w:rPr>
-        <w:t xml:space="preserve">() == </w:t>
-      </w:r>
-      <w:proofErr w:type="spellStart"/>
-      <w:r>
-        <w:rPr>
-          <w:rFonts w:ascii="Calibri" w:hAnsi="Calibri" w:cs="Calibri"/>
-        </w:rPr>
-        <w:t>item.itemName.lower</w:t>
-      </w:r>
-      <w:proofErr w:type="spellEnd"/>
-      <w:r>
-        <w:rPr>
-          <w:rFonts w:ascii="Calibri" w:hAnsi="Calibri" w:cs="Calibri"/>
-        </w:rPr>
-        <w:t>():</w:t>
+        <w:t xml:space="preserve">        for cart_item in self.cart_items:</w:t>
+      </w:r>
+      <w:r>
+        <w:rPr>
+          <w:rFonts w:ascii="Calibri" w:hAnsi="Calibri" w:cs="Calibri"/>
+        </w:rPr>
+        <w:br/>
+        <w:t xml:space="preserve">            if cart_item.itemName.lower() == item.itemName.lower():</w:t>
       </w:r>
       <w:r>
         <w:rPr>
@@ -4115,203 +2493,67 @@
           <w:rFonts w:ascii="Calibri" w:hAnsi="Calibri" w:cs="Calibri"/>
         </w:rPr>
         <w:br/>
-        <w:t xml:space="preserve">                if </w:t>
-      </w:r>
-      <w:proofErr w:type="spellStart"/>
-      <w:r>
-        <w:rPr>
-          <w:rFonts w:ascii="Calibri" w:hAnsi="Calibri" w:cs="Calibri"/>
-        </w:rPr>
-        <w:t>item.itemQuantity</w:t>
-      </w:r>
-      <w:proofErr w:type="spellEnd"/>
-      <w:r>
-        <w:rPr>
-          <w:rFonts w:ascii="Calibri" w:hAnsi="Calibri" w:cs="Calibri"/>
-        </w:rPr>
-        <w:t xml:space="preserve"> != 0:</w:t>
-      </w:r>
-      <w:r>
-        <w:rPr>
-          <w:rFonts w:ascii="Calibri" w:hAnsi="Calibri" w:cs="Calibri"/>
-        </w:rPr>
-        <w:br/>
-        <w:t xml:space="preserve">                    </w:t>
-      </w:r>
-      <w:proofErr w:type="spellStart"/>
-      <w:r>
-        <w:rPr>
-          <w:rFonts w:ascii="Calibri" w:hAnsi="Calibri" w:cs="Calibri"/>
-        </w:rPr>
-        <w:t>cart_item.itemQuantity</w:t>
-      </w:r>
-      <w:proofErr w:type="spellEnd"/>
-      <w:r>
-        <w:rPr>
-          <w:rFonts w:ascii="Calibri" w:hAnsi="Calibri" w:cs="Calibri"/>
-        </w:rPr>
-        <w:t xml:space="preserve"> = </w:t>
-      </w:r>
-      <w:proofErr w:type="spellStart"/>
-      <w:r>
-        <w:rPr>
-          <w:rFonts w:ascii="Calibri" w:hAnsi="Calibri" w:cs="Calibri"/>
-        </w:rPr>
-        <w:t>item.itemQuantity</w:t>
-      </w:r>
-      <w:proofErr w:type="spellEnd"/>
-      <w:r>
-        <w:rPr>
-          <w:rFonts w:ascii="Calibri" w:hAnsi="Calibri" w:cs="Calibri"/>
-        </w:rPr>
-        <w:br/>
-      </w:r>
-      <w:r>
-        <w:rPr>
-          <w:rFonts w:ascii="Calibri" w:hAnsi="Calibri" w:cs="Calibri"/>
-        </w:rPr>
-        <w:br/>
-        <w:t xml:space="preserve">                if </w:t>
-      </w:r>
-      <w:proofErr w:type="spellStart"/>
-      <w:r>
-        <w:rPr>
-          <w:rFonts w:ascii="Calibri" w:hAnsi="Calibri" w:cs="Calibri"/>
-        </w:rPr>
-        <w:t>item.itemPrice</w:t>
-      </w:r>
-      <w:proofErr w:type="spellEnd"/>
-      <w:r>
-        <w:rPr>
-          <w:rFonts w:ascii="Calibri" w:hAnsi="Calibri" w:cs="Calibri"/>
-        </w:rPr>
-        <w:t xml:space="preserve"> != 0.0:</w:t>
-      </w:r>
-      <w:r>
-        <w:rPr>
-          <w:rFonts w:ascii="Calibri" w:hAnsi="Calibri" w:cs="Calibri"/>
-        </w:rPr>
-        <w:br/>
-        <w:t xml:space="preserve">                    </w:t>
-      </w:r>
-      <w:proofErr w:type="spellStart"/>
-      <w:r>
-        <w:rPr>
-          <w:rFonts w:ascii="Calibri" w:hAnsi="Calibri" w:cs="Calibri"/>
-        </w:rPr>
-        <w:t>cart_item.itemPrice</w:t>
-      </w:r>
-      <w:proofErr w:type="spellEnd"/>
-      <w:r>
-        <w:rPr>
-          <w:rFonts w:ascii="Calibri" w:hAnsi="Calibri" w:cs="Calibri"/>
-        </w:rPr>
-        <w:t xml:space="preserve"> = </w:t>
-      </w:r>
-      <w:proofErr w:type="spellStart"/>
-      <w:r>
-        <w:rPr>
-          <w:rFonts w:ascii="Calibri" w:hAnsi="Calibri" w:cs="Calibri"/>
-        </w:rPr>
-        <w:t>item.itemPrice</w:t>
-      </w:r>
-      <w:proofErr w:type="spellEnd"/>
-      <w:r>
-        <w:rPr>
-          <w:rFonts w:ascii="Calibri" w:hAnsi="Calibri" w:cs="Calibri"/>
-        </w:rPr>
-        <w:br/>
-      </w:r>
-      <w:r>
-        <w:rPr>
-          <w:rFonts w:ascii="Calibri" w:hAnsi="Calibri" w:cs="Calibri"/>
-        </w:rPr>
-        <w:br/>
-        <w:t xml:space="preserve">                if </w:t>
-      </w:r>
-      <w:proofErr w:type="spellStart"/>
-      <w:r>
-        <w:rPr>
-          <w:rFonts w:ascii="Calibri" w:hAnsi="Calibri" w:cs="Calibri"/>
-        </w:rPr>
-        <w:t>item.itemDescription</w:t>
-      </w:r>
-      <w:proofErr w:type="spellEnd"/>
-      <w:r>
-        <w:rPr>
-          <w:rFonts w:ascii="Calibri" w:hAnsi="Calibri" w:cs="Calibri"/>
-        </w:rPr>
-        <w:t xml:space="preserve"> != "none":</w:t>
-      </w:r>
-      <w:r>
-        <w:rPr>
-          <w:rFonts w:ascii="Calibri" w:hAnsi="Calibri" w:cs="Calibri"/>
-        </w:rPr>
-        <w:br/>
-        <w:t xml:space="preserve">                    </w:t>
-      </w:r>
-      <w:proofErr w:type="spellStart"/>
-      <w:r>
-        <w:rPr>
-          <w:rFonts w:ascii="Calibri" w:hAnsi="Calibri" w:cs="Calibri"/>
-        </w:rPr>
-        <w:t>cart_item.itemDescription</w:t>
-      </w:r>
-      <w:proofErr w:type="spellEnd"/>
-      <w:r>
-        <w:rPr>
-          <w:rFonts w:ascii="Calibri" w:hAnsi="Calibri" w:cs="Calibri"/>
-        </w:rPr>
-        <w:t xml:space="preserve"> = </w:t>
-      </w:r>
-      <w:proofErr w:type="spellStart"/>
-      <w:r>
-        <w:rPr>
-          <w:rFonts w:ascii="Calibri" w:hAnsi="Calibri" w:cs="Calibri"/>
-        </w:rPr>
-        <w:t>item.itemDescription</w:t>
-      </w:r>
-      <w:proofErr w:type="spellEnd"/>
-      <w:r>
-        <w:rPr>
-          <w:rFonts w:ascii="Calibri" w:hAnsi="Calibri" w:cs="Calibri"/>
-        </w:rPr>
-        <w:br/>
-      </w:r>
-      <w:r>
-        <w:rPr>
-          <w:rFonts w:ascii="Calibri" w:hAnsi="Calibri" w:cs="Calibri"/>
-        </w:rPr>
-        <w:br/>
-        <w:t xml:space="preserve">                print(</w:t>
-      </w:r>
-      <w:proofErr w:type="spellStart"/>
-      <w:r>
-        <w:rPr>
-          <w:rFonts w:ascii="Calibri" w:hAnsi="Calibri" w:cs="Calibri"/>
-        </w:rPr>
-        <w:t>f"Item</w:t>
-      </w:r>
-      <w:proofErr w:type="spellEnd"/>
-      <w:r>
-        <w:rPr>
-          <w:rFonts w:ascii="Calibri" w:hAnsi="Calibri" w:cs="Calibri"/>
-        </w:rPr>
-        <w:t xml:space="preserve"> {</w:t>
-      </w:r>
-      <w:proofErr w:type="spellStart"/>
-      <w:r>
-        <w:rPr>
-          <w:rFonts w:ascii="Calibri" w:hAnsi="Calibri" w:cs="Calibri"/>
-        </w:rPr>
-        <w:t>item.itemName</w:t>
-      </w:r>
-      <w:proofErr w:type="spellEnd"/>
-      <w:r>
-        <w:rPr>
-          <w:rFonts w:ascii="Calibri" w:hAnsi="Calibri" w:cs="Calibri"/>
-        </w:rPr>
-        <w:t>} Modified Successfully")</w:t>
+        <w:t xml:space="preserve">                if item.itemQuantity != 0:</w:t>
+      </w:r>
+      <w:r>
+        <w:rPr>
+          <w:rFonts w:ascii="Calibri" w:hAnsi="Calibri" w:cs="Calibri"/>
+        </w:rPr>
+        <w:br/>
+        <w:t xml:space="preserve">                    cart_item.itemQuantity = item.itemQuantity</w:t>
+      </w:r>
+      <w:r>
+        <w:rPr>
+          <w:rFonts w:ascii="Calibri" w:hAnsi="Calibri" w:cs="Calibri"/>
+        </w:rPr>
+        <w:br/>
+      </w:r>
+      <w:r>
+        <w:rPr>
+          <w:rFonts w:ascii="Calibri" w:hAnsi="Calibri" w:cs="Calibri"/>
+        </w:rPr>
+        <w:br/>
+        <w:t xml:space="preserve">                if item.itemPrice != 0.0:</w:t>
+      </w:r>
+      <w:r>
+        <w:rPr>
+          <w:rFonts w:ascii="Calibri" w:hAnsi="Calibri" w:cs="Calibri"/>
+        </w:rPr>
+        <w:br/>
+        <w:t xml:space="preserve">                    cart_item.itemPrice = item.itemPrice</w:t>
+      </w:r>
+      <w:r>
+        <w:rPr>
+          <w:rFonts w:ascii="Calibri" w:hAnsi="Calibri" w:cs="Calibri"/>
+        </w:rPr>
+        <w:br/>
+      </w:r>
+      <w:r>
+        <w:rPr>
+          <w:rFonts w:ascii="Calibri" w:hAnsi="Calibri" w:cs="Calibri"/>
+        </w:rPr>
+        <w:br/>
+        <w:t xml:space="preserve">                if item.itemDescription != "none":</w:t>
+      </w:r>
+      <w:r>
+        <w:rPr>
+          <w:rFonts w:ascii="Calibri" w:hAnsi="Calibri" w:cs="Calibri"/>
+        </w:rPr>
+        <w:br/>
+        <w:t xml:space="preserve">                    cart_item.itemDescription = item.itemDescription</w:t>
+      </w:r>
+      <w:r>
+        <w:rPr>
+          <w:rFonts w:ascii="Calibri" w:hAnsi="Calibri" w:cs="Calibri"/>
+        </w:rPr>
+        <w:br/>
+      </w:r>
+      <w:r>
+        <w:rPr>
+          <w:rFonts w:ascii="Calibri" w:hAnsi="Calibri" w:cs="Calibri"/>
+        </w:rPr>
+        <w:br/>
+        <w:t xml:space="preserve">                print(f"Item {item.itemName} Modified Successfully")</w:t>
       </w:r>
       <w:r>
         <w:rPr>
@@ -4338,35 +2580,7 @@
           <w:rFonts w:ascii="Calibri" w:hAnsi="Calibri" w:cs="Calibri"/>
         </w:rPr>
         <w:br/>
-        <w:t xml:space="preserve">                print(</w:t>
-      </w:r>
-      <w:proofErr w:type="spellStart"/>
-      <w:r>
-        <w:rPr>
-          <w:rFonts w:ascii="Calibri" w:hAnsi="Calibri" w:cs="Calibri"/>
-        </w:rPr>
-        <w:t>f"Item</w:t>
-      </w:r>
-      <w:proofErr w:type="spellEnd"/>
-      <w:r>
-        <w:rPr>
-          <w:rFonts w:ascii="Calibri" w:hAnsi="Calibri" w:cs="Calibri"/>
-        </w:rPr>
-        <w:t xml:space="preserve"> {</w:t>
-      </w:r>
-      <w:proofErr w:type="spellStart"/>
-      <w:r>
-        <w:rPr>
-          <w:rFonts w:ascii="Calibri" w:hAnsi="Calibri" w:cs="Calibri"/>
-        </w:rPr>
-        <w:t>item.itemName</w:t>
-      </w:r>
-      <w:proofErr w:type="spellEnd"/>
-      <w:r>
-        <w:rPr>
-          <w:rFonts w:ascii="Calibri" w:hAnsi="Calibri" w:cs="Calibri"/>
-        </w:rPr>
-        <w:t>} is not found in the cart. Nothing Modified\n")</w:t>
+        <w:t xml:space="preserve">                print(f"Item {item.itemName} is not found in the cart. Nothing Modified\n")</w:t>
       </w:r>
       <w:r>
         <w:rPr>
@@ -4392,56 +2606,14 @@
           <w:rFonts w:ascii="Calibri" w:hAnsi="Calibri" w:cs="Calibri"/>
         </w:rPr>
         <w:br/>
-        <w:t xml:space="preserve">    def </w:t>
-      </w:r>
-      <w:proofErr w:type="spellStart"/>
-      <w:r>
-        <w:rPr>
-          <w:rFonts w:ascii="Calibri" w:hAnsi="Calibri" w:cs="Calibri"/>
-        </w:rPr>
-        <w:t>get_num_items_in_cart</w:t>
-      </w:r>
-      <w:proofErr w:type="spellEnd"/>
-      <w:r>
-        <w:rPr>
-          <w:rFonts w:ascii="Calibri" w:hAnsi="Calibri" w:cs="Calibri"/>
-        </w:rPr>
-        <w:t>(self):</w:t>
-      </w:r>
-      <w:r>
-        <w:rPr>
-          <w:rFonts w:ascii="Calibri" w:hAnsi="Calibri" w:cs="Calibri"/>
-        </w:rPr>
-        <w:br/>
-        <w:t xml:space="preserve">        return sum(</w:t>
-      </w:r>
-      <w:proofErr w:type="spellStart"/>
-      <w:r>
-        <w:rPr>
-          <w:rFonts w:ascii="Calibri" w:hAnsi="Calibri" w:cs="Calibri"/>
-        </w:rPr>
-        <w:t>item.itemQuantity</w:t>
-      </w:r>
-      <w:proofErr w:type="spellEnd"/>
-      <w:r>
-        <w:rPr>
-          <w:rFonts w:ascii="Calibri" w:hAnsi="Calibri" w:cs="Calibri"/>
-        </w:rPr>
-        <w:t xml:space="preserve"> for item in </w:t>
-      </w:r>
-      <w:proofErr w:type="spellStart"/>
-      <w:r>
-        <w:rPr>
-          <w:rFonts w:ascii="Calibri" w:hAnsi="Calibri" w:cs="Calibri"/>
-        </w:rPr>
-        <w:t>self.cart_items</w:t>
-      </w:r>
-      <w:proofErr w:type="spellEnd"/>
-      <w:r>
-        <w:rPr>
-          <w:rFonts w:ascii="Calibri" w:hAnsi="Calibri" w:cs="Calibri"/>
-        </w:rPr>
-        <w:t>)</w:t>
+        <w:t xml:space="preserve">    def get_num_items_in_cart(self):</w:t>
+      </w:r>
+      <w:r>
+        <w:rPr>
+          <w:rFonts w:ascii="Calibri" w:hAnsi="Calibri" w:cs="Calibri"/>
+        </w:rPr>
+        <w:br/>
+        <w:t xml:space="preserve">        return sum(item.itemQuantity for item in self.cart_items)</w:t>
       </w:r>
       <w:r>
         <w:rPr>
@@ -4461,70 +2633,14 @@
           <w:rFonts w:ascii="Calibri" w:hAnsi="Calibri" w:cs="Calibri"/>
         </w:rPr>
         <w:br/>
-        <w:t xml:space="preserve">    def </w:t>
-      </w:r>
-      <w:proofErr w:type="spellStart"/>
-      <w:r>
-        <w:rPr>
-          <w:rFonts w:ascii="Calibri" w:hAnsi="Calibri" w:cs="Calibri"/>
-        </w:rPr>
-        <w:t>get_cost_of_cart</w:t>
-      </w:r>
-      <w:proofErr w:type="spellEnd"/>
-      <w:r>
-        <w:rPr>
-          <w:rFonts w:ascii="Calibri" w:hAnsi="Calibri" w:cs="Calibri"/>
-        </w:rPr>
-        <w:t>(self):</w:t>
-      </w:r>
-      <w:r>
-        <w:rPr>
-          <w:rFonts w:ascii="Calibri" w:hAnsi="Calibri" w:cs="Calibri"/>
-        </w:rPr>
-        <w:br/>
-        <w:t xml:space="preserve">        return sum(</w:t>
-      </w:r>
-      <w:proofErr w:type="spellStart"/>
-      <w:r>
-        <w:rPr>
-          <w:rFonts w:ascii="Calibri" w:hAnsi="Calibri" w:cs="Calibri"/>
-        </w:rPr>
-        <w:t>item.itemPrice</w:t>
-      </w:r>
-      <w:proofErr w:type="spellEnd"/>
-      <w:r>
-        <w:rPr>
-          <w:rFonts w:ascii="Calibri" w:hAnsi="Calibri" w:cs="Calibri"/>
-        </w:rPr>
-        <w:t xml:space="preserve"> * </w:t>
-      </w:r>
-      <w:proofErr w:type="spellStart"/>
-      <w:r>
-        <w:rPr>
-          <w:rFonts w:ascii="Calibri" w:hAnsi="Calibri" w:cs="Calibri"/>
-        </w:rPr>
-        <w:t>item.itemQuantity</w:t>
-      </w:r>
-      <w:proofErr w:type="spellEnd"/>
-      <w:r>
-        <w:rPr>
-          <w:rFonts w:ascii="Calibri" w:hAnsi="Calibri" w:cs="Calibri"/>
-        </w:rPr>
-        <w:t xml:space="preserve"> for item in </w:t>
-      </w:r>
-      <w:proofErr w:type="spellStart"/>
-      <w:r>
-        <w:rPr>
-          <w:rFonts w:ascii="Calibri" w:hAnsi="Calibri" w:cs="Calibri"/>
-        </w:rPr>
-        <w:t>self.cart_items</w:t>
-      </w:r>
-      <w:proofErr w:type="spellEnd"/>
-      <w:r>
-        <w:rPr>
-          <w:rFonts w:ascii="Calibri" w:hAnsi="Calibri" w:cs="Calibri"/>
-        </w:rPr>
-        <w:t>)</w:t>
+        <w:t xml:space="preserve">    def get_cost_of_cart(self):</w:t>
+      </w:r>
+      <w:r>
+        <w:rPr>
+          <w:rFonts w:ascii="Calibri" w:hAnsi="Calibri" w:cs="Calibri"/>
+        </w:rPr>
+        <w:br/>
+        <w:t xml:space="preserve">        return sum(item.itemPrice * item.itemQuantity for item in self.cart_items)</w:t>
       </w:r>
       <w:r>
         <w:rPr>
@@ -4544,21 +2660,7 @@
           <w:rFonts w:ascii="Calibri" w:hAnsi="Calibri" w:cs="Calibri"/>
         </w:rPr>
         <w:br/>
-        <w:t xml:space="preserve">    def </w:t>
-      </w:r>
-      <w:proofErr w:type="spellStart"/>
-      <w:r>
-        <w:rPr>
-          <w:rFonts w:ascii="Calibri" w:hAnsi="Calibri" w:cs="Calibri"/>
-        </w:rPr>
-        <w:t>print_total</w:t>
-      </w:r>
-      <w:proofErr w:type="spellEnd"/>
-      <w:r>
-        <w:rPr>
-          <w:rFonts w:ascii="Calibri" w:hAnsi="Calibri" w:cs="Calibri"/>
-        </w:rPr>
-        <w:t>(self):</w:t>
+        <w:t xml:space="preserve">    def print_total(self):</w:t>
       </w:r>
       <w:r>
         <w:rPr>
@@ -4578,118 +2680,34 @@
           <w:rFonts w:ascii="Calibri" w:hAnsi="Calibri" w:cs="Calibri"/>
         </w:rPr>
         <w:br/>
-        <w:t xml:space="preserve">        print(f"{</w:t>
-      </w:r>
-      <w:proofErr w:type="spellStart"/>
-      <w:r>
-        <w:rPr>
-          <w:rFonts w:ascii="Calibri" w:hAnsi="Calibri" w:cs="Calibri"/>
-        </w:rPr>
-        <w:t>self.customer_name</w:t>
-      </w:r>
-      <w:proofErr w:type="spellEnd"/>
-      <w:r>
-        <w:rPr>
-          <w:rFonts w:ascii="Calibri" w:hAnsi="Calibri" w:cs="Calibri"/>
-        </w:rPr>
-        <w:t>}'s Shopping Cart - {</w:t>
-      </w:r>
-      <w:proofErr w:type="spellStart"/>
-      <w:r>
-        <w:rPr>
-          <w:rFonts w:ascii="Calibri" w:hAnsi="Calibri" w:cs="Calibri"/>
-        </w:rPr>
-        <w:t>self.current_date</w:t>
-      </w:r>
-      <w:proofErr w:type="spellEnd"/>
-      <w:r>
-        <w:rPr>
-          <w:rFonts w:ascii="Calibri" w:hAnsi="Calibri" w:cs="Calibri"/>
-        </w:rPr>
-        <w:t>}\n")</w:t>
-      </w:r>
-      <w:r>
-        <w:rPr>
-          <w:rFonts w:ascii="Calibri" w:hAnsi="Calibri" w:cs="Calibri"/>
-        </w:rPr>
-        <w:br/>
-        <w:t xml:space="preserve">        print(</w:t>
-      </w:r>
-      <w:proofErr w:type="spellStart"/>
-      <w:r>
-        <w:rPr>
-          <w:rFonts w:ascii="Calibri" w:hAnsi="Calibri" w:cs="Calibri"/>
-        </w:rPr>
-        <w:t>f"Number</w:t>
-      </w:r>
-      <w:proofErr w:type="spellEnd"/>
-      <w:r>
-        <w:rPr>
-          <w:rFonts w:ascii="Calibri" w:hAnsi="Calibri" w:cs="Calibri"/>
-        </w:rPr>
-        <w:t xml:space="preserve"> of Items in Cart: {</w:t>
-      </w:r>
-      <w:proofErr w:type="spellStart"/>
-      <w:r>
-        <w:rPr>
-          <w:rFonts w:ascii="Calibri" w:hAnsi="Calibri" w:cs="Calibri"/>
-        </w:rPr>
-        <w:t>self.get_num_items_in_cart</w:t>
-      </w:r>
-      <w:proofErr w:type="spellEnd"/>
-      <w:r>
-        <w:rPr>
-          <w:rFonts w:ascii="Calibri" w:hAnsi="Calibri" w:cs="Calibri"/>
-        </w:rPr>
-        <w:t>()}")</w:t>
-      </w:r>
-      <w:r>
-        <w:rPr>
-          <w:rFonts w:ascii="Calibri" w:hAnsi="Calibri" w:cs="Calibri"/>
-        </w:rPr>
-        <w:br/>
-      </w:r>
-      <w:r>
-        <w:rPr>
-          <w:rFonts w:ascii="Calibri" w:hAnsi="Calibri" w:cs="Calibri"/>
-        </w:rPr>
-        <w:br/>
-        <w:t xml:space="preserve">        if not </w:t>
-      </w:r>
-      <w:proofErr w:type="spellStart"/>
-      <w:r>
-        <w:rPr>
-          <w:rFonts w:ascii="Calibri" w:hAnsi="Calibri" w:cs="Calibri"/>
-        </w:rPr>
-        <w:t>self.cart_items</w:t>
-      </w:r>
-      <w:proofErr w:type="spellEnd"/>
-      <w:r>
-        <w:rPr>
-          <w:rFonts w:ascii="Calibri" w:hAnsi="Calibri" w:cs="Calibri"/>
-        </w:rPr>
-        <w:t>:</w:t>
-      </w:r>
-      <w:r>
-        <w:rPr>
-          <w:rFonts w:ascii="Calibri" w:hAnsi="Calibri" w:cs="Calibri"/>
-        </w:rPr>
-        <w:br/>
-        <w:t xml:space="preserve">            print("\</w:t>
-      </w:r>
-      <w:proofErr w:type="spellStart"/>
-      <w:r>
-        <w:rPr>
-          <w:rFonts w:ascii="Calibri" w:hAnsi="Calibri" w:cs="Calibri"/>
-        </w:rPr>
-        <w:t>nShopping</w:t>
-      </w:r>
-      <w:proofErr w:type="spellEnd"/>
-      <w:r>
-        <w:rPr>
-          <w:rFonts w:ascii="Calibri" w:hAnsi="Calibri" w:cs="Calibri"/>
-        </w:rPr>
-        <w:t xml:space="preserve"> Cart is Empty.\n")</w:t>
+        <w:t xml:space="preserve">        print(f"{self.customer_name}'s Shopping Cart - {self.current_date}\n")</w:t>
+      </w:r>
+      <w:r>
+        <w:rPr>
+          <w:rFonts w:ascii="Calibri" w:hAnsi="Calibri" w:cs="Calibri"/>
+        </w:rPr>
+        <w:br/>
+        <w:t xml:space="preserve">        print(f"Number of Items in Cart: {self.get_num_items_in_cart()}")</w:t>
+      </w:r>
+      <w:r>
+        <w:rPr>
+          <w:rFonts w:ascii="Calibri" w:hAnsi="Calibri" w:cs="Calibri"/>
+        </w:rPr>
+        <w:br/>
+      </w:r>
+      <w:r>
+        <w:rPr>
+          <w:rFonts w:ascii="Calibri" w:hAnsi="Calibri" w:cs="Calibri"/>
+        </w:rPr>
+        <w:br/>
+        <w:t xml:space="preserve">        if not self.cart_items:</w:t>
+      </w:r>
+      <w:r>
+        <w:rPr>
+          <w:rFonts w:ascii="Calibri" w:hAnsi="Calibri" w:cs="Calibri"/>
+        </w:rPr>
+        <w:br/>
+        <w:t xml:space="preserve">            print("\nShopping Cart is Empty.\n")</w:t>
       </w:r>
       <w:r>
         <w:rPr>
@@ -4703,77 +2721,21 @@
           <w:rFonts w:ascii="Calibri" w:hAnsi="Calibri" w:cs="Calibri"/>
         </w:rPr>
         <w:br/>
-        <w:t xml:space="preserve">            for item in </w:t>
-      </w:r>
-      <w:proofErr w:type="spellStart"/>
-      <w:r>
-        <w:rPr>
-          <w:rFonts w:ascii="Calibri" w:hAnsi="Calibri" w:cs="Calibri"/>
-        </w:rPr>
-        <w:t>self.cart_items</w:t>
-      </w:r>
-      <w:proofErr w:type="spellEnd"/>
-      <w:r>
-        <w:rPr>
-          <w:rFonts w:ascii="Calibri" w:hAnsi="Calibri" w:cs="Calibri"/>
-        </w:rPr>
-        <w:t>:</w:t>
-      </w:r>
-      <w:r>
-        <w:rPr>
-          <w:rFonts w:ascii="Calibri" w:hAnsi="Calibri" w:cs="Calibri"/>
-        </w:rPr>
-        <w:br/>
-        <w:t xml:space="preserve">                </w:t>
-      </w:r>
-      <w:proofErr w:type="spellStart"/>
-      <w:r>
-        <w:rPr>
-          <w:rFonts w:ascii="Calibri" w:hAnsi="Calibri" w:cs="Calibri"/>
-        </w:rPr>
-        <w:t>item.print_item_cost</w:t>
-      </w:r>
-      <w:proofErr w:type="spellEnd"/>
-      <w:r>
-        <w:rPr>
-          <w:rFonts w:ascii="Calibri" w:hAnsi="Calibri" w:cs="Calibri"/>
-        </w:rPr>
-        <w:t>()</w:t>
-      </w:r>
-      <w:r>
-        <w:rPr>
-          <w:rFonts w:ascii="Calibri" w:hAnsi="Calibri" w:cs="Calibri"/>
-        </w:rPr>
-        <w:br/>
-        <w:t xml:space="preserve">            print(f"\</w:t>
-      </w:r>
-      <w:proofErr w:type="spellStart"/>
-      <w:r>
-        <w:rPr>
-          <w:rFonts w:ascii="Calibri" w:hAnsi="Calibri" w:cs="Calibri"/>
-        </w:rPr>
-        <w:t>nTotal</w:t>
-      </w:r>
-      <w:proofErr w:type="spellEnd"/>
-      <w:r>
-        <w:rPr>
-          <w:rFonts w:ascii="Calibri" w:hAnsi="Calibri" w:cs="Calibri"/>
-        </w:rPr>
-        <w:t>: ${</w:t>
-      </w:r>
-      <w:proofErr w:type="spellStart"/>
-      <w:r>
-        <w:rPr>
-          <w:rFonts w:ascii="Calibri" w:hAnsi="Calibri" w:cs="Calibri"/>
-        </w:rPr>
-        <w:t>self.get_cost_of_cart</w:t>
-      </w:r>
-      <w:proofErr w:type="spellEnd"/>
-      <w:r>
-        <w:rPr>
-          <w:rFonts w:ascii="Calibri" w:hAnsi="Calibri" w:cs="Calibri"/>
-        </w:rPr>
-        <w:t>()}\n")</w:t>
+        <w:t xml:space="preserve">            for item in self.cart_items:</w:t>
+      </w:r>
+      <w:r>
+        <w:rPr>
+          <w:rFonts w:ascii="Calibri" w:hAnsi="Calibri" w:cs="Calibri"/>
+        </w:rPr>
+        <w:br/>
+        <w:t xml:space="preserve">                item.print_item_cost()</w:t>
+      </w:r>
+      <w:r>
+        <w:rPr>
+          <w:rFonts w:ascii="Calibri" w:hAnsi="Calibri" w:cs="Calibri"/>
+        </w:rPr>
+        <w:br/>
+        <w:t xml:space="preserve">            print(f"\nTotal: ${self.get_cost_of_cart()}\n")</w:t>
       </w:r>
       <w:r>
         <w:rPr>
@@ -4800,21 +2762,7 @@
           <w:rFonts w:ascii="Calibri" w:hAnsi="Calibri" w:cs="Calibri"/>
         </w:rPr>
         <w:br/>
-        <w:t xml:space="preserve">    def </w:t>
-      </w:r>
-      <w:proofErr w:type="spellStart"/>
-      <w:r>
-        <w:rPr>
-          <w:rFonts w:ascii="Calibri" w:hAnsi="Calibri" w:cs="Calibri"/>
-        </w:rPr>
-        <w:t>print_descriptions</w:t>
-      </w:r>
-      <w:proofErr w:type="spellEnd"/>
-      <w:r>
-        <w:rPr>
-          <w:rFonts w:ascii="Calibri" w:hAnsi="Calibri" w:cs="Calibri"/>
-        </w:rPr>
-        <w:t>(self):</w:t>
+        <w:t xml:space="preserve">    def print_descriptions(self):</w:t>
       </w:r>
       <w:r>
         <w:rPr>
@@ -4828,35 +2776,7 @@
           <w:rFonts w:ascii="Calibri" w:hAnsi="Calibri" w:cs="Calibri"/>
         </w:rPr>
         <w:br/>
-        <w:t xml:space="preserve">        print(f"{</w:t>
-      </w:r>
-      <w:proofErr w:type="spellStart"/>
-      <w:r>
-        <w:rPr>
-          <w:rFonts w:ascii="Calibri" w:hAnsi="Calibri" w:cs="Calibri"/>
-        </w:rPr>
-        <w:t>self.customer_name</w:t>
-      </w:r>
-      <w:proofErr w:type="spellEnd"/>
-      <w:r>
-        <w:rPr>
-          <w:rFonts w:ascii="Calibri" w:hAnsi="Calibri" w:cs="Calibri"/>
-        </w:rPr>
-        <w:t>}'s Shopping Cart - {</w:t>
-      </w:r>
-      <w:proofErr w:type="spellStart"/>
-      <w:r>
-        <w:rPr>
-          <w:rFonts w:ascii="Calibri" w:hAnsi="Calibri" w:cs="Calibri"/>
-        </w:rPr>
-        <w:t>self.current_date</w:t>
-      </w:r>
-      <w:proofErr w:type="spellEnd"/>
-      <w:r>
-        <w:rPr>
-          <w:rFonts w:ascii="Calibri" w:hAnsi="Calibri" w:cs="Calibri"/>
-        </w:rPr>
-        <w:t>}\n")</w:t>
+        <w:t xml:space="preserve">        print(f"{self.customer_name}'s Shopping Cart - {self.current_date}\n")</w:t>
       </w:r>
       <w:r>
         <w:rPr>
@@ -4876,42 +2796,14 @@
           <w:rFonts w:ascii="Calibri" w:hAnsi="Calibri" w:cs="Calibri"/>
         </w:rPr>
         <w:br/>
-        <w:t xml:space="preserve">        if not </w:t>
-      </w:r>
-      <w:proofErr w:type="spellStart"/>
-      <w:r>
-        <w:rPr>
-          <w:rFonts w:ascii="Calibri" w:hAnsi="Calibri" w:cs="Calibri"/>
-        </w:rPr>
-        <w:t>self.cart_items</w:t>
-      </w:r>
-      <w:proofErr w:type="spellEnd"/>
-      <w:r>
-        <w:rPr>
-          <w:rFonts w:ascii="Calibri" w:hAnsi="Calibri" w:cs="Calibri"/>
-        </w:rPr>
-        <w:t>:</w:t>
-      </w:r>
-      <w:r>
-        <w:rPr>
-          <w:rFonts w:ascii="Calibri" w:hAnsi="Calibri" w:cs="Calibri"/>
-        </w:rPr>
-        <w:br/>
-        <w:t xml:space="preserve">            print("\</w:t>
-      </w:r>
-      <w:proofErr w:type="spellStart"/>
-      <w:r>
-        <w:rPr>
-          <w:rFonts w:ascii="Calibri" w:hAnsi="Calibri" w:cs="Calibri"/>
-        </w:rPr>
-        <w:t>nShopping</w:t>
-      </w:r>
-      <w:proofErr w:type="spellEnd"/>
-      <w:r>
-        <w:rPr>
-          <w:rFonts w:ascii="Calibri" w:hAnsi="Calibri" w:cs="Calibri"/>
-        </w:rPr>
-        <w:t xml:space="preserve"> Cart is Empty.\n")</w:t>
+        <w:t xml:space="preserve">        if not self.cart_items:</w:t>
+      </w:r>
+      <w:r>
+        <w:rPr>
+          <w:rFonts w:ascii="Calibri" w:hAnsi="Calibri" w:cs="Calibri"/>
+        </w:rPr>
+        <w:br/>
+        <w:t xml:space="preserve">            print("\nShopping Cart is Empty.\n")</w:t>
       </w:r>
       <w:r>
         <w:rPr>
@@ -4925,56 +2817,14 @@
           <w:rFonts w:ascii="Calibri" w:hAnsi="Calibri" w:cs="Calibri"/>
         </w:rPr>
         <w:br/>
-        <w:t xml:space="preserve">            for item in </w:t>
-      </w:r>
-      <w:proofErr w:type="spellStart"/>
-      <w:r>
-        <w:rPr>
-          <w:rFonts w:ascii="Calibri" w:hAnsi="Calibri" w:cs="Calibri"/>
-        </w:rPr>
-        <w:t>self.cart_items</w:t>
-      </w:r>
-      <w:proofErr w:type="spellEnd"/>
-      <w:r>
-        <w:rPr>
-          <w:rFonts w:ascii="Calibri" w:hAnsi="Calibri" w:cs="Calibri"/>
-        </w:rPr>
-        <w:t>:</w:t>
-      </w:r>
-      <w:r>
-        <w:rPr>
-          <w:rFonts w:ascii="Calibri" w:hAnsi="Calibri" w:cs="Calibri"/>
-        </w:rPr>
-        <w:br/>
-        <w:t xml:space="preserve">                print(f"{</w:t>
-      </w:r>
-      <w:proofErr w:type="spellStart"/>
-      <w:r>
-        <w:rPr>
-          <w:rFonts w:ascii="Calibri" w:hAnsi="Calibri" w:cs="Calibri"/>
-        </w:rPr>
-        <w:t>item.itemName</w:t>
-      </w:r>
-      <w:proofErr w:type="spellEnd"/>
-      <w:r>
-        <w:rPr>
-          <w:rFonts w:ascii="Calibri" w:hAnsi="Calibri" w:cs="Calibri"/>
-        </w:rPr>
-        <w:t>}: {</w:t>
-      </w:r>
-      <w:proofErr w:type="spellStart"/>
-      <w:r>
-        <w:rPr>
-          <w:rFonts w:ascii="Calibri" w:hAnsi="Calibri" w:cs="Calibri"/>
-        </w:rPr>
-        <w:t>item.itemDescription</w:t>
-      </w:r>
-      <w:proofErr w:type="spellEnd"/>
-      <w:r>
-        <w:rPr>
-          <w:rFonts w:ascii="Calibri" w:hAnsi="Calibri" w:cs="Calibri"/>
-        </w:rPr>
-        <w:t>}")</w:t>
+        <w:t xml:space="preserve">            for item in self.cart_items:</w:t>
+      </w:r>
+      <w:r>
+        <w:rPr>
+          <w:rFonts w:ascii="Calibri" w:hAnsi="Calibri" w:cs="Calibri"/>
+        </w:rPr>
+        <w:br/>
+        <w:t xml:space="preserve">                print(f"{item.itemName}: {item.itemDescription}")</w:t>
       </w:r>
       <w:r>
         <w:rPr>
@@ -5001,21 +2851,7 @@
           <w:rFonts w:ascii="Calibri" w:hAnsi="Calibri" w:cs="Calibri"/>
         </w:rPr>
         <w:br/>
-        <w:t xml:space="preserve">def </w:t>
-      </w:r>
-      <w:proofErr w:type="spellStart"/>
-      <w:r>
-        <w:rPr>
-          <w:rFonts w:ascii="Calibri" w:hAnsi="Calibri" w:cs="Calibri"/>
-        </w:rPr>
-        <w:t>print_menu</w:t>
-      </w:r>
-      <w:proofErr w:type="spellEnd"/>
-      <w:r>
-        <w:rPr>
-          <w:rFonts w:ascii="Calibri" w:hAnsi="Calibri" w:cs="Calibri"/>
-        </w:rPr>
-        <w:t>(cart):</w:t>
+        <w:t>def print_menu(cart):</w:t>
       </w:r>
       <w:r>
         <w:rPr>
@@ -5029,21 +2865,7 @@
           <w:rFonts w:ascii="Calibri" w:hAnsi="Calibri" w:cs="Calibri"/>
         </w:rPr>
         <w:br/>
-        <w:t xml:space="preserve">        print("\</w:t>
-      </w:r>
-      <w:proofErr w:type="spellStart"/>
-      <w:r>
-        <w:rPr>
-          <w:rFonts w:ascii="Calibri" w:hAnsi="Calibri" w:cs="Calibri"/>
-        </w:rPr>
-        <w:t>nMENU</w:t>
-      </w:r>
-      <w:proofErr w:type="spellEnd"/>
-      <w:r>
-        <w:rPr>
-          <w:rFonts w:ascii="Calibri" w:hAnsi="Calibri" w:cs="Calibri"/>
-        </w:rPr>
-        <w:t>")</w:t>
+        <w:t xml:space="preserve">        print("\nMENU")</w:t>
       </w:r>
       <w:r>
         <w:rPr>
@@ -5071,21 +2893,7 @@
           <w:rFonts w:ascii="Calibri" w:hAnsi="Calibri" w:cs="Calibri"/>
         </w:rPr>
         <w:br/>
-        <w:t xml:space="preserve">        print("</w:t>
-      </w:r>
-      <w:proofErr w:type="spellStart"/>
-      <w:r>
-        <w:rPr>
-          <w:rFonts w:ascii="Calibri" w:hAnsi="Calibri" w:cs="Calibri"/>
-        </w:rPr>
-        <w:t>i</w:t>
-      </w:r>
-      <w:proofErr w:type="spellEnd"/>
-      <w:r>
-        <w:rPr>
-          <w:rFonts w:ascii="Calibri" w:hAnsi="Calibri" w:cs="Calibri"/>
-        </w:rPr>
-        <w:t xml:space="preserve"> - Output Item's descriptions")</w:t>
+        <w:t xml:space="preserve">        print("i - Output Item's descriptions")</w:t>
       </w:r>
       <w:r>
         <w:rPr>
@@ -5112,56 +2920,14 @@
           <w:rFonts w:ascii="Calibri" w:hAnsi="Calibri" w:cs="Calibri"/>
         </w:rPr>
         <w:br/>
-        <w:t xml:space="preserve">        </w:t>
-      </w:r>
-      <w:proofErr w:type="spellStart"/>
-      <w:r>
-        <w:rPr>
-          <w:rFonts w:ascii="Calibri" w:hAnsi="Calibri" w:cs="Calibri"/>
-        </w:rPr>
-        <w:t>user_choice</w:t>
-      </w:r>
-      <w:proofErr w:type="spellEnd"/>
-      <w:r>
-        <w:rPr>
-          <w:rFonts w:ascii="Calibri" w:hAnsi="Calibri" w:cs="Calibri"/>
-        </w:rPr>
-        <w:t xml:space="preserve"> = input("\</w:t>
-      </w:r>
-      <w:proofErr w:type="spellStart"/>
-      <w:r>
-        <w:rPr>
-          <w:rFonts w:ascii="Calibri" w:hAnsi="Calibri" w:cs="Calibri"/>
-        </w:rPr>
-        <w:t>nChoose</w:t>
-      </w:r>
-      <w:proofErr w:type="spellEnd"/>
-      <w:r>
-        <w:rPr>
-          <w:rFonts w:ascii="Calibri" w:hAnsi="Calibri" w:cs="Calibri"/>
-        </w:rPr>
-        <w:t xml:space="preserve"> an option: \n").lower().strip()</w:t>
-      </w:r>
-      <w:r>
-        <w:rPr>
-          <w:rFonts w:ascii="Calibri" w:hAnsi="Calibri" w:cs="Calibri"/>
-        </w:rPr>
-        <w:br/>
-        <w:t xml:space="preserve">        if </w:t>
-      </w:r>
-      <w:proofErr w:type="spellStart"/>
-      <w:r>
-        <w:rPr>
-          <w:rFonts w:ascii="Calibri" w:hAnsi="Calibri" w:cs="Calibri"/>
-        </w:rPr>
-        <w:t>user_choice</w:t>
-      </w:r>
-      <w:proofErr w:type="spellEnd"/>
-      <w:r>
-        <w:rPr>
-          <w:rFonts w:ascii="Calibri" w:hAnsi="Calibri" w:cs="Calibri"/>
-        </w:rPr>
-        <w:t xml:space="preserve"> == "a":</w:t>
+        <w:t xml:space="preserve">        user_choice = input("\nChoose an option: \n").lower().strip()</w:t>
+      </w:r>
+      <w:r>
+        <w:rPr>
+          <w:rFonts w:ascii="Calibri" w:hAnsi="Calibri" w:cs="Calibri"/>
+        </w:rPr>
+        <w:br/>
+        <w:t xml:space="preserve">        if user_choice == "a":</w:t>
       </w:r>
       <w:r>
         <w:rPr>
@@ -5174,597 +2940,191 @@
           <w:rFonts w:ascii="Calibri" w:hAnsi="Calibri" w:cs="Calibri"/>
         </w:rPr>
         <w:lastRenderedPageBreak/>
-        <w:t xml:space="preserve">            print("\</w:t>
-      </w:r>
-      <w:proofErr w:type="spellStart"/>
-      <w:r>
-        <w:rPr>
-          <w:rFonts w:ascii="Calibri" w:hAnsi="Calibri" w:cs="Calibri"/>
-        </w:rPr>
-        <w:t>nADD</w:t>
-      </w:r>
-      <w:proofErr w:type="spellEnd"/>
-      <w:r>
-        <w:rPr>
-          <w:rFonts w:ascii="Calibri" w:hAnsi="Calibri" w:cs="Calibri"/>
-        </w:rPr>
-        <w:t xml:space="preserve"> ITEM TO CART")</w:t>
-      </w:r>
-      <w:r>
-        <w:rPr>
-          <w:rFonts w:ascii="Calibri" w:hAnsi="Calibri" w:cs="Calibri"/>
-        </w:rPr>
-        <w:br/>
-        <w:t xml:space="preserve">            name = </w:t>
-      </w:r>
-      <w:proofErr w:type="spellStart"/>
-      <w:r>
-        <w:rPr>
-          <w:rFonts w:ascii="Calibri" w:hAnsi="Calibri" w:cs="Calibri"/>
-        </w:rPr>
-        <w:t>get_valid_name</w:t>
-      </w:r>
-      <w:proofErr w:type="spellEnd"/>
-      <w:r>
-        <w:rPr>
-          <w:rFonts w:ascii="Calibri" w:hAnsi="Calibri" w:cs="Calibri"/>
-        </w:rPr>
-        <w:t>("Enter Purchased Item Name: \n")</w:t>
-      </w:r>
-      <w:r>
-        <w:rPr>
-          <w:rFonts w:ascii="Calibri" w:hAnsi="Calibri" w:cs="Calibri"/>
-        </w:rPr>
-        <w:br/>
-        <w:t xml:space="preserve">            description = </w:t>
-      </w:r>
-      <w:proofErr w:type="spellStart"/>
-      <w:r>
-        <w:rPr>
-          <w:rFonts w:ascii="Calibri" w:hAnsi="Calibri" w:cs="Calibri"/>
-        </w:rPr>
-        <w:t>get_valid_item_description</w:t>
-      </w:r>
-      <w:proofErr w:type="spellEnd"/>
-      <w:r>
-        <w:rPr>
-          <w:rFonts w:ascii="Calibri" w:hAnsi="Calibri" w:cs="Calibri"/>
-        </w:rPr>
-        <w:t>()</w:t>
-      </w:r>
-      <w:r>
-        <w:rPr>
-          <w:rFonts w:ascii="Calibri" w:hAnsi="Calibri" w:cs="Calibri"/>
-        </w:rPr>
-        <w:br/>
-        <w:t xml:space="preserve">            price = </w:t>
-      </w:r>
-      <w:proofErr w:type="spellStart"/>
-      <w:r>
-        <w:rPr>
-          <w:rFonts w:ascii="Calibri" w:hAnsi="Calibri" w:cs="Calibri"/>
-        </w:rPr>
-        <w:t>get_valid_item_price</w:t>
-      </w:r>
-      <w:proofErr w:type="spellEnd"/>
-      <w:r>
-        <w:rPr>
-          <w:rFonts w:ascii="Calibri" w:hAnsi="Calibri" w:cs="Calibri"/>
-        </w:rPr>
-        <w:t>()</w:t>
-      </w:r>
-      <w:r>
-        <w:rPr>
-          <w:rFonts w:ascii="Calibri" w:hAnsi="Calibri" w:cs="Calibri"/>
-        </w:rPr>
-        <w:br/>
-        <w:t xml:space="preserve">            quantity = </w:t>
-      </w:r>
-      <w:proofErr w:type="spellStart"/>
-      <w:r>
-        <w:rPr>
-          <w:rFonts w:ascii="Calibri" w:hAnsi="Calibri" w:cs="Calibri"/>
-        </w:rPr>
-        <w:t>get_valid_item_quantity</w:t>
-      </w:r>
-      <w:proofErr w:type="spellEnd"/>
-      <w:r>
-        <w:rPr>
-          <w:rFonts w:ascii="Calibri" w:hAnsi="Calibri" w:cs="Calibri"/>
-        </w:rPr>
-        <w:t>()</w:t>
-      </w:r>
-      <w:r>
-        <w:rPr>
-          <w:rFonts w:ascii="Calibri" w:hAnsi="Calibri" w:cs="Calibri"/>
-        </w:rPr>
-        <w:br/>
-        <w:t xml:space="preserve">            item = </w:t>
-      </w:r>
-      <w:proofErr w:type="spellStart"/>
-      <w:r>
-        <w:rPr>
-          <w:rFonts w:ascii="Calibri" w:hAnsi="Calibri" w:cs="Calibri"/>
-        </w:rPr>
-        <w:t>ItemToPurchase</w:t>
-      </w:r>
-      <w:proofErr w:type="spellEnd"/>
-      <w:r>
-        <w:rPr>
-          <w:rFonts w:ascii="Calibri" w:hAnsi="Calibri" w:cs="Calibri"/>
-        </w:rPr>
-        <w:t>(name, price, quantity, description)</w:t>
-      </w:r>
-      <w:r>
-        <w:rPr>
-          <w:rFonts w:ascii="Calibri" w:hAnsi="Calibri" w:cs="Calibri"/>
-        </w:rPr>
-        <w:br/>
-        <w:t xml:space="preserve">            </w:t>
-      </w:r>
-      <w:proofErr w:type="spellStart"/>
-      <w:r>
-        <w:rPr>
-          <w:rFonts w:ascii="Calibri" w:hAnsi="Calibri" w:cs="Calibri"/>
-        </w:rPr>
-        <w:t>cart.add_item</w:t>
-      </w:r>
-      <w:proofErr w:type="spellEnd"/>
-      <w:r>
-        <w:rPr>
-          <w:rFonts w:ascii="Calibri" w:hAnsi="Calibri" w:cs="Calibri"/>
-        </w:rPr>
-        <w:t>(item)</w:t>
-      </w:r>
-      <w:r>
-        <w:rPr>
-          <w:rFonts w:ascii="Calibri" w:hAnsi="Calibri" w:cs="Calibri"/>
-        </w:rPr>
-        <w:br/>
-      </w:r>
-      <w:r>
-        <w:rPr>
-          <w:rFonts w:ascii="Calibri" w:hAnsi="Calibri" w:cs="Calibri"/>
-        </w:rPr>
-        <w:br/>
-        <w:t xml:space="preserve">        </w:t>
-      </w:r>
-      <w:proofErr w:type="spellStart"/>
-      <w:r>
-        <w:rPr>
-          <w:rFonts w:ascii="Calibri" w:hAnsi="Calibri" w:cs="Calibri"/>
-        </w:rPr>
-        <w:t>elif</w:t>
-      </w:r>
-      <w:proofErr w:type="spellEnd"/>
-      <w:r>
-        <w:rPr>
-          <w:rFonts w:ascii="Calibri" w:hAnsi="Calibri" w:cs="Calibri"/>
-        </w:rPr>
-        <w:t xml:space="preserve"> </w:t>
-      </w:r>
-      <w:proofErr w:type="spellStart"/>
-      <w:r>
-        <w:rPr>
-          <w:rFonts w:ascii="Calibri" w:hAnsi="Calibri" w:cs="Calibri"/>
-        </w:rPr>
-        <w:t>user_choice</w:t>
-      </w:r>
-      <w:proofErr w:type="spellEnd"/>
-      <w:r>
-        <w:rPr>
-          <w:rFonts w:ascii="Calibri" w:hAnsi="Calibri" w:cs="Calibri"/>
-        </w:rPr>
-        <w:t xml:space="preserve"> == "r":</w:t>
-      </w:r>
-      <w:r>
-        <w:rPr>
-          <w:rFonts w:ascii="Calibri" w:hAnsi="Calibri" w:cs="Calibri"/>
-        </w:rPr>
-        <w:br/>
-        <w:t xml:space="preserve">            print("\</w:t>
-      </w:r>
-      <w:proofErr w:type="spellStart"/>
-      <w:r>
-        <w:rPr>
-          <w:rFonts w:ascii="Calibri" w:hAnsi="Calibri" w:cs="Calibri"/>
-        </w:rPr>
-        <w:t>nREMOVE</w:t>
-      </w:r>
-      <w:proofErr w:type="spellEnd"/>
-      <w:r>
-        <w:rPr>
-          <w:rFonts w:ascii="Calibri" w:hAnsi="Calibri" w:cs="Calibri"/>
-        </w:rPr>
-        <w:t xml:space="preserve"> ITEM FROM CART")</w:t>
-      </w:r>
-      <w:r>
-        <w:rPr>
-          <w:rFonts w:ascii="Calibri" w:hAnsi="Calibri" w:cs="Calibri"/>
-        </w:rPr>
-        <w:br/>
-        <w:t xml:space="preserve">            name = </w:t>
-      </w:r>
-      <w:proofErr w:type="spellStart"/>
-      <w:r>
-        <w:rPr>
-          <w:rFonts w:ascii="Calibri" w:hAnsi="Calibri" w:cs="Calibri"/>
-        </w:rPr>
-        <w:t>get_valid_name</w:t>
-      </w:r>
-      <w:proofErr w:type="spellEnd"/>
-      <w:r>
-        <w:rPr>
-          <w:rFonts w:ascii="Calibri" w:hAnsi="Calibri" w:cs="Calibri"/>
-        </w:rPr>
-        <w:t>("Enter item name in the cart to remove: \n")</w:t>
-      </w:r>
-      <w:r>
-        <w:rPr>
-          <w:rFonts w:ascii="Calibri" w:hAnsi="Calibri" w:cs="Calibri"/>
-        </w:rPr>
-        <w:br/>
-        <w:t xml:space="preserve">            </w:t>
-      </w:r>
-      <w:proofErr w:type="spellStart"/>
-      <w:r>
-        <w:rPr>
-          <w:rFonts w:ascii="Calibri" w:hAnsi="Calibri" w:cs="Calibri"/>
-        </w:rPr>
-        <w:t>cart.remove_item</w:t>
-      </w:r>
-      <w:proofErr w:type="spellEnd"/>
-      <w:r>
-        <w:rPr>
-          <w:rFonts w:ascii="Calibri" w:hAnsi="Calibri" w:cs="Calibri"/>
-        </w:rPr>
-        <w:t>(name)</w:t>
-      </w:r>
-      <w:r>
-        <w:rPr>
-          <w:rFonts w:ascii="Calibri" w:hAnsi="Calibri" w:cs="Calibri"/>
-        </w:rPr>
-        <w:br/>
-      </w:r>
-      <w:r>
-        <w:rPr>
-          <w:rFonts w:ascii="Calibri" w:hAnsi="Calibri" w:cs="Calibri"/>
-        </w:rPr>
-        <w:br/>
-        <w:t xml:space="preserve">        </w:t>
-      </w:r>
-      <w:proofErr w:type="spellStart"/>
-      <w:r>
-        <w:rPr>
-          <w:rFonts w:ascii="Calibri" w:hAnsi="Calibri" w:cs="Calibri"/>
-        </w:rPr>
-        <w:t>elif</w:t>
-      </w:r>
-      <w:proofErr w:type="spellEnd"/>
-      <w:r>
-        <w:rPr>
-          <w:rFonts w:ascii="Calibri" w:hAnsi="Calibri" w:cs="Calibri"/>
-        </w:rPr>
-        <w:t xml:space="preserve"> </w:t>
-      </w:r>
-      <w:proofErr w:type="spellStart"/>
-      <w:r>
-        <w:rPr>
-          <w:rFonts w:ascii="Calibri" w:hAnsi="Calibri" w:cs="Calibri"/>
-        </w:rPr>
-        <w:t>user_choice</w:t>
-      </w:r>
-      <w:proofErr w:type="spellEnd"/>
-      <w:r>
-        <w:rPr>
-          <w:rFonts w:ascii="Calibri" w:hAnsi="Calibri" w:cs="Calibri"/>
-        </w:rPr>
-        <w:t xml:space="preserve"> == "c":</w:t>
-      </w:r>
-      <w:r>
-        <w:rPr>
-          <w:rFonts w:ascii="Calibri" w:hAnsi="Calibri" w:cs="Calibri"/>
-        </w:rPr>
-        <w:br/>
-        <w:t xml:space="preserve">            print("\</w:t>
-      </w:r>
-      <w:proofErr w:type="spellStart"/>
-      <w:r>
-        <w:rPr>
-          <w:rFonts w:ascii="Calibri" w:hAnsi="Calibri" w:cs="Calibri"/>
-        </w:rPr>
-        <w:t>nCHANGE</w:t>
-      </w:r>
-      <w:proofErr w:type="spellEnd"/>
-      <w:r>
-        <w:rPr>
-          <w:rFonts w:ascii="Calibri" w:hAnsi="Calibri" w:cs="Calibri"/>
-        </w:rPr>
-        <w:t xml:space="preserve"> ITEM QUANTITY")</w:t>
-      </w:r>
-      <w:r>
-        <w:rPr>
-          <w:rFonts w:ascii="Calibri" w:hAnsi="Calibri" w:cs="Calibri"/>
-        </w:rPr>
-        <w:br/>
-        <w:t xml:space="preserve">            name = </w:t>
-      </w:r>
-      <w:proofErr w:type="spellStart"/>
-      <w:r>
-        <w:rPr>
-          <w:rFonts w:ascii="Calibri" w:hAnsi="Calibri" w:cs="Calibri"/>
-        </w:rPr>
-        <w:t>get_valid_name</w:t>
-      </w:r>
-      <w:proofErr w:type="spellEnd"/>
-      <w:r>
-        <w:rPr>
-          <w:rFonts w:ascii="Calibri" w:hAnsi="Calibri" w:cs="Calibri"/>
-        </w:rPr>
-        <w:t>("Enter item name in the cart to modify: \n")</w:t>
-      </w:r>
-      <w:r>
-        <w:rPr>
-          <w:rFonts w:ascii="Calibri" w:hAnsi="Calibri" w:cs="Calibri"/>
-        </w:rPr>
-        <w:br/>
-        <w:t xml:space="preserve">            quantity = </w:t>
-      </w:r>
-      <w:proofErr w:type="spellStart"/>
-      <w:r>
-        <w:rPr>
-          <w:rFonts w:ascii="Calibri" w:hAnsi="Calibri" w:cs="Calibri"/>
-        </w:rPr>
-        <w:t>get_valid_item_quantity</w:t>
-      </w:r>
-      <w:proofErr w:type="spellEnd"/>
-      <w:r>
-        <w:rPr>
-          <w:rFonts w:ascii="Calibri" w:hAnsi="Calibri" w:cs="Calibri"/>
-        </w:rPr>
-        <w:t>()</w:t>
-      </w:r>
-      <w:r>
-        <w:rPr>
-          <w:rFonts w:ascii="Calibri" w:hAnsi="Calibri" w:cs="Calibri"/>
-        </w:rPr>
-        <w:br/>
-        <w:t xml:space="preserve">            item = </w:t>
-      </w:r>
-      <w:proofErr w:type="spellStart"/>
-      <w:r>
-        <w:rPr>
-          <w:rFonts w:ascii="Calibri" w:hAnsi="Calibri" w:cs="Calibri"/>
-        </w:rPr>
-        <w:t>ItemToPurchase</w:t>
-      </w:r>
-      <w:proofErr w:type="spellEnd"/>
-      <w:r>
-        <w:rPr>
-          <w:rFonts w:ascii="Calibri" w:hAnsi="Calibri" w:cs="Calibri"/>
-        </w:rPr>
-        <w:t>(name = name, quantity = quantity)</w:t>
-      </w:r>
-      <w:r>
-        <w:rPr>
-          <w:rFonts w:ascii="Calibri" w:hAnsi="Calibri" w:cs="Calibri"/>
-        </w:rPr>
-        <w:br/>
-        <w:t xml:space="preserve">            </w:t>
-      </w:r>
-      <w:proofErr w:type="spellStart"/>
-      <w:r>
-        <w:rPr>
-          <w:rFonts w:ascii="Calibri" w:hAnsi="Calibri" w:cs="Calibri"/>
-        </w:rPr>
-        <w:t>cart.modify_item</w:t>
-      </w:r>
-      <w:proofErr w:type="spellEnd"/>
-      <w:r>
-        <w:rPr>
-          <w:rFonts w:ascii="Calibri" w:hAnsi="Calibri" w:cs="Calibri"/>
-        </w:rPr>
-        <w:t>(item)</w:t>
-      </w:r>
-      <w:r>
-        <w:rPr>
-          <w:rFonts w:ascii="Calibri" w:hAnsi="Calibri" w:cs="Calibri"/>
-        </w:rPr>
-        <w:br/>
-      </w:r>
-      <w:r>
-        <w:rPr>
-          <w:rFonts w:ascii="Calibri" w:hAnsi="Calibri" w:cs="Calibri"/>
-        </w:rPr>
-        <w:br/>
-        <w:t xml:space="preserve">        </w:t>
-      </w:r>
-      <w:proofErr w:type="spellStart"/>
-      <w:r>
-        <w:rPr>
-          <w:rFonts w:ascii="Calibri" w:hAnsi="Calibri" w:cs="Calibri"/>
-        </w:rPr>
-        <w:t>elif</w:t>
-      </w:r>
-      <w:proofErr w:type="spellEnd"/>
-      <w:r>
-        <w:rPr>
-          <w:rFonts w:ascii="Calibri" w:hAnsi="Calibri" w:cs="Calibri"/>
-        </w:rPr>
-        <w:t xml:space="preserve"> </w:t>
-      </w:r>
-      <w:proofErr w:type="spellStart"/>
-      <w:r>
-        <w:rPr>
-          <w:rFonts w:ascii="Calibri" w:hAnsi="Calibri" w:cs="Calibri"/>
-        </w:rPr>
-        <w:t>user_choice</w:t>
-      </w:r>
-      <w:proofErr w:type="spellEnd"/>
-      <w:r>
-        <w:rPr>
-          <w:rFonts w:ascii="Calibri" w:hAnsi="Calibri" w:cs="Calibri"/>
-        </w:rPr>
-        <w:t xml:space="preserve"> == "</w:t>
-      </w:r>
-      <w:proofErr w:type="spellStart"/>
-      <w:r>
-        <w:rPr>
-          <w:rFonts w:ascii="Calibri" w:hAnsi="Calibri" w:cs="Calibri"/>
-        </w:rPr>
-        <w:t>i</w:t>
-      </w:r>
-      <w:proofErr w:type="spellEnd"/>
-      <w:r>
-        <w:rPr>
-          <w:rFonts w:ascii="Calibri" w:hAnsi="Calibri" w:cs="Calibri"/>
-        </w:rPr>
-        <w:t>":</w:t>
-      </w:r>
-      <w:r>
-        <w:rPr>
-          <w:rFonts w:ascii="Calibri" w:hAnsi="Calibri" w:cs="Calibri"/>
-        </w:rPr>
-        <w:br/>
-        <w:t xml:space="preserve">            </w:t>
-      </w:r>
-      <w:proofErr w:type="spellStart"/>
-      <w:r>
-        <w:rPr>
-          <w:rFonts w:ascii="Calibri" w:hAnsi="Calibri" w:cs="Calibri"/>
-        </w:rPr>
-        <w:t>cart.print_descriptions</w:t>
-      </w:r>
-      <w:proofErr w:type="spellEnd"/>
-      <w:r>
-        <w:rPr>
-          <w:rFonts w:ascii="Calibri" w:hAnsi="Calibri" w:cs="Calibri"/>
-        </w:rPr>
-        <w:t>()</w:t>
-      </w:r>
-      <w:r>
-        <w:rPr>
-          <w:rFonts w:ascii="Calibri" w:hAnsi="Calibri" w:cs="Calibri"/>
-        </w:rPr>
-        <w:br/>
-      </w:r>
-      <w:r>
-        <w:rPr>
-          <w:rFonts w:ascii="Calibri" w:hAnsi="Calibri" w:cs="Calibri"/>
-        </w:rPr>
-        <w:br/>
-        <w:t xml:space="preserve">        </w:t>
-      </w:r>
-      <w:proofErr w:type="spellStart"/>
-      <w:r>
-        <w:rPr>
-          <w:rFonts w:ascii="Calibri" w:hAnsi="Calibri" w:cs="Calibri"/>
-        </w:rPr>
-        <w:t>elif</w:t>
-      </w:r>
-      <w:proofErr w:type="spellEnd"/>
-      <w:r>
-        <w:rPr>
-          <w:rFonts w:ascii="Calibri" w:hAnsi="Calibri" w:cs="Calibri"/>
-        </w:rPr>
-        <w:t xml:space="preserve"> </w:t>
-      </w:r>
-      <w:proofErr w:type="spellStart"/>
-      <w:r>
-        <w:rPr>
-          <w:rFonts w:ascii="Calibri" w:hAnsi="Calibri" w:cs="Calibri"/>
-        </w:rPr>
-        <w:t>user_choice</w:t>
-      </w:r>
-      <w:proofErr w:type="spellEnd"/>
-      <w:r>
-        <w:rPr>
-          <w:rFonts w:ascii="Calibri" w:hAnsi="Calibri" w:cs="Calibri"/>
-        </w:rPr>
-        <w:t xml:space="preserve"> == "o":</w:t>
-      </w:r>
-      <w:r>
-        <w:rPr>
-          <w:rFonts w:ascii="Calibri" w:hAnsi="Calibri" w:cs="Calibri"/>
-        </w:rPr>
-        <w:br/>
-        <w:t xml:space="preserve">            </w:t>
-      </w:r>
-      <w:proofErr w:type="spellStart"/>
-      <w:r>
-        <w:rPr>
-          <w:rFonts w:ascii="Calibri" w:hAnsi="Calibri" w:cs="Calibri"/>
-        </w:rPr>
-        <w:t>cart.print_total</w:t>
-      </w:r>
-      <w:proofErr w:type="spellEnd"/>
-      <w:r>
-        <w:rPr>
-          <w:rFonts w:ascii="Calibri" w:hAnsi="Calibri" w:cs="Calibri"/>
-        </w:rPr>
-        <w:t>()</w:t>
-      </w:r>
-      <w:r>
-        <w:rPr>
-          <w:rFonts w:ascii="Calibri" w:hAnsi="Calibri" w:cs="Calibri"/>
-        </w:rPr>
-        <w:br/>
-      </w:r>
-      <w:r>
-        <w:rPr>
-          <w:rFonts w:ascii="Calibri" w:hAnsi="Calibri" w:cs="Calibri"/>
-        </w:rPr>
-        <w:br/>
-        <w:t xml:space="preserve">        </w:t>
-      </w:r>
-      <w:proofErr w:type="spellStart"/>
-      <w:r>
-        <w:rPr>
-          <w:rFonts w:ascii="Calibri" w:hAnsi="Calibri" w:cs="Calibri"/>
-        </w:rPr>
-        <w:t>elif</w:t>
-      </w:r>
-      <w:proofErr w:type="spellEnd"/>
-      <w:r>
-        <w:rPr>
-          <w:rFonts w:ascii="Calibri" w:hAnsi="Calibri" w:cs="Calibri"/>
-        </w:rPr>
-        <w:t xml:space="preserve"> </w:t>
-      </w:r>
-      <w:proofErr w:type="spellStart"/>
-      <w:r>
-        <w:rPr>
-          <w:rFonts w:ascii="Calibri" w:hAnsi="Calibri" w:cs="Calibri"/>
-        </w:rPr>
-        <w:t>user_choice</w:t>
-      </w:r>
-      <w:proofErr w:type="spellEnd"/>
-      <w:r>
-        <w:rPr>
-          <w:rFonts w:ascii="Calibri" w:hAnsi="Calibri" w:cs="Calibri"/>
-        </w:rPr>
-        <w:t xml:space="preserve"> == "q":</w:t>
-      </w:r>
-      <w:r>
-        <w:rPr>
-          <w:rFonts w:ascii="Calibri" w:hAnsi="Calibri" w:cs="Calibri"/>
-        </w:rPr>
-        <w:br/>
-        <w:t xml:space="preserve">            print("\</w:t>
-      </w:r>
-      <w:proofErr w:type="spellStart"/>
-      <w:r>
-        <w:rPr>
-          <w:rFonts w:ascii="Calibri" w:hAnsi="Calibri" w:cs="Calibri"/>
-        </w:rPr>
-        <w:t>nExited</w:t>
-      </w:r>
-      <w:proofErr w:type="spellEnd"/>
-      <w:r>
-        <w:rPr>
-          <w:rFonts w:ascii="Calibri" w:hAnsi="Calibri" w:cs="Calibri"/>
-        </w:rPr>
-        <w:t xml:space="preserve"> Cart")</w:t>
+        <w:t xml:space="preserve">            print("\nADD ITEM TO CART")</w:t>
+      </w:r>
+      <w:r>
+        <w:rPr>
+          <w:rFonts w:ascii="Calibri" w:hAnsi="Calibri" w:cs="Calibri"/>
+        </w:rPr>
+        <w:br/>
+        <w:t xml:space="preserve">            name = get_valid_name("Enter Purchased Item Name: \n")</w:t>
+      </w:r>
+      <w:r>
+        <w:rPr>
+          <w:rFonts w:ascii="Calibri" w:hAnsi="Calibri" w:cs="Calibri"/>
+        </w:rPr>
+        <w:br/>
+        <w:t xml:space="preserve">            description = get_valid_item_description()</w:t>
+      </w:r>
+      <w:r>
+        <w:rPr>
+          <w:rFonts w:ascii="Calibri" w:hAnsi="Calibri" w:cs="Calibri"/>
+        </w:rPr>
+        <w:br/>
+        <w:t xml:space="preserve">            price = get_valid_item_price()</w:t>
+      </w:r>
+      <w:r>
+        <w:rPr>
+          <w:rFonts w:ascii="Calibri" w:hAnsi="Calibri" w:cs="Calibri"/>
+        </w:rPr>
+        <w:br/>
+        <w:t xml:space="preserve">            quantity = get_valid_item_quantity()</w:t>
+      </w:r>
+      <w:r>
+        <w:rPr>
+          <w:rFonts w:ascii="Calibri" w:hAnsi="Calibri" w:cs="Calibri"/>
+        </w:rPr>
+        <w:br/>
+        <w:t xml:space="preserve">            item = ItemToPurchase(name, price, quantity, description)</w:t>
+      </w:r>
+      <w:r>
+        <w:rPr>
+          <w:rFonts w:ascii="Calibri" w:hAnsi="Calibri" w:cs="Calibri"/>
+        </w:rPr>
+        <w:br/>
+        <w:t xml:space="preserve">            cart.add_item(item)</w:t>
+      </w:r>
+      <w:r>
+        <w:rPr>
+          <w:rFonts w:ascii="Calibri" w:hAnsi="Calibri" w:cs="Calibri"/>
+        </w:rPr>
+        <w:br/>
+      </w:r>
+      <w:r>
+        <w:rPr>
+          <w:rFonts w:ascii="Calibri" w:hAnsi="Calibri" w:cs="Calibri"/>
+        </w:rPr>
+        <w:br/>
+        <w:t xml:space="preserve">        elif user_choice == "r":</w:t>
+      </w:r>
+      <w:r>
+        <w:rPr>
+          <w:rFonts w:ascii="Calibri" w:hAnsi="Calibri" w:cs="Calibri"/>
+        </w:rPr>
+        <w:br/>
+        <w:t xml:space="preserve">            print("\nREMOVE ITEM FROM CART")</w:t>
+      </w:r>
+      <w:r>
+        <w:rPr>
+          <w:rFonts w:ascii="Calibri" w:hAnsi="Calibri" w:cs="Calibri"/>
+        </w:rPr>
+        <w:br/>
+        <w:t xml:space="preserve">            name = get_valid_name("Enter item name in the cart to remove: \n")</w:t>
+      </w:r>
+      <w:r>
+        <w:rPr>
+          <w:rFonts w:ascii="Calibri" w:hAnsi="Calibri" w:cs="Calibri"/>
+        </w:rPr>
+        <w:br/>
+        <w:t xml:space="preserve">            cart.remove_item(name)</w:t>
+      </w:r>
+      <w:r>
+        <w:rPr>
+          <w:rFonts w:ascii="Calibri" w:hAnsi="Calibri" w:cs="Calibri"/>
+        </w:rPr>
+        <w:br/>
+      </w:r>
+      <w:r>
+        <w:rPr>
+          <w:rFonts w:ascii="Calibri" w:hAnsi="Calibri" w:cs="Calibri"/>
+        </w:rPr>
+        <w:br/>
+        <w:t xml:space="preserve">        elif user_choice == "c":</w:t>
+      </w:r>
+      <w:r>
+        <w:rPr>
+          <w:rFonts w:ascii="Calibri" w:hAnsi="Calibri" w:cs="Calibri"/>
+        </w:rPr>
+        <w:br/>
+        <w:t xml:space="preserve">            print("\nCHANGE ITEM QUANTITY")</w:t>
+      </w:r>
+      <w:r>
+        <w:rPr>
+          <w:rFonts w:ascii="Calibri" w:hAnsi="Calibri" w:cs="Calibri"/>
+        </w:rPr>
+        <w:br/>
+        <w:t xml:space="preserve">            name = get_valid_name("Enter item name in the cart to modify: \n")</w:t>
+      </w:r>
+      <w:r>
+        <w:rPr>
+          <w:rFonts w:ascii="Calibri" w:hAnsi="Calibri" w:cs="Calibri"/>
+        </w:rPr>
+        <w:br/>
+        <w:t xml:space="preserve">            quantity = get_valid_item_quantity()</w:t>
+      </w:r>
+      <w:r>
+        <w:rPr>
+          <w:rFonts w:ascii="Calibri" w:hAnsi="Calibri" w:cs="Calibri"/>
+        </w:rPr>
+        <w:br/>
+        <w:t xml:space="preserve">            item = ItemToPurchase(name = name, quantity = quantity)</w:t>
+      </w:r>
+      <w:r>
+        <w:rPr>
+          <w:rFonts w:ascii="Calibri" w:hAnsi="Calibri" w:cs="Calibri"/>
+        </w:rPr>
+        <w:br/>
+        <w:t xml:space="preserve">            cart.modify_item(item)</w:t>
+      </w:r>
+      <w:r>
+        <w:rPr>
+          <w:rFonts w:ascii="Calibri" w:hAnsi="Calibri" w:cs="Calibri"/>
+        </w:rPr>
+        <w:br/>
+      </w:r>
+      <w:r>
+        <w:rPr>
+          <w:rFonts w:ascii="Calibri" w:hAnsi="Calibri" w:cs="Calibri"/>
+        </w:rPr>
+        <w:br/>
+        <w:t xml:space="preserve">        elif user_choice == "i":</w:t>
+      </w:r>
+      <w:r>
+        <w:rPr>
+          <w:rFonts w:ascii="Calibri" w:hAnsi="Calibri" w:cs="Calibri"/>
+        </w:rPr>
+        <w:br/>
+        <w:t xml:space="preserve">            cart.print_descriptions()</w:t>
+      </w:r>
+      <w:r>
+        <w:rPr>
+          <w:rFonts w:ascii="Calibri" w:hAnsi="Calibri" w:cs="Calibri"/>
+        </w:rPr>
+        <w:br/>
+      </w:r>
+      <w:r>
+        <w:rPr>
+          <w:rFonts w:ascii="Calibri" w:hAnsi="Calibri" w:cs="Calibri"/>
+        </w:rPr>
+        <w:br/>
+        <w:t xml:space="preserve">        elif user_choice == "o":</w:t>
+      </w:r>
+      <w:r>
+        <w:rPr>
+          <w:rFonts w:ascii="Calibri" w:hAnsi="Calibri" w:cs="Calibri"/>
+        </w:rPr>
+        <w:br/>
+        <w:t xml:space="preserve">            cart.print_total()</w:t>
+      </w:r>
+      <w:r>
+        <w:rPr>
+          <w:rFonts w:ascii="Calibri" w:hAnsi="Calibri" w:cs="Calibri"/>
+        </w:rPr>
+        <w:br/>
+      </w:r>
+      <w:r>
+        <w:rPr>
+          <w:rFonts w:ascii="Calibri" w:hAnsi="Calibri" w:cs="Calibri"/>
+        </w:rPr>
+        <w:br/>
+        <w:t xml:space="preserve">        elif user_choice == "q":</w:t>
+      </w:r>
+      <w:r>
+        <w:rPr>
+          <w:rFonts w:ascii="Calibri" w:hAnsi="Calibri" w:cs="Calibri"/>
+        </w:rPr>
+        <w:br/>
+        <w:t xml:space="preserve">            print("\nExited Cart")</w:t>
       </w:r>
       <w:r>
         <w:rPr>
@@ -5791,21 +3151,7 @@
           <w:rFonts w:ascii="Calibri" w:hAnsi="Calibri" w:cs="Calibri"/>
         </w:rPr>
         <w:br/>
-        <w:t xml:space="preserve">            print("\</w:t>
-      </w:r>
-      <w:proofErr w:type="spellStart"/>
-      <w:r>
-        <w:rPr>
-          <w:rFonts w:ascii="Calibri" w:hAnsi="Calibri" w:cs="Calibri"/>
-        </w:rPr>
-        <w:t>nInvalid</w:t>
-      </w:r>
-      <w:proofErr w:type="spellEnd"/>
-      <w:r>
-        <w:rPr>
-          <w:rFonts w:ascii="Calibri" w:hAnsi="Calibri" w:cs="Calibri"/>
-        </w:rPr>
-        <w:t xml:space="preserve"> Choice!! Please Enter Valid Choice.\n")</w:t>
+        <w:t xml:space="preserve">            print("\nInvalid Choice!! Please Enter Valid Choice.\n")</w:t>
       </w:r>
       <w:r>
         <w:rPr>
@@ -5838,21 +3184,7 @@
           <w:rFonts w:ascii="Calibri" w:hAnsi="Calibri" w:cs="Calibri"/>
         </w:rPr>
         <w:br/>
-        <w:t xml:space="preserve">    name = </w:t>
-      </w:r>
-      <w:proofErr w:type="spellStart"/>
-      <w:r>
-        <w:rPr>
-          <w:rFonts w:ascii="Calibri" w:hAnsi="Calibri" w:cs="Calibri"/>
-        </w:rPr>
-        <w:t>get_valid_name</w:t>
-      </w:r>
-      <w:proofErr w:type="spellEnd"/>
-      <w:r>
-        <w:rPr>
-          <w:rFonts w:ascii="Calibri" w:hAnsi="Calibri" w:cs="Calibri"/>
-        </w:rPr>
-        <w:t>("Enter customer's name: \n")</w:t>
+        <w:t xml:space="preserve">    name = get_valid_name("Enter customer's name: \n")</w:t>
       </w:r>
       <w:r>
         <w:rPr>
@@ -5879,131 +3211,47 @@
           <w:rFonts w:ascii="Calibri" w:hAnsi="Calibri" w:cs="Calibri"/>
         </w:rPr>
         <w:br/>
-        <w:t xml:space="preserve">        date = </w:t>
-      </w:r>
-      <w:proofErr w:type="spellStart"/>
-      <w:r>
-        <w:rPr>
-          <w:rFonts w:ascii="Calibri" w:hAnsi="Calibri" w:cs="Calibri"/>
-        </w:rPr>
-        <w:t>datetime.now</w:t>
-      </w:r>
-      <w:proofErr w:type="spellEnd"/>
-      <w:r>
-        <w:rPr>
-          <w:rFonts w:ascii="Calibri" w:hAnsi="Calibri" w:cs="Calibri"/>
-        </w:rPr>
-        <w:t>().</w:t>
-      </w:r>
-      <w:proofErr w:type="spellStart"/>
-      <w:r>
-        <w:rPr>
-          <w:rFonts w:ascii="Calibri" w:hAnsi="Calibri" w:cs="Calibri"/>
-        </w:rPr>
-        <w:t>strftime</w:t>
-      </w:r>
-      <w:proofErr w:type="spellEnd"/>
-      <w:r>
-        <w:rPr>
-          <w:rFonts w:ascii="Calibri" w:hAnsi="Calibri" w:cs="Calibri"/>
-        </w:rPr>
-        <w:t>("%B %d, %Y")</w:t>
-      </w:r>
-      <w:r>
-        <w:rPr>
-          <w:rFonts w:ascii="Calibri" w:hAnsi="Calibri" w:cs="Calibri"/>
-        </w:rPr>
-        <w:br/>
-      </w:r>
-      <w:r>
-        <w:rPr>
-          <w:rFonts w:ascii="Calibri" w:hAnsi="Calibri" w:cs="Calibri"/>
-        </w:rPr>
-        <w:br/>
-        <w:t xml:space="preserve">    print(f"\</w:t>
-      </w:r>
-      <w:proofErr w:type="spellStart"/>
-      <w:r>
-        <w:rPr>
-          <w:rFonts w:ascii="Calibri" w:hAnsi="Calibri" w:cs="Calibri"/>
-        </w:rPr>
-        <w:t>nCustomer</w:t>
-      </w:r>
-      <w:proofErr w:type="spellEnd"/>
-      <w:r>
-        <w:rPr>
-          <w:rFonts w:ascii="Calibri" w:hAnsi="Calibri" w:cs="Calibri"/>
-        </w:rPr>
-        <w:t xml:space="preserve"> Name: {name}")</w:t>
-      </w:r>
-      <w:r>
-        <w:rPr>
-          <w:rFonts w:ascii="Calibri" w:hAnsi="Calibri" w:cs="Calibri"/>
-        </w:rPr>
-        <w:br/>
-        <w:t xml:space="preserve">    print(</w:t>
-      </w:r>
-      <w:proofErr w:type="spellStart"/>
-      <w:r>
-        <w:rPr>
-          <w:rFonts w:ascii="Calibri" w:hAnsi="Calibri" w:cs="Calibri"/>
-        </w:rPr>
-        <w:t>f"Today's</w:t>
-      </w:r>
-      <w:proofErr w:type="spellEnd"/>
-      <w:r>
-        <w:rPr>
-          <w:rFonts w:ascii="Calibri" w:hAnsi="Calibri" w:cs="Calibri"/>
-        </w:rPr>
-        <w:t xml:space="preserve"> Date: {date}")</w:t>
-      </w:r>
-      <w:r>
-        <w:rPr>
-          <w:rFonts w:ascii="Calibri" w:hAnsi="Calibri" w:cs="Calibri"/>
-        </w:rPr>
-        <w:br/>
-      </w:r>
-      <w:r>
-        <w:rPr>
-          <w:rFonts w:ascii="Calibri" w:hAnsi="Calibri" w:cs="Calibri"/>
-        </w:rPr>
-        <w:br/>
-        <w:t xml:space="preserve">    cart = </w:t>
-      </w:r>
-      <w:proofErr w:type="spellStart"/>
-      <w:r>
-        <w:rPr>
-          <w:rFonts w:ascii="Calibri" w:hAnsi="Calibri" w:cs="Calibri"/>
-        </w:rPr>
-        <w:t>ShoppingCart</w:t>
-      </w:r>
-      <w:proofErr w:type="spellEnd"/>
-      <w:r>
-        <w:rPr>
-          <w:rFonts w:ascii="Calibri" w:hAnsi="Calibri" w:cs="Calibri"/>
-        </w:rPr>
-        <w:t>(name, date)</w:t>
-      </w:r>
-      <w:r>
-        <w:rPr>
-          <w:rFonts w:ascii="Calibri" w:hAnsi="Calibri" w:cs="Calibri"/>
-        </w:rPr>
-        <w:br/>
-        <w:t xml:space="preserve">    </w:t>
-      </w:r>
-      <w:proofErr w:type="spellStart"/>
-      <w:r>
-        <w:rPr>
-          <w:rFonts w:ascii="Calibri" w:hAnsi="Calibri" w:cs="Calibri"/>
-        </w:rPr>
-        <w:t>print_menu</w:t>
-      </w:r>
-      <w:proofErr w:type="spellEnd"/>
-      <w:r>
-        <w:rPr>
-          <w:rFonts w:ascii="Calibri" w:hAnsi="Calibri" w:cs="Calibri"/>
-        </w:rPr>
-        <w:t>(cart)</w:t>
+        <w:t xml:space="preserve">        date = datetime.now().strftime("%B %d, %Y")</w:t>
+      </w:r>
+      <w:r>
+        <w:rPr>
+          <w:rFonts w:ascii="Calibri" w:hAnsi="Calibri" w:cs="Calibri"/>
+        </w:rPr>
+        <w:br/>
+      </w:r>
+      <w:r>
+        <w:rPr>
+          <w:rFonts w:ascii="Calibri" w:hAnsi="Calibri" w:cs="Calibri"/>
+        </w:rPr>
+        <w:br/>
+        <w:t xml:space="preserve">    print(f"\nCustomer Name: {name}")</w:t>
+      </w:r>
+      <w:r>
+        <w:rPr>
+          <w:rFonts w:ascii="Calibri" w:hAnsi="Calibri" w:cs="Calibri"/>
+        </w:rPr>
+        <w:br/>
+        <w:t xml:space="preserve">    print(f"Today's Date: {date}")</w:t>
+      </w:r>
+      <w:r>
+        <w:rPr>
+          <w:rFonts w:ascii="Calibri" w:hAnsi="Calibri" w:cs="Calibri"/>
+        </w:rPr>
+        <w:br/>
+      </w:r>
+      <w:r>
+        <w:rPr>
+          <w:rFonts w:ascii="Calibri" w:hAnsi="Calibri" w:cs="Calibri"/>
+        </w:rPr>
+        <w:br/>
+        <w:t xml:space="preserve">    cart = ShoppingCart(name, date)</w:t>
+      </w:r>
+      <w:r>
+        <w:rPr>
+          <w:rFonts w:ascii="Calibri" w:hAnsi="Calibri" w:cs="Calibri"/>
+        </w:rPr>
+        <w:br/>
+        <w:t xml:space="preserve">    print_menu(cart)</w:t>
       </w:r>
       <w:r>
         <w:rPr>
@@ -6069,6 +3317,7 @@
       <w:r>
         <w:rPr>
           <w:rFonts w:ascii="Calibri" w:hAnsi="Calibri" w:cs="Calibri"/>
+          <w:noProof/>
         </w:rPr>
         <w:drawing>
           <wp:inline distT="0" distB="0" distL="0" distR="0" wp14:anchorId="12E5F433" wp14:editId="31B84E63">
@@ -6130,6 +3379,7 @@
       <w:r>
         <w:rPr>
           <w:rFonts w:ascii="Calibri" w:hAnsi="Calibri" w:cs="Calibri"/>
+          <w:noProof/>
         </w:rPr>
         <w:lastRenderedPageBreak/>
         <w:drawing>
@@ -6192,6 +3442,7 @@
       <w:r>
         <w:rPr>
           <w:rFonts w:ascii="Calibri" w:hAnsi="Calibri" w:cs="Calibri"/>
+          <w:noProof/>
         </w:rPr>
         <w:drawing>
           <wp:inline distT="0" distB="0" distL="0" distR="0" wp14:anchorId="215BCB90" wp14:editId="52734C7A">
@@ -6253,6 +3504,7 @@
       <w:r>
         <w:rPr>
           <w:rFonts w:ascii="Calibri" w:hAnsi="Calibri" w:cs="Calibri"/>
+          <w:noProof/>
         </w:rPr>
         <w:lastRenderedPageBreak/>
         <w:drawing>
@@ -6315,6 +3567,7 @@
       <w:r>
         <w:rPr>
           <w:rFonts w:ascii="Calibri" w:hAnsi="Calibri" w:cs="Calibri"/>
+          <w:noProof/>
         </w:rPr>
         <w:drawing>
           <wp:inline distT="0" distB="0" distL="0" distR="0" wp14:anchorId="1F68DE61" wp14:editId="5645DFA5">
@@ -6376,6 +3629,7 @@
       <w:r>
         <w:rPr>
           <w:rFonts w:ascii="Calibri" w:hAnsi="Calibri" w:cs="Calibri"/>
+          <w:noProof/>
         </w:rPr>
         <w:lastRenderedPageBreak/>
         <w:drawing>
@@ -6438,6 +3692,7 @@
       <w:r>
         <w:rPr>
           <w:rFonts w:ascii="Calibri" w:hAnsi="Calibri" w:cs="Calibri"/>
+          <w:noProof/>
         </w:rPr>
         <w:drawing>
           <wp:inline distT="0" distB="0" distL="0" distR="0" wp14:anchorId="0316E636" wp14:editId="4DA22463">
@@ -6499,6 +3754,7 @@
       <w:r>
         <w:rPr>
           <w:rFonts w:ascii="Calibri" w:hAnsi="Calibri" w:cs="Calibri"/>
+          <w:noProof/>
         </w:rPr>
         <w:lastRenderedPageBreak/>
         <w:drawing>
@@ -6561,6 +3817,7 @@
       <w:r>
         <w:rPr>
           <w:rFonts w:ascii="Calibri" w:hAnsi="Calibri" w:cs="Calibri"/>
+          <w:noProof/>
         </w:rPr>
         <w:drawing>
           <wp:inline distT="0" distB="0" distL="0" distR="0" wp14:anchorId="60CB5CCD" wp14:editId="62C21F37">
@@ -7091,30 +4348,19 @@
         <w:rPr>
           <w:rFonts w:ascii="Calibri" w:hAnsi="Calibri" w:cs="Calibri"/>
         </w:rPr>
-        <w:t>Change</w:t>
-      </w:r>
-      <w:r>
-        <w:rPr>
-          <w:rFonts w:ascii="Calibri" w:hAnsi="Calibri" w:cs="Calibri"/>
-        </w:rPr>
-        <w:t xml:space="preserve"> Item</w:t>
-      </w:r>
-      <w:r>
-        <w:rPr>
-          <w:rFonts w:ascii="Calibri" w:hAnsi="Calibri" w:cs="Calibri"/>
-        </w:rPr>
-        <w:t xml:space="preserve"> Quantity</w:t>
-      </w:r>
-    </w:p>
-    <w:p>
-      <w:pPr>
-        <w:rPr>
-          <w:rFonts w:ascii="Calibri" w:hAnsi="Calibri" w:cs="Calibri"/>
-        </w:rPr>
-      </w:pPr>
-      <w:r>
-        <w:rPr>
-          <w:rFonts w:ascii="Calibri" w:hAnsi="Calibri" w:cs="Calibri"/>
+        <w:t>Change Item Quantity</w:t>
+      </w:r>
+    </w:p>
+    <w:p>
+      <w:pPr>
+        <w:rPr>
+          <w:rFonts w:ascii="Calibri" w:hAnsi="Calibri" w:cs="Calibri"/>
+        </w:rPr>
+      </w:pPr>
+      <w:r>
+        <w:rPr>
+          <w:rFonts w:ascii="Calibri" w:hAnsi="Calibri" w:cs="Calibri"/>
+          <w:noProof/>
         </w:rPr>
         <w:drawing>
           <wp:inline distT="0" distB="0" distL="0" distR="0" wp14:anchorId="5D4C72D5" wp14:editId="6C56AA33">
@@ -7186,7 +4432,6 @@
           <w:color w:val="4EA72E" w:themeColor="accent6"/>
         </w:rPr>
       </w:pPr>
-      <w:proofErr w:type="gramStart"/>
       <w:r>
         <w:rPr>
           <w:rFonts w:ascii="Calibri" w:hAnsi="Calibri" w:cs="Calibri"/>
@@ -7196,24 +4441,24 @@
         </w:rPr>
         <w:t>Final Result</w:t>
       </w:r>
-      <w:proofErr w:type="gramEnd"/>
-    </w:p>
-    <w:p>
-      <w:pPr>
-        <w:rPr>
-          <w:rFonts w:ascii="Calibri" w:hAnsi="Calibri" w:cs="Calibri"/>
-        </w:rPr>
-      </w:pPr>
-    </w:p>
-    <w:p>
-      <w:pPr>
-        <w:rPr>
-          <w:rFonts w:ascii="Calibri" w:hAnsi="Calibri" w:cs="Calibri"/>
-        </w:rPr>
-      </w:pPr>
-      <w:r>
-        <w:rPr>
-          <w:rFonts w:ascii="Calibri" w:hAnsi="Calibri" w:cs="Calibri"/>
+    </w:p>
+    <w:p>
+      <w:pPr>
+        <w:rPr>
+          <w:rFonts w:ascii="Calibri" w:hAnsi="Calibri" w:cs="Calibri"/>
+        </w:rPr>
+      </w:pPr>
+    </w:p>
+    <w:p>
+      <w:pPr>
+        <w:rPr>
+          <w:rFonts w:ascii="Calibri" w:hAnsi="Calibri" w:cs="Calibri"/>
+        </w:rPr>
+      </w:pPr>
+      <w:r>
+        <w:rPr>
+          <w:rFonts w:ascii="Calibri" w:hAnsi="Calibri" w:cs="Calibri"/>
+          <w:noProof/>
         </w:rPr>
         <w:drawing>
           <wp:inline distT="0" distB="0" distL="0" distR="0" wp14:anchorId="32697022" wp14:editId="3DF3E590">
@@ -7261,6 +4506,7 @@
       <w:r>
         <w:rPr>
           <w:rFonts w:ascii="Calibri" w:hAnsi="Calibri" w:cs="Calibri"/>
+          <w:noProof/>
         </w:rPr>
         <w:lastRenderedPageBreak/>
         <w:drawing>
@@ -7329,6 +4575,7 @@
       <w:r>
         <w:rPr>
           <w:rFonts w:ascii="Calibri" w:hAnsi="Calibri" w:cs="Calibri"/>
+          <w:noProof/>
         </w:rPr>
         <w:drawing>
           <wp:inline distT="0" distB="0" distL="0" distR="0" wp14:anchorId="3153C62F" wp14:editId="6D0A24C0">
@@ -7380,6 +4627,47 @@
           <w:rFonts w:ascii="Calibri" w:hAnsi="Calibri" w:cs="Calibri"/>
         </w:rPr>
       </w:pPr>
+      <w:r>
+        <w:rPr>
+          <w:rFonts w:ascii="Calibri" w:hAnsi="Calibri" w:cs="Calibri"/>
+        </w:rPr>
+        <w:lastRenderedPageBreak/>
+        <w:drawing>
+          <wp:inline distT="0" distB="0" distL="0" distR="0" wp14:anchorId="2DE54BBC" wp14:editId="7713899D">
+            <wp:extent cx="5943600" cy="2596515"/>
+            <wp:effectExtent l="0" t="0" r="0" b="0"/>
+            <wp:docPr id="121542772" name="Picture 1"/>
+            <wp:cNvGraphicFramePr>
+              <a:graphicFrameLocks xmlns:a="http://schemas.openxmlformats.org/drawingml/2006/main" noChangeAspect="1"/>
+            </wp:cNvGraphicFramePr>
+            <a:graphic xmlns:a="http://schemas.openxmlformats.org/drawingml/2006/main">
+              <a:graphicData uri="http://schemas.openxmlformats.org/drawingml/2006/picture">
+                <pic:pic xmlns:pic="http://schemas.openxmlformats.org/drawingml/2006/picture">
+                  <pic:nvPicPr>
+                    <pic:cNvPr id="121542772" name=""/>
+                    <pic:cNvPicPr/>
+                  </pic:nvPicPr>
+                  <pic:blipFill>
+                    <a:blip r:embed="rId21"/>
+                    <a:stretch>
+                      <a:fillRect/>
+                    </a:stretch>
+                  </pic:blipFill>
+                  <pic:spPr>
+                    <a:xfrm>
+                      <a:off x="0" y="0"/>
+                      <a:ext cx="5943600" cy="2596515"/>
+                    </a:xfrm>
+                    <a:prstGeom prst="rect">
+                      <a:avLst/>
+                    </a:prstGeom>
+                  </pic:spPr>
+                </pic:pic>
+              </a:graphicData>
+            </a:graphic>
+          </wp:inline>
+        </w:drawing>
+      </w:r>
     </w:p>
     <w:p>
       <w:pPr>
@@ -8020,6 +5308,7 @@
   <w:style w:type="character" w:default="1" w:styleId="DefaultParagraphFont">
     <w:name w:val="Default Paragraph Font"/>
     <w:uiPriority w:val="1"/>
+    <w:semiHidden/>
     <w:unhideWhenUsed/>
   </w:style>
   <w:style w:type="table" w:default="1" w:styleId="TableNormal">
